--- a/cv/DongyoungKim_CV_2020_ko_v4.docx
+++ b/cv/DongyoungKim_CV_2020_ko_v4.docx
@@ -17,7 +17,8 @@
         <w:tblLook w:val="04A0" w:firstRow="1" w:lastRow="0" w:firstColumn="1" w:lastColumn="0" w:noHBand="0" w:noVBand="1"/>
       </w:tblPr>
       <w:tblGrid>
-        <w:gridCol w:w="9350"/>
+        <w:gridCol w:w="1844"/>
+        <w:gridCol w:w="7507"/>
       </w:tblGrid>
       <w:tr>
         <w:trPr>
@@ -25,12 +26,79 @@
         </w:trPr>
         <w:tc>
           <w:tcPr>
-            <w:tcW w:w="9350" w:type="dxa"/>
+            <w:tcW w:w="1843" w:type="dxa"/>
             <w:tcBorders>
               <w:top w:val="single" w:sz="4" w:space="0" w:color="808080"/>
               <w:bottom w:val="single" w:sz="4" w:space="0" w:color="808080"/>
             </w:tcBorders>
             <w:shd w:val="clear" w:color="auto" w:fill="auto"/>
+            <w:vAlign w:val="center"/>
+          </w:tcPr>
+          <w:p>
+            <w:pPr>
+              <w:jc w:val="left"/>
+            </w:pPr>
+            <w:r>
+              <w:drawing>
+                <wp:inline distT="0" distB="0" distL="0" distR="0" wp14:anchorId="77599049" wp14:editId="069BFD13">
+                  <wp:extent cx="1034228" cy="1382232"/>
+                  <wp:effectExtent l="0" t="0" r="0" b="8890"/>
+                  <wp:docPr id="2" name="Picture 2"/>
+                  <wp:cNvGraphicFramePr>
+                    <a:graphicFrameLocks xmlns:a="http://schemas.openxmlformats.org/drawingml/2006/main" noChangeAspect="1"/>
+                  </wp:cNvGraphicFramePr>
+                  <a:graphic xmlns:a="http://schemas.openxmlformats.org/drawingml/2006/main">
+                    <a:graphicData uri="http://schemas.openxmlformats.org/drawingml/2006/picture">
+                      <pic:pic xmlns:pic="http://schemas.openxmlformats.org/drawingml/2006/picture">
+                        <pic:nvPicPr>
+                          <pic:cNvPr id="0" name="Picture 1"/>
+                          <pic:cNvPicPr>
+                            <a:picLocks noChangeAspect="1" noChangeArrowheads="1"/>
+                          </pic:cNvPicPr>
+                        </pic:nvPicPr>
+                        <pic:blipFill>
+                          <a:blip r:embed="rId8" cstate="print">
+                            <a:extLst>
+                              <a:ext uri="{28A0092B-C50C-407E-A947-70E740481C1C}">
+                                <a14:useLocalDpi xmlns:a14="http://schemas.microsoft.com/office/drawing/2010/main" val="0"/>
+                              </a:ext>
+                            </a:extLst>
+                          </a:blip>
+                          <a:srcRect/>
+                          <a:stretch>
+                            <a:fillRect/>
+                          </a:stretch>
+                        </pic:blipFill>
+                        <pic:spPr bwMode="auto">
+                          <a:xfrm>
+                            <a:off x="0" y="0"/>
+                            <a:ext cx="1047477" cy="1399939"/>
+                          </a:xfrm>
+                          <a:prstGeom prst="rect">
+                            <a:avLst/>
+                          </a:prstGeom>
+                          <a:noFill/>
+                          <a:ln>
+                            <a:noFill/>
+                          </a:ln>
+                        </pic:spPr>
+                      </pic:pic>
+                    </a:graphicData>
+                  </a:graphic>
+                </wp:inline>
+              </w:drawing>
+            </w:r>
+          </w:p>
+        </w:tc>
+        <w:tc>
+          <w:tcPr>
+            <w:tcW w:w="7507" w:type="dxa"/>
+            <w:tcBorders>
+              <w:top w:val="single" w:sz="4" w:space="0" w:color="808080"/>
+              <w:left w:val="nil"/>
+              <w:bottom w:val="single" w:sz="4" w:space="0" w:color="808080"/>
+            </w:tcBorders>
+            <w:shd w:val="clear" w:color="auto" w:fill="auto"/>
           </w:tcPr>
           <w:p>
             <w:pPr>
@@ -123,114 +191,109 @@
           <w:p>
             <w:pPr>
               <w:pStyle w:val="Heading1"/>
+              <w:outlineLvl w:val="0"/>
             </w:pPr>
             <w:r>
               <w:rPr>
                 <w:rFonts w:hint="eastAsia"/>
               </w:rPr>
-              <w:t>산업</w:t>
+              <w:t>산업과</w:t>
             </w:r>
             <w:r>
               <w:rPr>
                 <w:rFonts w:hint="eastAsia"/>
               </w:rPr>
-              <w:t>과</w:t>
+              <w:t xml:space="preserve"> </w:t>
             </w:r>
             <w:r>
               <w:rPr>
                 <w:rFonts w:hint="eastAsia"/>
               </w:rPr>
-              <w:t xml:space="preserve"> </w:t>
+              <w:t>공학을</w:t>
             </w:r>
             <w:r>
               <w:rPr>
                 <w:rFonts w:hint="eastAsia"/>
               </w:rPr>
-              <w:t>공학을</w:t>
+              <w:t xml:space="preserve"> </w:t>
             </w:r>
             <w:r>
               <w:rPr>
                 <w:rFonts w:hint="eastAsia"/>
               </w:rPr>
-              <w:t xml:space="preserve"> </w:t>
+              <w:t>위한</w:t>
             </w:r>
             <w:r>
               <w:rPr>
                 <w:rFonts w:hint="eastAsia"/>
               </w:rPr>
-              <w:t>위한</w:t>
+              <w:t xml:space="preserve"> </w:t>
             </w:r>
             <w:r>
               <w:rPr>
                 <w:rFonts w:hint="eastAsia"/>
               </w:rPr>
-              <w:t xml:space="preserve"> </w:t>
+              <w:t>인공지능</w:t>
             </w:r>
             <w:r>
               <w:rPr>
                 <w:rFonts w:hint="eastAsia"/>
               </w:rPr>
-              <w:t>인공지능</w:t>
+              <w:t xml:space="preserve"> </w:t>
             </w:r>
             <w:r>
               <w:rPr>
                 <w:rFonts w:hint="eastAsia"/>
               </w:rPr>
-              <w:t xml:space="preserve"> </w:t>
+              <w:t>연구</w:t>
             </w:r>
             <w:r>
               <w:rPr>
                 <w:rFonts w:hint="eastAsia"/>
               </w:rPr>
-              <w:t>연구</w:t>
+              <w:t xml:space="preserve"> </w:t>
             </w:r>
             <w:r>
               <w:rPr>
                 <w:rFonts w:hint="eastAsia"/>
               </w:rPr>
-              <w:t xml:space="preserve"> </w:t>
+              <w:t>및</w:t>
             </w:r>
             <w:r>
               <w:rPr>
                 <w:rFonts w:hint="eastAsia"/>
               </w:rPr>
-              <w:t>및</w:t>
+              <w:t xml:space="preserve"> </w:t>
             </w:r>
             <w:r>
               <w:rPr>
                 <w:rFonts w:hint="eastAsia"/>
               </w:rPr>
-              <w:t xml:space="preserve"> </w:t>
+              <w:t>구현</w:t>
+            </w:r>
+          </w:p>
+          <w:p>
+            <w:pPr>
+              <w:rPr>
+                <w:b/>
+              </w:rPr>
+            </w:pPr>
+          </w:p>
+          <w:p>
+            <w:pPr>
+              <w:rPr>
+                <w:b/>
+              </w:rPr>
+            </w:pPr>
+            <w:r>
+              <w:rPr>
+                <w:b/>
+              </w:rPr>
+              <w:t xml:space="preserve">Dongyoung Kim, </w:t>
             </w:r>
             <w:r>
               <w:rPr>
                 <w:rFonts w:hint="eastAsia"/>
-              </w:rPr>
-              <w:t>구현</w:t>
-            </w:r>
-          </w:p>
-          <w:p>
-            <w:pPr>
-              <w:rPr>
-                <w:b/>
-              </w:rPr>
-            </w:pPr>
-          </w:p>
-          <w:p>
-            <w:pPr>
-              <w:rPr>
-                <w:b/>
-              </w:rPr>
-            </w:pPr>
-            <w:r>
-              <w:rPr>
-                <w:b/>
-              </w:rPr>
-              <w:t xml:space="preserve">Dongyoung Kim, </w:t>
-            </w:r>
-            <w:r>
-              <w:rPr>
-                <w:rFonts w:hint="eastAsia"/>
                 <w:b/>
               </w:rPr>
               <w:t>Ph.D.</w:t>
@@ -239,19 +302,7 @@
               <w:rPr>
                 <w:b/>
               </w:rPr>
-              <w:t xml:space="preserve">, Artificial intelligence for </w:t>
-            </w:r>
-            <w:r>
-              <w:rPr>
-                <w:b/>
-              </w:rPr>
-              <w:t>engineering</w:t>
-            </w:r>
-            <w:r>
-              <w:rPr>
-                <w:b/>
-              </w:rPr>
-              <w:t xml:space="preserve"> and industry</w:t>
+              <w:t>, Artificial intelligence for engineering and industry</w:t>
             </w:r>
           </w:p>
           <w:p>
@@ -296,19 +347,7 @@
               <w:rPr>
                 <w:sz w:val="18"/>
               </w:rPr>
-              <w:t>Samsung Life Insurance</w:t>
-            </w:r>
-            <w:r>
-              <w:rPr>
-                <w:sz w:val="18"/>
-              </w:rPr>
-              <w:t xml:space="preserve">, </w:t>
-            </w:r>
-            <w:r>
-              <w:rPr>
-                <w:sz w:val="18"/>
-              </w:rPr>
-              <w:t>Seoul</w:t>
+              <w:t>Samsung Life Insurance, Seoul</w:t>
             </w:r>
             <w:r>
               <w:rPr>
@@ -350,7 +389,7 @@
               </w:rPr>
               <w:t xml:space="preserve">E-mail: </w:t>
             </w:r>
-            <w:hyperlink r:id="rId8" w:history="1">
+            <w:hyperlink r:id="rId9" w:history="1">
               <w:r>
                 <w:rPr>
                   <w:rStyle w:val="Hyperlink"/>
@@ -369,27 +408,21 @@
               <w:rPr>
                 <w:sz w:val="18"/>
               </w:rPr>
-              <w:t xml:space="preserve">/ </w:t>
+              <w:t>/ Portfolio</w:t>
             </w:r>
             <w:r>
               <w:rPr>
                 <w:sz w:val="18"/>
               </w:rPr>
-              <w:t>Portfolio</w:t>
+              <w:t>:</w:t>
             </w:r>
             <w:r>
               <w:rPr>
                 <w:sz w:val="18"/>
               </w:rPr>
-              <w:t>:</w:t>
-            </w:r>
-            <w:r>
-              <w:rPr>
-                <w:sz w:val="18"/>
-              </w:rPr>
-              <w:t xml:space="preserve"> </w:t>
-            </w:r>
-            <w:hyperlink r:id="rId9" w:history="1">
+              <w:t xml:space="preserve"> </w:t>
+            </w:r>
+            <w:hyperlink r:id="rId10" w:history="1">
               <w:r>
                 <w:rPr>
                   <w:rStyle w:val="Hyperlink"/>
@@ -1162,7 +1195,7 @@
             <w:pPr>
               <w:jc w:val="left"/>
               <w:rPr>
-                <w:rFonts w:eastAsia="NanumSquare" w:hint="eastAsia"/>
+                <w:rFonts w:eastAsia="NanumSquare"/>
                 <w:b/>
               </w:rPr>
             </w:pPr>
@@ -1315,7 +1348,7 @@
             <w:pPr>
               <w:jc w:val="left"/>
               <w:rPr>
-                <w:rFonts w:eastAsia="NanumSquare" w:hint="eastAsia"/>
+                <w:rFonts w:eastAsia="NanumSquare"/>
               </w:rPr>
             </w:pPr>
             <w:r>
@@ -1872,6 +1905,7 @@
           <w:p>
             <w:pPr>
               <w:pStyle w:val="Heading1"/>
+              <w:outlineLvl w:val="0"/>
             </w:pPr>
             <w:r>
               <w:rPr>
@@ -3882,7 +3916,7 @@
                 <w:bCs/>
               </w:rPr>
             </w:pPr>
-            <w:hyperlink r:id="rId10" w:history="1">
+            <w:hyperlink r:id="rId11" w:history="1">
               <w:r>
                 <w:rPr>
                   <w:rStyle w:val="Hyperlink"/>
@@ -3975,7 +4009,7 @@
                 <w:bCs/>
               </w:rPr>
             </w:pPr>
-            <w:hyperlink r:id="rId11" w:history="1">
+            <w:hyperlink r:id="rId12" w:history="1">
               <w:r>
                 <w:rPr>
                   <w:rStyle w:val="Hyperlink"/>
@@ -4031,7 +4065,7 @@
                 <w:bCs/>
               </w:rPr>
             </w:pPr>
-            <w:hyperlink r:id="rId12" w:history="1">
+            <w:hyperlink r:id="rId13" w:history="1">
               <w:r>
                 <w:rPr>
                   <w:rStyle w:val="Hyperlink"/>
@@ -4107,6 +4141,7 @@
           <w:p>
             <w:pPr>
               <w:pStyle w:val="Heading1"/>
+              <w:outlineLvl w:val="0"/>
             </w:pPr>
             <w:r>
               <w:rPr>
@@ -4163,7 +4198,10 @@
               <w:rPr>
                 <w:rFonts w:hint="eastAsia"/>
               </w:rPr>
-              <w:t>엔진</w:t>
+              <w:t>e</w:t>
+            </w:r>
+            <w:r>
+              <w:t>ngine</w:t>
             </w:r>
           </w:p>
           <w:p>
@@ -4771,7 +4809,7 @@
             <w:pPr>
               <w:ind w:left="-46"/>
               <w:rPr>
-                <w:rFonts w:eastAsia="NanumSquare" w:hint="eastAsia"/>
+                <w:rFonts w:eastAsia="NanumSquare"/>
               </w:rPr>
             </w:pPr>
           </w:p>
@@ -4830,6 +4868,7 @@
           <w:p>
             <w:pPr>
               <w:pStyle w:val="Heading1"/>
+              <w:outlineLvl w:val="0"/>
             </w:pPr>
             <w:r>
               <w:rPr>
@@ -4904,7 +4943,10 @@
               <w:t xml:space="preserve"> </w:t>
             </w:r>
             <w:r>
-              <w:t>AI data/model management framework</w:t>
+              <w:t xml:space="preserve">AI data/model management </w:t>
+            </w:r>
+            <w:r>
+              <w:t>platform</w:t>
             </w:r>
           </w:p>
           <w:p>
@@ -5031,7 +5073,13 @@
               <w:rPr>
                 <w:rFonts w:eastAsia="NanumSquare"/>
               </w:rPr>
-              <w:t xml:space="preserve">framework </w:t>
+              <w:t>platform</w:t>
+            </w:r>
+            <w:r>
+              <w:rPr>
+                <w:rFonts w:eastAsia="NanumSquare"/>
+              </w:rPr>
+              <w:t xml:space="preserve"> </w:t>
             </w:r>
             <w:r>
               <w:rPr>
@@ -5715,17 +5763,17 @@
             </w:r>
             <w:r>
               <w:rPr>
-                <w:rFonts w:eastAsia="NanumSquare" w:hint="eastAsia"/>
-                <w:bCs/>
-              </w:rPr>
-              <w:t>A</w:t>
-            </w:r>
-            <w:r>
-              <w:rPr>
-                <w:rFonts w:eastAsia="NanumSquare"/>
-                <w:bCs/>
-              </w:rPr>
-              <w:t xml:space="preserve">PI </w:t>
+                <w:rFonts w:eastAsia="NanumSquare"/>
+                <w:bCs/>
+              </w:rPr>
+              <w:t>platform</w:t>
+            </w:r>
+            <w:r>
+              <w:rPr>
+                <w:rFonts w:eastAsia="NanumSquare"/>
+                <w:bCs/>
+              </w:rPr>
+              <w:t xml:space="preserve"> </w:t>
             </w:r>
             <w:r>
               <w:rPr>
@@ -5799,6 +5847,7 @@
           <w:p>
             <w:pPr>
               <w:pStyle w:val="Heading1"/>
+              <w:outlineLvl w:val="0"/>
             </w:pPr>
             <w:r>
               <w:rPr>
@@ -6302,7 +6351,14 @@
                 <w:rFonts w:eastAsia="NanumSquare"/>
                 <w:bCs/>
               </w:rPr>
-              <w:t xml:space="preserve">API </w:t>
+              <w:t>platform</w:t>
+            </w:r>
+            <w:r>
+              <w:rPr>
+                <w:rFonts w:eastAsia="NanumSquare"/>
+                <w:bCs/>
+              </w:rPr>
+              <w:t xml:space="preserve"> </w:t>
             </w:r>
             <w:r>
               <w:rPr>
@@ -6498,7 +6554,21 @@
                 <w:rFonts w:eastAsia="NanumSquare"/>
                 <w:bCs/>
               </w:rPr>
-              <w:t xml:space="preserve">IR model, TF-IDF, BM25), MRC (BERT, Electra), GPT, </w:t>
+              <w:t>IR model</w:t>
+            </w:r>
+            <w:r>
+              <w:rPr>
+                <w:rFonts w:eastAsia="NanumSquare"/>
+                <w:bCs/>
+              </w:rPr>
+              <w:t>s:</w:t>
+            </w:r>
+            <w:r>
+              <w:rPr>
+                <w:rFonts w:eastAsia="NanumSquare"/>
+                <w:bCs/>
+              </w:rPr>
+              <w:t xml:space="preserve"> TF-IDF, BM25), MRC (BERT, Electra), GPT, </w:t>
             </w:r>
             <w:r>
               <w:rPr>
@@ -6750,7 +6820,14 @@
                 <w:rFonts w:eastAsia="NanumSquare"/>
                 <w:bCs/>
               </w:rPr>
-              <w:t xml:space="preserve">API </w:t>
+              <w:t>platform</w:t>
+            </w:r>
+            <w:r>
+              <w:rPr>
+                <w:rFonts w:eastAsia="NanumSquare"/>
+                <w:bCs/>
+              </w:rPr>
+              <w:t xml:space="preserve"> </w:t>
             </w:r>
             <w:r>
               <w:rPr>
@@ -6769,12 +6846,73 @@
           </w:p>
           <w:p>
             <w:pPr>
-              <w:ind w:left="-46"/>
-              <w:rPr>
-                <w:rFonts w:eastAsia="NanumSquare"/>
-                <w:b/>
-              </w:rPr>
-            </w:pPr>
+              <w:pStyle w:val="ListParagraph"/>
+              <w:numPr>
+                <w:ilvl w:val="0"/>
+                <w:numId w:val="2"/>
+              </w:numPr>
+              <w:ind w:left="314"/>
+              <w:rPr>
+                <w:rFonts w:eastAsia="NanumSquare"/>
+                <w:bCs/>
+              </w:rPr>
+            </w:pPr>
+            <w:r>
+              <w:rPr>
+                <w:rFonts w:eastAsia="NanumSquare" w:hint="eastAsia"/>
+                <w:bCs/>
+              </w:rPr>
+              <w:t>G</w:t>
+            </w:r>
+            <w:r>
+              <w:rPr>
+                <w:rFonts w:eastAsia="NanumSquare"/>
+                <w:bCs/>
+              </w:rPr>
+              <w:t>raph DB</w:t>
+            </w:r>
+            <w:r>
+              <w:rPr>
+                <w:rFonts w:eastAsia="NanumSquare" w:hint="eastAsia"/>
+                <w:bCs/>
+              </w:rPr>
+              <w:t>탐색용</w:t>
+            </w:r>
+            <w:r>
+              <w:rPr>
+                <w:rFonts w:eastAsia="NanumSquare" w:hint="eastAsia"/>
+                <w:bCs/>
+              </w:rPr>
+              <w:t xml:space="preserve"> </w:t>
+            </w:r>
+            <w:r>
+              <w:rPr>
+                <w:rFonts w:eastAsia="NanumSquare" w:hint="eastAsia"/>
+                <w:bCs/>
+              </w:rPr>
+              <w:t>알고리즘</w:t>
+            </w:r>
+            <w:r>
+              <w:rPr>
+                <w:rFonts w:eastAsia="NanumSquare" w:hint="eastAsia"/>
+                <w:bCs/>
+              </w:rPr>
+              <w:t xml:space="preserve"> </w:t>
+            </w:r>
+            <w:r>
+              <w:rPr>
+                <w:rFonts w:eastAsia="NanumSquare" w:hint="eastAsia"/>
+                <w:bCs/>
+              </w:rPr>
+              <w:t>개발</w:t>
+            </w:r>
+            <w:r>
+              <w:rPr>
+                <w:rFonts w:eastAsia="NanumSquare" w:hint="eastAsia"/>
+                <w:bCs/>
+              </w:rPr>
+              <w:t xml:space="preserve"> </w:t>
+            </w:r>
           </w:p>
           <w:p>
             <w:pPr>
@@ -6845,6 +6983,7 @@
           <w:p>
             <w:pPr>
               <w:pStyle w:val="Heading1"/>
+              <w:outlineLvl w:val="0"/>
             </w:pPr>
             <w:r>
               <w:rPr>
@@ -7511,17 +7650,10 @@
             </w:r>
             <w:r>
               <w:rPr>
-                <w:rFonts w:eastAsia="NanumSquare" w:hint="eastAsia"/>
-                <w:bCs/>
-              </w:rPr>
-              <w:t>엔진</w:t>
-            </w:r>
-            <w:r>
-              <w:rPr>
-                <w:rFonts w:eastAsia="NanumSquare" w:hint="eastAsia"/>
-                <w:bCs/>
-              </w:rPr>
-              <w:t xml:space="preserve"> </w:t>
+                <w:rFonts w:eastAsia="NanumSquare"/>
+                <w:bCs/>
+              </w:rPr>
+              <w:t xml:space="preserve"> platform</w:t>
             </w:r>
             <w:r>
               <w:rPr>
@@ -7697,7 +7829,14 @@
                 <w:rFonts w:eastAsia="NanumSquare"/>
                 <w:bCs/>
               </w:rPr>
-              <w:t>MicroGPT</w:t>
+              <w:t>mini</w:t>
+            </w:r>
+            <w:r>
+              <w:rPr>
+                <w:rFonts w:eastAsia="NanumSquare"/>
+                <w:bCs/>
+              </w:rPr>
+              <w:t>GPT</w:t>
             </w:r>
             <w:proofErr w:type="spellEnd"/>
             <w:r>
@@ -7740,14 +7879,14 @@
                 <w:rFonts w:eastAsia="NanumSquare"/>
                 <w:bCs/>
               </w:rPr>
-              <w:t xml:space="preserve">topic specific </w:t>
-            </w:r>
-            <w:r>
-              <w:rPr>
-                <w:rFonts w:eastAsia="NanumSquare" w:hint="eastAsia"/>
-                <w:bCs/>
-              </w:rPr>
-              <w:t>엔진</w:t>
+              <w:t>topic specific</w:t>
+            </w:r>
+            <w:r>
+              <w:rPr>
+                <w:rFonts w:eastAsia="NanumSquare"/>
+                <w:bCs/>
+              </w:rPr>
+              <w:t xml:space="preserve"> text generative model</w:t>
             </w:r>
             <w:r>
               <w:rPr>
@@ -7779,11 +7918,6 @@
             <w:shd w:val="clear" w:color="auto" w:fill="F2F2F2" w:themeFill="background1" w:themeFillShade="F2"/>
           </w:tcPr>
           <w:p>
-            <w:pPr>
-              <w:rPr>
-                <w:rFonts w:hint="eastAsia"/>
-              </w:rPr>
-            </w:pPr>
             <w:r>
               <w:rPr>
                 <w:rFonts w:hint="eastAsia"/>
@@ -7818,6 +7952,7 @@
           <w:p>
             <w:pPr>
               <w:pStyle w:val="Heading1"/>
+              <w:outlineLvl w:val="0"/>
             </w:pPr>
             <w:r>
               <w:rPr>
@@ -7880,7 +8015,7 @@
                           </pic:cNvPicPr>
                         </pic:nvPicPr>
                         <pic:blipFill rotWithShape="1">
-                          <a:blip r:embed="rId13" cstate="print">
+                          <a:blip r:embed="rId14" cstate="print">
                             <a:extLst>
                               <a:ext uri="{28A0092B-C50C-407E-A947-70E740481C1C}">
                                 <a14:useLocalDpi xmlns:a14="http://schemas.microsoft.com/office/drawing/2010/main" val="0"/>
@@ -8603,6 +8738,13 @@
                 <w:rFonts w:eastAsia="NanumSquare"/>
               </w:rPr>
             </w:pPr>
+          </w:p>
+          <w:p>
+            <w:pPr>
+              <w:rPr>
+                <w:rFonts w:eastAsia="NanumSquare"/>
+              </w:rPr>
+            </w:pPr>
             <w:r>
               <w:rPr>
                 <w:rFonts w:eastAsia="NanumSquare"/>
@@ -8910,13 +9052,7 @@
               <w:t>. Sci Rep 9, 18428 (2019) doi:10.1038/s41598-019-54961-x</w:t>
             </w:r>
           </w:p>
-          <w:p>
-            <w:pPr>
-              <w:rPr>
-                <w:rFonts w:hint="eastAsia"/>
-              </w:rPr>
-            </w:pPr>
-          </w:p>
+          <w:p/>
         </w:tc>
       </w:tr>
       <w:tr>
@@ -8932,16 +9068,10 @@
             <w:shd w:val="clear" w:color="auto" w:fill="F2F2F2" w:themeFill="background1" w:themeFillShade="F2"/>
           </w:tcPr>
           <w:p>
-            <w:pPr>
-              <w:rPr>
-                <w:rFonts w:hint="eastAsia"/>
-              </w:rPr>
-            </w:pPr>
-            <w:r>
-              <w:rPr>
-                <w:rFonts w:eastAsia="NanumSquare" w:hint="eastAsia"/>
-              </w:rPr>
-              <w:lastRenderedPageBreak/>
+            <w:r>
+              <w:rPr>
+                <w:rFonts w:eastAsia="NanumSquare" w:hint="eastAsia"/>
+              </w:rPr>
               <w:t>2</w:t>
             </w:r>
             <w:r>
@@ -8981,6 +9111,7 @@
           <w:p>
             <w:pPr>
               <w:pStyle w:val="Heading1"/>
+              <w:outlineLvl w:val="0"/>
             </w:pPr>
             <w:r>
               <w:rPr>
@@ -9094,7 +9225,7 @@
                           </pic:cNvPicPr>
                         </pic:nvPicPr>
                         <pic:blipFill>
-                          <a:blip r:embed="rId14" cstate="print">
+                          <a:blip r:embed="rId15" cstate="print">
                             <a:extLst>
                               <a:ext uri="{28A0092B-C50C-407E-A947-70E740481C1C}">
                                 <a14:useLocalDpi xmlns:a14="http://schemas.microsoft.com/office/drawing/2010/main" val="0"/>
@@ -9372,49 +9503,37 @@
               <w:rPr>
                 <w:rFonts w:eastAsia="NanumSquare"/>
               </w:rPr>
-              <w:t>Manuscript under preparation (</w:t>
-            </w:r>
-            <w:r>
-              <w:rPr>
-                <w:rFonts w:eastAsia="NanumSquare"/>
-              </w:rPr>
-              <w:t>2020</w:t>
-            </w:r>
-            <w:r>
-              <w:rPr>
-                <w:rFonts w:eastAsia="NanumSquare"/>
-              </w:rPr>
-              <w:t>).</w:t>
-            </w:r>
-          </w:p>
-          <w:p>
-            <w:pPr>
-              <w:rPr>
-                <w:rFonts w:eastAsia="NanumSquare"/>
-                <w:b/>
-              </w:rPr>
-            </w:pPr>
-          </w:p>
-          <w:p>
-            <w:pPr>
-              <w:rPr>
-                <w:rFonts w:eastAsia="NanumSquare"/>
-                <w:b/>
-              </w:rPr>
-            </w:pPr>
-          </w:p>
-          <w:p>
-            <w:pPr>
-              <w:rPr>
-                <w:rFonts w:eastAsia="NanumSquare"/>
-                <w:b/>
-              </w:rPr>
-            </w:pPr>
-          </w:p>
-          <w:p>
-            <w:pPr>
-              <w:rPr>
-                <w:rFonts w:eastAsia="NanumSquare" w:hint="eastAsia"/>
+              <w:t>Manuscript under preparation (2020).</w:t>
+            </w:r>
+          </w:p>
+          <w:p>
+            <w:pPr>
+              <w:rPr>
+                <w:rFonts w:eastAsia="NanumSquare"/>
+                <w:b/>
+              </w:rPr>
+            </w:pPr>
+          </w:p>
+          <w:p>
+            <w:pPr>
+              <w:rPr>
+                <w:rFonts w:eastAsia="NanumSquare"/>
+                <w:b/>
+              </w:rPr>
+            </w:pPr>
+          </w:p>
+          <w:p>
+            <w:pPr>
+              <w:rPr>
+                <w:rFonts w:eastAsia="NanumSquare"/>
+                <w:b/>
+              </w:rPr>
+            </w:pPr>
+          </w:p>
+          <w:p>
+            <w:pPr>
+              <w:rPr>
+                <w:rFonts w:eastAsia="NanumSquare"/>
                 <w:b/>
               </w:rPr>
             </w:pPr>
@@ -9434,7 +9553,7 @@
           <w:p>
             <w:pPr>
               <w:rPr>
-                <w:rFonts w:eastAsia="NanumSquare" w:hint="eastAsia"/>
+                <w:rFonts w:eastAsia="NanumSquare"/>
               </w:rPr>
             </w:pPr>
             <w:r>
@@ -9569,7 +9688,7 @@
                           </pic:cNvPicPr>
                         </pic:nvPicPr>
                         <pic:blipFill>
-                          <a:blip r:embed="rId15" cstate="print">
+                          <a:blip r:embed="rId16" cstate="print">
                             <a:extLst>
                               <a:ext uri="{28A0092B-C50C-407E-A947-70E740481C1C}">
                                 <a14:useLocalDpi xmlns:a14="http://schemas.microsoft.com/office/drawing/2010/main" val="0"/>
@@ -9732,7 +9851,7 @@
           <w:p>
             <w:pPr>
               <w:rPr>
-                <w:rFonts w:eastAsia="NanumSquare" w:hint="eastAsia"/>
+                <w:rFonts w:eastAsia="NanumSquare"/>
               </w:rPr>
             </w:pPr>
           </w:p>
@@ -9751,7 +9870,7 @@
           <w:p>
             <w:pPr>
               <w:rPr>
-                <w:rFonts w:eastAsia="NanumSquare" w:hint="eastAsia"/>
+                <w:rFonts w:eastAsia="NanumSquare"/>
               </w:rPr>
             </w:pPr>
             <w:r>
@@ -9798,6 +9917,7 @@
           <w:p>
             <w:pPr>
               <w:pStyle w:val="Heading1"/>
+              <w:outlineLvl w:val="0"/>
             </w:pPr>
             <w:r>
               <w:rPr>
@@ -9902,7 +10022,7 @@
                           </pic:cNvPicPr>
                         </pic:nvPicPr>
                         <pic:blipFill rotWithShape="1">
-                          <a:blip r:embed="rId16" cstate="print">
+                          <a:blip r:embed="rId17" cstate="print">
                             <a:extLst>
                               <a:ext uri="{28A0092B-C50C-407E-A947-70E740481C1C}">
                                 <a14:useLocalDpi xmlns:a14="http://schemas.microsoft.com/office/drawing/2010/main" val="0"/>
@@ -10092,13 +10212,7 @@
               <w:t>ubmitted (2020).</w:t>
             </w:r>
           </w:p>
-          <w:p>
-            <w:pPr>
-              <w:rPr>
-                <w:rFonts w:hint="eastAsia"/>
-              </w:rPr>
-            </w:pPr>
-          </w:p>
+          <w:p/>
         </w:tc>
       </w:tr>
       <w:tr>
@@ -10114,7 +10228,7 @@
           <w:p>
             <w:pPr>
               <w:rPr>
-                <w:rFonts w:eastAsia="NanumSquare" w:hint="eastAsia"/>
+                <w:rFonts w:eastAsia="NanumSquare"/>
               </w:rPr>
             </w:pPr>
             <w:r>
@@ -10276,7 +10390,7 @@
                           </pic:cNvPicPr>
                         </pic:nvPicPr>
                         <pic:blipFill>
-                          <a:blip r:embed="rId17">
+                          <a:blip r:embed="rId18">
                             <a:extLst>
                               <a:ext uri="{28A0092B-C50C-407E-A947-70E740481C1C}">
                                 <a14:useLocalDpi xmlns:a14="http://schemas.microsoft.com/office/drawing/2010/main" val="0"/>
@@ -10322,7 +10436,6 @@
           <w:p>
             <w:pPr>
               <w:rPr>
-                <w:rFonts w:hint="eastAsia"/>
                 <w:b/>
               </w:rPr>
             </w:pPr>
@@ -10342,7 +10455,7 @@
           <w:p>
             <w:pPr>
               <w:rPr>
-                <w:rFonts w:eastAsia="NanumSquare" w:hint="eastAsia"/>
+                <w:rFonts w:eastAsia="NanumSquare"/>
               </w:rPr>
             </w:pPr>
             <w:r>
@@ -10520,7 +10633,7 @@
                           </pic:cNvPicPr>
                         </pic:nvPicPr>
                         <pic:blipFill rotWithShape="1">
-                          <a:blip r:embed="rId18" cstate="print">
+                          <a:blip r:embed="rId19" cstate="print">
                             <a:extLst>
                               <a:ext uri="{28A0092B-C50C-407E-A947-70E740481C1C}">
                                 <a14:useLocalDpi xmlns:a14="http://schemas.microsoft.com/office/drawing/2010/main" val="0"/>
@@ -10596,7 +10709,7 @@
                           </pic:cNvPicPr>
                         </pic:nvPicPr>
                         <pic:blipFill rotWithShape="1">
-                          <a:blip r:embed="rId19" cstate="print">
+                          <a:blip r:embed="rId20" cstate="print">
                             <a:extLst>
                               <a:ext uri="{28A0092B-C50C-407E-A947-70E740481C1C}">
                                 <a14:useLocalDpi xmlns:a14="http://schemas.microsoft.com/office/drawing/2010/main" val="0"/>
@@ -10762,13 +10875,7 @@
               <w:t>Manuscript submitted (2020).</w:t>
             </w:r>
           </w:p>
-          <w:p>
-            <w:pPr>
-              <w:rPr>
-                <w:rFonts w:hint="eastAsia"/>
-              </w:rPr>
-            </w:pPr>
-          </w:p>
+          <w:p/>
         </w:tc>
       </w:tr>
       <w:tr>
@@ -10784,7 +10891,7 @@
           <w:p>
             <w:pPr>
               <w:rPr>
-                <w:rFonts w:eastAsia="NanumSquare" w:hint="eastAsia"/>
+                <w:rFonts w:eastAsia="NanumSquare"/>
               </w:rPr>
             </w:pPr>
             <w:r>
@@ -10826,6 +10933,7 @@
           <w:p>
             <w:pPr>
               <w:pStyle w:val="Heading1"/>
+              <w:outlineLvl w:val="0"/>
             </w:pPr>
             <w:r>
               <w:t xml:space="preserve">A fidget spinner for the point-of-care diagnosis of urinary </w:t>
@@ -10864,7 +10972,7 @@
                           <pic:cNvPicPr/>
                         </pic:nvPicPr>
                         <pic:blipFill rotWithShape="1">
-                          <a:blip r:embed="rId20"/>
+                          <a:blip r:embed="rId21"/>
                           <a:srcRect t="38818" b="23381"/>
                           <a:stretch/>
                         </pic:blipFill>
@@ -11898,7 +12006,7 @@
           <w:p>
             <w:pPr>
               <w:rPr>
-                <w:rFonts w:eastAsia="NanumSquare" w:hint="eastAsia"/>
+                <w:rFonts w:eastAsia="NanumSquare"/>
               </w:rPr>
             </w:pPr>
           </w:p>
@@ -11917,7 +12025,7 @@
           <w:p>
             <w:pPr>
               <w:rPr>
-                <w:rFonts w:eastAsia="NanumSquare" w:hint="eastAsia"/>
+                <w:rFonts w:eastAsia="NanumSquare"/>
               </w:rPr>
             </w:pPr>
             <w:r>
@@ -11959,6 +12067,7 @@
           <w:p>
             <w:pPr>
               <w:pStyle w:val="Heading1"/>
+              <w:outlineLvl w:val="0"/>
               <w:rPr>
                 <w:noProof/>
               </w:rPr>
@@ -11997,7 +12106,7 @@
                           </pic:cNvPicPr>
                         </pic:nvPicPr>
                         <pic:blipFill>
-                          <a:blip r:embed="rId21">
+                          <a:blip r:embed="rId22">
                             <a:extLst>
                               <a:ext uri="{28A0092B-C50C-407E-A947-70E740481C1C}">
                                 <a14:useLocalDpi xmlns:a14="http://schemas.microsoft.com/office/drawing/2010/main" val="0"/>
@@ -12481,7 +12590,7 @@
           <w:p>
             <w:pPr>
               <w:rPr>
-                <w:rFonts w:eastAsia="NanumSquare" w:hint="eastAsia"/>
+                <w:rFonts w:eastAsia="NanumSquare"/>
               </w:rPr>
             </w:pPr>
             <w:r>
@@ -12522,6 +12631,7 @@
           <w:p>
             <w:pPr>
               <w:pStyle w:val="Heading1"/>
+              <w:outlineLvl w:val="0"/>
             </w:pPr>
             <w:r>
               <w:rPr>
@@ -12609,7 +12719,7 @@
                           </pic:cNvPicPr>
                         </pic:nvPicPr>
                         <pic:blipFill>
-                          <a:blip r:embed="rId22" cstate="print">
+                          <a:blip r:embed="rId23" cstate="print">
                             <a:extLst>
                               <a:ext uri="{28A0092B-C50C-407E-A947-70E740481C1C}">
                                 <a14:useLocalDpi xmlns:a14="http://schemas.microsoft.com/office/drawing/2010/main" val="0"/>
@@ -13119,6 +13229,7 @@
               <w:t xml:space="preserve"> IEEE Transactions on Medical Imaging 2015</w:t>
             </w:r>
           </w:p>
+          <w:p/>
           <w:p>
             <w:r>
               <w:t>*</w:t>
@@ -13174,14 +13285,13 @@
           <w:p>
             <w:pPr>
               <w:rPr>
-                <w:rFonts w:eastAsia="NanumSquare" w:hint="eastAsia"/>
-              </w:rPr>
-            </w:pPr>
-            <w:r>
-              <w:rPr>
-                <w:rFonts w:eastAsia="NanumSquare" w:hint="eastAsia"/>
-              </w:rPr>
-              <w:lastRenderedPageBreak/>
+                <w:rFonts w:eastAsia="NanumSquare"/>
+              </w:rPr>
+            </w:pPr>
+            <w:r>
+              <w:rPr>
+                <w:rFonts w:eastAsia="NanumSquare" w:hint="eastAsia"/>
+              </w:rPr>
               <w:t>2</w:t>
             </w:r>
             <w:r>
@@ -13216,6 +13326,7 @@
           <w:p>
             <w:pPr>
               <w:pStyle w:val="Heading1"/>
+              <w:outlineLvl w:val="0"/>
             </w:pPr>
             <w:r>
               <w:rPr>
@@ -13349,7 +13460,7 @@
                           </pic:cNvPicPr>
                         </pic:nvPicPr>
                         <pic:blipFill>
-                          <a:blip r:embed="rId23">
+                          <a:blip r:embed="rId24">
                             <a:extLst>
                               <a:ext uri="{28A0092B-C50C-407E-A947-70E740481C1C}">
                                 <a14:useLocalDpi xmlns:a14="http://schemas.microsoft.com/office/drawing/2010/main" val="0"/>
@@ -13614,6 +13725,18 @@
               <w:rPr>
                 <w:rFonts w:eastAsia="NanumSquare" w:hint="eastAsia"/>
               </w:rPr>
+              <w:t>초정밀</w:t>
+            </w:r>
+            <w:r>
+              <w:rPr>
+                <w:rFonts w:eastAsia="NanumSquare" w:hint="eastAsia"/>
+              </w:rPr>
+              <w:t xml:space="preserve"> </w:t>
+            </w:r>
+            <w:r>
+              <w:rPr>
+                <w:rFonts w:eastAsia="NanumSquare" w:hint="eastAsia"/>
+              </w:rPr>
               <w:t>추정</w:t>
             </w:r>
             <w:r>
@@ -13723,6 +13846,169 @@
           <w:p>
             <w:pPr>
               <w:rPr>
+                <w:rFonts w:eastAsia="NanumSquare" w:hint="eastAsia"/>
+              </w:rPr>
+            </w:pPr>
+            <w:r>
+              <w:rPr>
+                <w:rFonts w:eastAsia="NanumSquare" w:hint="eastAsia"/>
+              </w:rPr>
+              <w:t>-</w:t>
+            </w:r>
+            <w:r>
+              <w:rPr>
+                <w:rFonts w:eastAsia="NanumSquare"/>
+              </w:rPr>
+              <w:t xml:space="preserve"> </w:t>
+            </w:r>
+            <w:r>
+              <w:rPr>
+                <w:rFonts w:eastAsia="NanumSquare" w:hint="eastAsia"/>
+              </w:rPr>
+              <w:t>여러</w:t>
+            </w:r>
+            <w:r>
+              <w:rPr>
+                <w:rFonts w:eastAsia="NanumSquare" w:hint="eastAsia"/>
+              </w:rPr>
+              <w:t xml:space="preserve"> </w:t>
+            </w:r>
+            <w:r>
+              <w:rPr>
+                <w:rFonts w:eastAsia="NanumSquare" w:hint="eastAsia"/>
+              </w:rPr>
+              <w:t>카메라</w:t>
+            </w:r>
+            <w:r>
+              <w:rPr>
+                <w:rFonts w:eastAsia="NanumSquare" w:hint="eastAsia"/>
+              </w:rPr>
+              <w:t xml:space="preserve"> </w:t>
+            </w:r>
+            <w:r>
+              <w:rPr>
+                <w:rFonts w:eastAsia="NanumSquare" w:hint="eastAsia"/>
+              </w:rPr>
+              <w:t>및</w:t>
+            </w:r>
+            <w:r>
+              <w:rPr>
+                <w:rFonts w:eastAsia="NanumSquare" w:hint="eastAsia"/>
+              </w:rPr>
+              <w:t xml:space="preserve"> </w:t>
+            </w:r>
+            <w:r>
+              <w:rPr>
+                <w:rFonts w:eastAsia="NanumSquare" w:hint="eastAsia"/>
+              </w:rPr>
+              <w:t>센서로</w:t>
+            </w:r>
+            <w:r>
+              <w:rPr>
+                <w:rFonts w:eastAsia="NanumSquare" w:hint="eastAsia"/>
+              </w:rPr>
+              <w:t xml:space="preserve"> </w:t>
+            </w:r>
+            <w:r>
+              <w:rPr>
+                <w:rFonts w:eastAsia="NanumSquare" w:hint="eastAsia"/>
+              </w:rPr>
+              <w:t>부터</w:t>
+            </w:r>
+            <w:r>
+              <w:rPr>
+                <w:rFonts w:eastAsia="NanumSquare" w:hint="eastAsia"/>
+              </w:rPr>
+              <w:t xml:space="preserve"> </w:t>
+            </w:r>
+            <w:r>
+              <w:rPr>
+                <w:rFonts w:eastAsia="NanumSquare" w:hint="eastAsia"/>
+              </w:rPr>
+              <w:t>기록된</w:t>
+            </w:r>
+            <w:r>
+              <w:rPr>
+                <w:rFonts w:eastAsia="NanumSquare" w:hint="eastAsia"/>
+              </w:rPr>
+              <w:t xml:space="preserve"> </w:t>
+            </w:r>
+            <w:r>
+              <w:rPr>
+                <w:rFonts w:eastAsia="NanumSquare" w:hint="eastAsia"/>
+              </w:rPr>
+              <w:t>다차원</w:t>
+            </w:r>
+            <w:r>
+              <w:rPr>
+                <w:rFonts w:eastAsia="NanumSquare" w:hint="eastAsia"/>
+              </w:rPr>
+              <w:t xml:space="preserve"> </w:t>
+            </w:r>
+            <w:r>
+              <w:rPr>
+                <w:rFonts w:eastAsia="NanumSquare" w:hint="eastAsia"/>
+              </w:rPr>
+              <w:t>영상데이터의</w:t>
+            </w:r>
+            <w:r>
+              <w:rPr>
+                <w:rFonts w:eastAsia="NanumSquare" w:hint="eastAsia"/>
+              </w:rPr>
+              <w:t xml:space="preserve"> </w:t>
+            </w:r>
+            <w:r>
+              <w:rPr>
+                <w:rFonts w:eastAsia="NanumSquare" w:hint="eastAsia"/>
+              </w:rPr>
+              <w:t>시공간의</w:t>
+            </w:r>
+            <w:r>
+              <w:rPr>
+                <w:rFonts w:eastAsia="NanumSquare" w:hint="eastAsia"/>
+              </w:rPr>
+              <w:t xml:space="preserve"> </w:t>
+            </w:r>
+            <w:r>
+              <w:rPr>
+                <w:rFonts w:eastAsia="NanumSquare" w:hint="eastAsia"/>
+              </w:rPr>
+              <w:t>초정밀</w:t>
+            </w:r>
+            <w:r>
+              <w:rPr>
+                <w:rFonts w:eastAsia="NanumSquare" w:hint="eastAsia"/>
+              </w:rPr>
+              <w:t xml:space="preserve"> </w:t>
+            </w:r>
+            <w:r>
+              <w:rPr>
+                <w:rFonts w:eastAsia="NanumSquare" w:hint="eastAsia"/>
+              </w:rPr>
+              <w:t>합성</w:t>
+            </w:r>
+            <w:r>
+              <w:rPr>
+                <w:rFonts w:eastAsia="NanumSquare" w:hint="eastAsia"/>
+              </w:rPr>
+              <w:t xml:space="preserve"> </w:t>
+            </w:r>
+            <w:r>
+              <w:rPr>
+                <w:rFonts w:eastAsia="NanumSquare"/>
+              </w:rPr>
+              <w:t>(Spatial-temporal registration)</w:t>
+            </w:r>
+            <w:r>
+              <w:rPr>
+                <w:rFonts w:eastAsia="NanumSquare" w:hint="eastAsia"/>
+              </w:rPr>
+              <w:t>.</w:t>
+            </w:r>
+          </w:p>
+          <w:p>
+            <w:pPr>
+              <w:rPr>
                 <w:rFonts w:eastAsia="NanumSquare"/>
               </w:rPr>
             </w:pPr>
@@ -13824,31 +14110,16 @@
             <w:pPr>
               <w:rPr>
                 <w:rFonts w:eastAsia="NanumSquare"/>
-              </w:rPr>
-            </w:pPr>
-          </w:p>
-          <w:p>
-            <w:pPr>
-              <w:rPr>
-                <w:rFonts w:eastAsia="NanumSquare"/>
-              </w:rPr>
-            </w:pPr>
-          </w:p>
-          <w:p>
-            <w:pPr>
-              <w:rPr>
-                <w:rFonts w:eastAsia="NanumSquare"/>
-                <w:b/>
-                <w:bCs/>
-              </w:rPr>
-            </w:pPr>
-            <w:r>
-              <w:rPr>
-                <w:rFonts w:eastAsia="NanumSquare" w:hint="eastAsia"/>
-                <w:b/>
-                <w:bCs/>
-              </w:rPr>
-              <w:lastRenderedPageBreak/>
+                <w:b/>
+                <w:bCs/>
+              </w:rPr>
+            </w:pPr>
+            <w:r>
+              <w:rPr>
+                <w:rFonts w:eastAsia="NanumSquare" w:hint="eastAsia"/>
+                <w:b/>
+                <w:bCs/>
+              </w:rPr>
               <w:t>관련</w:t>
             </w:r>
             <w:r>
@@ -13961,1395 +14232,33 @@
               <w:br/>
             </w:r>
           </w:p>
-        </w:tc>
-      </w:tr>
-    </w:tbl>
-    <w:p>
-      <w:pPr>
-        <w:rPr>
-          <w:rFonts w:eastAsia="NanumSquare"/>
-        </w:rPr>
-      </w:pPr>
-    </w:p>
-    <w:p>
-      <w:pPr>
-        <w:rPr>
-          <w:rFonts w:eastAsia="NanumSquare"/>
-        </w:rPr>
-      </w:pPr>
-    </w:p>
-    <w:tbl>
-      <w:tblPr>
-        <w:tblStyle w:val="TableGrid"/>
-        <w:tblW w:w="0" w:type="auto"/>
-        <w:tblBorders>
-          <w:top w:val="none" w:sz="0" w:space="0" w:color="auto"/>
-          <w:left w:val="none" w:sz="0" w:space="0" w:color="auto"/>
-          <w:bottom w:val="none" w:sz="0" w:space="0" w:color="auto"/>
-          <w:right w:val="none" w:sz="0" w:space="0" w:color="auto"/>
-          <w:insideH w:val="none" w:sz="0" w:space="0" w:color="auto"/>
-          <w:insideV w:val="none" w:sz="0" w:space="0" w:color="auto"/>
-        </w:tblBorders>
-        <w:tblLook w:val="04A0" w:firstRow="1" w:lastRow="0" w:firstColumn="1" w:lastColumn="0" w:noHBand="0" w:noVBand="1"/>
-      </w:tblPr>
-      <w:tblGrid>
-        <w:gridCol w:w="9350"/>
-      </w:tblGrid>
-      <w:tr>
-        <w:tc>
-          <w:tcPr>
-            <w:tcW w:w="9350" w:type="dxa"/>
-            <w:tcBorders>
-              <w:bottom w:val="single" w:sz="4" w:space="0" w:color="000000" w:themeColor="text1"/>
-            </w:tcBorders>
-            <w:shd w:val="clear" w:color="auto" w:fill="auto"/>
-          </w:tcPr>
-          <w:p>
-            <w:pPr>
-              <w:rPr>
-                <w:rFonts w:eastAsia="NanumSquare"/>
-              </w:rPr>
-            </w:pPr>
-            <w:r>
-              <w:rPr>
-                <w:rFonts w:eastAsia="NanumSquare" w:hint="eastAsia"/>
-                <w:sz w:val="28"/>
-              </w:rPr>
-              <w:t>특허</w:t>
-            </w:r>
-          </w:p>
-        </w:tc>
-      </w:tr>
-      <w:tr>
-        <w:trPr>
-          <w:trHeight w:val="1134"/>
-        </w:trPr>
-        <w:tc>
-          <w:tcPr>
-            <w:tcW w:w="9350" w:type="dxa"/>
-            <w:tcBorders>
-              <w:top w:val="single" w:sz="4" w:space="0" w:color="000000" w:themeColor="text1"/>
-              <w:bottom w:val="single" w:sz="4" w:space="0" w:color="D9D9D9"/>
-            </w:tcBorders>
-            <w:shd w:val="clear" w:color="auto" w:fill="auto"/>
-          </w:tcPr>
-          <w:p>
-            <w:pPr>
-              <w:spacing w:before="120" w:after="120"/>
-              <w:rPr>
-                <w:rFonts w:eastAsia="NanumSquare"/>
-              </w:rPr>
-            </w:pPr>
-            <w:r>
-              <w:rPr>
-                <w:rFonts w:eastAsia="NanumSquare" w:hint="eastAsia"/>
-                <w:b/>
-                <w:bCs/>
-              </w:rPr>
-              <w:t>김동영</w:t>
-            </w:r>
-            <w:r>
-              <w:rPr>
-                <w:rFonts w:eastAsia="NanumSquare" w:hint="eastAsia"/>
-              </w:rPr>
-              <w:t>,</w:t>
-            </w:r>
-            <w:r>
-              <w:rPr>
-                <w:rFonts w:eastAsia="NanumSquare"/>
-              </w:rPr>
-              <w:t xml:space="preserve"> </w:t>
-            </w:r>
-            <w:r>
-              <w:rPr>
-                <w:rFonts w:eastAsia="NanumSquare" w:hint="eastAsia"/>
-              </w:rPr>
-              <w:t>곽명성</w:t>
-            </w:r>
-            <w:r>
-              <w:rPr>
-                <w:rFonts w:eastAsia="NanumSquare" w:hint="eastAsia"/>
-              </w:rPr>
-              <w:t>,</w:t>
-            </w:r>
-            <w:r>
-              <w:rPr>
-                <w:rFonts w:eastAsia="NanumSquare"/>
-              </w:rPr>
-              <w:t xml:space="preserve"> </w:t>
-            </w:r>
-            <w:r>
-              <w:rPr>
-                <w:rFonts w:eastAsia="NanumSquare" w:hint="eastAsia"/>
-              </w:rPr>
-              <w:t>원은지</w:t>
-            </w:r>
-            <w:r>
-              <w:rPr>
-                <w:rFonts w:eastAsia="NanumSquare" w:hint="eastAsia"/>
-              </w:rPr>
-              <w:t>,</w:t>
-            </w:r>
-            <w:r>
-              <w:rPr>
-                <w:rFonts w:eastAsia="NanumSquare"/>
-              </w:rPr>
-              <w:t xml:space="preserve"> </w:t>
-            </w:r>
-            <w:r>
-              <w:rPr>
-                <w:rFonts w:eastAsia="NanumSquare" w:hint="eastAsia"/>
-                <w:b/>
-                <w:bCs/>
-              </w:rPr>
-              <w:t>광학이미지문서</w:t>
-            </w:r>
-            <w:r>
-              <w:rPr>
-                <w:rFonts w:eastAsia="NanumSquare" w:hint="eastAsia"/>
-                <w:b/>
-                <w:bCs/>
-              </w:rPr>
-              <w:t xml:space="preserve"> </w:t>
-            </w:r>
-            <w:r>
-              <w:rPr>
-                <w:rFonts w:eastAsia="NanumSquare" w:hint="eastAsia"/>
-                <w:b/>
-                <w:bCs/>
-              </w:rPr>
-              <w:t>생성을</w:t>
-            </w:r>
-            <w:r>
-              <w:rPr>
-                <w:rFonts w:eastAsia="NanumSquare" w:hint="eastAsia"/>
-                <w:b/>
-                <w:bCs/>
-              </w:rPr>
-              <w:t xml:space="preserve"> </w:t>
-            </w:r>
-            <w:r>
-              <w:rPr>
-                <w:rFonts w:eastAsia="NanumSquare" w:hint="eastAsia"/>
-                <w:b/>
-                <w:bCs/>
-              </w:rPr>
-              <w:t>위한</w:t>
-            </w:r>
-            <w:r>
-              <w:rPr>
-                <w:rFonts w:eastAsia="NanumSquare" w:hint="eastAsia"/>
-                <w:b/>
-                <w:bCs/>
-              </w:rPr>
-              <w:t xml:space="preserve"> </w:t>
-            </w:r>
-            <w:r>
-              <w:rPr>
-                <w:rFonts w:eastAsia="NanumSquare" w:hint="eastAsia"/>
-                <w:b/>
-                <w:bCs/>
-              </w:rPr>
-              <w:t>인공지능</w:t>
-            </w:r>
-            <w:r>
-              <w:rPr>
-                <w:rFonts w:eastAsia="NanumSquare" w:hint="eastAsia"/>
-                <w:b/>
-                <w:bCs/>
-              </w:rPr>
-              <w:t xml:space="preserve"> </w:t>
-            </w:r>
-            <w:r>
-              <w:rPr>
-                <w:rFonts w:eastAsia="NanumSquare" w:hint="eastAsia"/>
-                <w:b/>
-                <w:bCs/>
-              </w:rPr>
-              <w:t>기반</w:t>
-            </w:r>
-            <w:r>
-              <w:rPr>
-                <w:rFonts w:eastAsia="NanumSquare" w:hint="eastAsia"/>
-                <w:b/>
-                <w:bCs/>
-              </w:rPr>
-              <w:t xml:space="preserve"> </w:t>
-            </w:r>
-            <w:r>
-              <w:rPr>
-                <w:rFonts w:eastAsia="NanumSquare" w:hint="eastAsia"/>
-                <w:b/>
-                <w:bCs/>
-              </w:rPr>
-              <w:t>시뮬레이터</w:t>
-            </w:r>
-            <w:r>
-              <w:rPr>
-                <w:rFonts w:eastAsia="NanumSquare" w:hint="eastAsia"/>
-              </w:rPr>
-              <w:t xml:space="preserve"> </w:t>
-            </w:r>
-            <w:r>
-              <w:rPr>
-                <w:rFonts w:eastAsia="NanumSquare"/>
-              </w:rPr>
-              <w:t>(METHOD FOR MANAGING TRAINING DATA FOR OPTICAL CHARACTER RECOGNITION),</w:t>
-            </w:r>
-            <w:r>
-              <w:rPr>
-                <w:rFonts w:eastAsia="NanumSquare"/>
-              </w:rPr>
-              <w:t xml:space="preserve"> </w:t>
-            </w:r>
-            <w:r>
-              <w:rPr>
-                <w:rFonts w:eastAsia="NanumSquare" w:hint="eastAsia"/>
-              </w:rPr>
-              <w:t>한국특허출원</w:t>
-            </w:r>
-            <w:r>
-              <w:rPr>
-                <w:rFonts w:eastAsia="NanumSquare" w:hint="eastAsia"/>
-              </w:rPr>
-              <w:t xml:space="preserve"> </w:t>
-            </w:r>
-            <w:r>
-              <w:rPr>
-                <w:rFonts w:eastAsia="NanumSquare"/>
-              </w:rPr>
-              <w:t>1020200059652</w:t>
-            </w:r>
-            <w:r>
-              <w:rPr>
-                <w:rFonts w:eastAsia="NanumSquare" w:hint="eastAsia"/>
-              </w:rPr>
-              <w:t>,</w:t>
-            </w:r>
-            <w:r>
-              <w:rPr>
-                <w:rFonts w:eastAsia="NanumSquare"/>
-              </w:rPr>
-              <w:t xml:space="preserve"> 2020.</w:t>
-            </w:r>
-          </w:p>
-        </w:tc>
-      </w:tr>
-      <w:tr>
-        <w:trPr>
-          <w:trHeight w:val="1134"/>
-        </w:trPr>
-        <w:tc>
-          <w:tcPr>
-            <w:tcW w:w="9350" w:type="dxa"/>
-            <w:tcBorders>
-              <w:top w:val="single" w:sz="4" w:space="0" w:color="D9D9D9"/>
-              <w:bottom w:val="single" w:sz="4" w:space="0" w:color="D9D9D9"/>
-            </w:tcBorders>
-            <w:shd w:val="clear" w:color="auto" w:fill="auto"/>
-          </w:tcPr>
-          <w:p>
-            <w:pPr>
-              <w:spacing w:before="120" w:after="120"/>
-              <w:rPr>
-                <w:rFonts w:eastAsia="NanumSquare"/>
-              </w:rPr>
-            </w:pPr>
-            <w:r>
-              <w:rPr>
-                <w:rFonts w:eastAsia="NanumSquare" w:hint="eastAsia"/>
-                <w:b/>
-              </w:rPr>
-              <w:t>김동영</w:t>
-            </w:r>
-            <w:r>
-              <w:rPr>
-                <w:rFonts w:eastAsia="NanumSquare" w:hint="eastAsia"/>
-                <w:b/>
-              </w:rPr>
-              <w:t>,</w:t>
-            </w:r>
-            <w:r>
-              <w:rPr>
-                <w:rFonts w:eastAsia="NanumSquare"/>
-                <w:b/>
-              </w:rPr>
-              <w:t xml:space="preserve"> </w:t>
-            </w:r>
-            <w:r>
-              <w:rPr>
-                <w:rFonts w:eastAsia="NanumSquare" w:hint="eastAsia"/>
-              </w:rPr>
-              <w:t>민유홍</w:t>
-            </w:r>
-            <w:r>
-              <w:rPr>
-                <w:rFonts w:eastAsia="NanumSquare" w:hint="eastAsia"/>
-              </w:rPr>
-              <w:t>,</w:t>
-            </w:r>
-            <w:r>
-              <w:rPr>
-                <w:rFonts w:eastAsia="NanumSquare"/>
-                <w:b/>
-              </w:rPr>
-              <w:t xml:space="preserve"> </w:t>
-            </w:r>
-            <w:r>
-              <w:rPr>
-                <w:rFonts w:eastAsia="NanumSquare" w:hint="eastAsia"/>
-              </w:rPr>
-              <w:t>조윤경</w:t>
-            </w:r>
-            <w:r>
-              <w:rPr>
-                <w:rFonts w:eastAsia="NanumSquare" w:hint="eastAsia"/>
-              </w:rPr>
-              <w:t>,</w:t>
-            </w:r>
-            <w:r>
-              <w:rPr>
-                <w:rFonts w:eastAsia="NanumSquare"/>
-              </w:rPr>
-              <w:t xml:space="preserve"> </w:t>
-            </w:r>
-            <w:r>
-              <w:rPr>
-                <w:rFonts w:eastAsia="NanumSquare"/>
-                <w:b/>
-                <w:bCs/>
-              </w:rPr>
-              <w:t>인공신경망을</w:t>
-            </w:r>
-            <w:r>
-              <w:rPr>
-                <w:rFonts w:eastAsia="NanumSquare"/>
-                <w:b/>
-                <w:bCs/>
-              </w:rPr>
-              <w:t xml:space="preserve"> </w:t>
-            </w:r>
-            <w:r>
-              <w:rPr>
-                <w:rFonts w:eastAsia="NanumSquare"/>
-                <w:b/>
-                <w:bCs/>
-              </w:rPr>
-              <w:t>이용한</w:t>
-            </w:r>
-            <w:r>
-              <w:rPr>
-                <w:rFonts w:eastAsia="NanumSquare"/>
-                <w:b/>
-                <w:bCs/>
-              </w:rPr>
-              <w:t xml:space="preserve"> </w:t>
-            </w:r>
-            <w:r>
-              <w:rPr>
-                <w:rFonts w:eastAsia="NanumSquare"/>
-                <w:b/>
-                <w:bCs/>
-              </w:rPr>
-              <w:t>특수</w:t>
-            </w:r>
-            <w:r>
-              <w:rPr>
-                <w:rFonts w:eastAsia="NanumSquare"/>
-                <w:b/>
-                <w:bCs/>
-              </w:rPr>
-              <w:t xml:space="preserve"> </w:t>
-            </w:r>
-            <w:r>
-              <w:rPr>
-                <w:rFonts w:eastAsia="NanumSquare"/>
-                <w:b/>
-                <w:bCs/>
-              </w:rPr>
-              <w:t>현미경</w:t>
-            </w:r>
-            <w:r>
-              <w:rPr>
-                <w:rFonts w:eastAsia="NanumSquare"/>
-                <w:b/>
-                <w:bCs/>
-              </w:rPr>
-              <w:t xml:space="preserve"> </w:t>
-            </w:r>
-            <w:r>
-              <w:rPr>
-                <w:rFonts w:eastAsia="NanumSquare"/>
-                <w:b/>
-                <w:bCs/>
-              </w:rPr>
-              <w:t>영상</w:t>
-            </w:r>
-            <w:r>
-              <w:rPr>
-                <w:rFonts w:eastAsia="NanumSquare"/>
-                <w:b/>
-                <w:bCs/>
-              </w:rPr>
-              <w:t xml:space="preserve"> </w:t>
-            </w:r>
-            <w:r>
-              <w:rPr>
-                <w:rFonts w:eastAsia="NanumSquare"/>
-                <w:b/>
-                <w:bCs/>
-              </w:rPr>
-              <w:t>생성</w:t>
-            </w:r>
-            <w:r>
-              <w:rPr>
-                <w:rFonts w:eastAsia="NanumSquare"/>
-                <w:b/>
-                <w:bCs/>
-              </w:rPr>
-              <w:t xml:space="preserve"> </w:t>
-            </w:r>
-            <w:r>
-              <w:rPr>
-                <w:rFonts w:eastAsia="NanumSquare"/>
-                <w:b/>
-                <w:bCs/>
-              </w:rPr>
-              <w:t>방법</w:t>
-            </w:r>
-            <w:r>
-              <w:rPr>
-                <w:rFonts w:eastAsia="NanumSquare"/>
-                <w:b/>
-                <w:bCs/>
-              </w:rPr>
-              <w:t xml:space="preserve"> </w:t>
-            </w:r>
-            <w:r>
-              <w:rPr>
-                <w:rFonts w:eastAsia="NanumSquare"/>
-                <w:b/>
-                <w:bCs/>
-              </w:rPr>
-              <w:t>및</w:t>
-            </w:r>
-            <w:r>
-              <w:rPr>
-                <w:rFonts w:eastAsia="NanumSquare"/>
-                <w:b/>
-                <w:bCs/>
-              </w:rPr>
-              <w:t xml:space="preserve"> </w:t>
-            </w:r>
-            <w:r>
-              <w:rPr>
-                <w:rFonts w:eastAsia="NanumSquare"/>
-                <w:b/>
-                <w:bCs/>
-              </w:rPr>
-              <w:t>영상</w:t>
-            </w:r>
-            <w:r>
-              <w:rPr>
-                <w:rFonts w:eastAsia="NanumSquare"/>
-                <w:b/>
-                <w:bCs/>
-              </w:rPr>
-              <w:t xml:space="preserve"> </w:t>
-            </w:r>
-            <w:r>
-              <w:rPr>
-                <w:rFonts w:eastAsia="NanumSquare"/>
-                <w:b/>
-                <w:bCs/>
-              </w:rPr>
-              <w:t>처리</w:t>
-            </w:r>
-            <w:r>
-              <w:rPr>
-                <w:rFonts w:eastAsia="NanumSquare"/>
-                <w:b/>
-                <w:bCs/>
-              </w:rPr>
-              <w:t xml:space="preserve"> </w:t>
-            </w:r>
-            <w:r>
-              <w:rPr>
-                <w:rFonts w:eastAsia="NanumSquare"/>
-                <w:b/>
-                <w:bCs/>
-              </w:rPr>
-              <w:t>장치</w:t>
-            </w:r>
-            <w:r>
-              <w:rPr>
-                <w:rFonts w:eastAsia="NanumSquare" w:hint="eastAsia"/>
-                <w:b/>
-                <w:bCs/>
-              </w:rPr>
-              <w:t xml:space="preserve"> </w:t>
-            </w:r>
-            <w:r>
-              <w:rPr>
-                <w:rFonts w:eastAsia="NanumSquare"/>
-              </w:rPr>
-              <w:t>(GENERATING METHOD FOR SPECIALIZED MICROSCOPE IMAGES USING ARTIFICIAL NEURAL NETWORK AND IMAGE PROCESSING APPARATUS)</w:t>
-            </w:r>
-            <w:r>
-              <w:rPr>
-                <w:rFonts w:eastAsia="NanumSquare" w:hint="eastAsia"/>
-              </w:rPr>
-              <w:t>.</w:t>
-            </w:r>
-            <w:r>
-              <w:rPr>
-                <w:rFonts w:eastAsia="NanumSquare"/>
-              </w:rPr>
-              <w:t xml:space="preserve"> </w:t>
-            </w:r>
-            <w:r>
-              <w:rPr>
-                <w:rFonts w:eastAsia="NanumSquare" w:hint="eastAsia"/>
-              </w:rPr>
-              <w:t>한국특허</w:t>
-            </w:r>
-            <w:r>
-              <w:rPr>
-                <w:rFonts w:eastAsia="NanumSquare"/>
-              </w:rPr>
-              <w:t>1020846820000</w:t>
-            </w:r>
-            <w:r>
-              <w:rPr>
-                <w:rFonts w:eastAsia="NanumSquare" w:hint="eastAsia"/>
-              </w:rPr>
-              <w:t>,</w:t>
-            </w:r>
-            <w:r>
-              <w:rPr>
-                <w:rFonts w:eastAsia="NanumSquare"/>
-              </w:rPr>
-              <w:t xml:space="preserve"> 2020.</w:t>
-            </w:r>
-          </w:p>
-        </w:tc>
-      </w:tr>
-      <w:tr>
-        <w:trPr>
-          <w:trHeight w:val="1134"/>
-        </w:trPr>
-        <w:tc>
-          <w:tcPr>
-            <w:tcW w:w="9350" w:type="dxa"/>
-            <w:tcBorders>
-              <w:top w:val="single" w:sz="4" w:space="0" w:color="D9D9D9"/>
-              <w:bottom w:val="single" w:sz="4" w:space="0" w:color="D9D9D9"/>
-            </w:tcBorders>
-            <w:shd w:val="clear" w:color="auto" w:fill="auto"/>
-          </w:tcPr>
-          <w:p>
-            <w:pPr>
-              <w:spacing w:before="120" w:after="120"/>
-              <w:rPr>
-                <w:rFonts w:eastAsia="NanumSquare"/>
-              </w:rPr>
-            </w:pPr>
-            <w:r>
-              <w:rPr>
-                <w:rFonts w:eastAsia="NanumSquare" w:hint="eastAsia"/>
-                <w:b/>
-              </w:rPr>
-              <w:t>김동영</w:t>
-            </w:r>
-            <w:r>
-              <w:rPr>
-                <w:rFonts w:eastAsia="NanumSquare" w:hint="eastAsia"/>
-                <w:b/>
-              </w:rPr>
-              <w:t>,</w:t>
-            </w:r>
-            <w:r>
-              <w:rPr>
-                <w:rFonts w:eastAsia="NanumSquare"/>
-                <w:b/>
-              </w:rPr>
-              <w:t xml:space="preserve"> </w:t>
-            </w:r>
-            <w:r>
-              <w:rPr>
-                <w:rFonts w:eastAsia="NanumSquare" w:hint="eastAsia"/>
-              </w:rPr>
-              <w:t>민유홍</w:t>
-            </w:r>
-            <w:r>
-              <w:rPr>
-                <w:rFonts w:eastAsia="NanumSquare" w:hint="eastAsia"/>
-              </w:rPr>
-              <w:t>,</w:t>
-            </w:r>
-            <w:r>
-              <w:rPr>
-                <w:rFonts w:eastAsia="NanumSquare"/>
-                <w:b/>
-              </w:rPr>
-              <w:t xml:space="preserve"> </w:t>
-            </w:r>
-            <w:r>
-              <w:rPr>
-                <w:rFonts w:eastAsia="NanumSquare" w:hint="eastAsia"/>
-              </w:rPr>
-              <w:t>조윤경</w:t>
-            </w:r>
-            <w:r>
-              <w:rPr>
-                <w:rFonts w:eastAsia="NanumSquare" w:hint="eastAsia"/>
-              </w:rPr>
-              <w:t>,</w:t>
-            </w:r>
-            <w:r>
-              <w:rPr>
-                <w:rFonts w:eastAsia="NanumSquare"/>
-              </w:rPr>
-              <w:t xml:space="preserve"> </w:t>
-            </w:r>
-            <w:r>
-              <w:rPr>
-                <w:rFonts w:eastAsia="NanumSquare" w:hint="eastAsia"/>
-                <w:b/>
-                <w:bCs/>
-              </w:rPr>
-              <w:t>인공신경망을</w:t>
-            </w:r>
-            <w:r>
-              <w:rPr>
-                <w:rFonts w:eastAsia="NanumSquare"/>
-                <w:b/>
-                <w:bCs/>
-              </w:rPr>
-              <w:t xml:space="preserve"> </w:t>
-            </w:r>
-            <w:r>
-              <w:rPr>
-                <w:rFonts w:eastAsia="NanumSquare"/>
-                <w:b/>
-                <w:bCs/>
-              </w:rPr>
-              <w:t>이용한</w:t>
-            </w:r>
-            <w:r>
-              <w:rPr>
-                <w:rFonts w:eastAsia="NanumSquare"/>
-                <w:b/>
-                <w:bCs/>
-              </w:rPr>
-              <w:t xml:space="preserve"> </w:t>
-            </w:r>
-            <w:r>
-              <w:rPr>
-                <w:rFonts w:eastAsia="NanumSquare"/>
-                <w:b/>
-                <w:bCs/>
-              </w:rPr>
-              <w:t>세포</w:t>
-            </w:r>
-            <w:r>
-              <w:rPr>
-                <w:rFonts w:eastAsia="NanumSquare"/>
-                <w:b/>
-                <w:bCs/>
-              </w:rPr>
-              <w:t xml:space="preserve"> </w:t>
-            </w:r>
-            <w:r>
-              <w:rPr>
-                <w:rFonts w:eastAsia="NanumSquare"/>
-                <w:b/>
-                <w:bCs/>
-              </w:rPr>
-              <w:t>영상</w:t>
-            </w:r>
-            <w:r>
-              <w:rPr>
-                <w:rFonts w:eastAsia="NanumSquare"/>
-                <w:b/>
-                <w:bCs/>
-              </w:rPr>
-              <w:t xml:space="preserve"> </w:t>
-            </w:r>
-            <w:r>
-              <w:rPr>
-                <w:rFonts w:eastAsia="NanumSquare"/>
-                <w:b/>
-                <w:bCs/>
-              </w:rPr>
-              <w:t>분석</w:t>
-            </w:r>
-            <w:r>
-              <w:rPr>
-                <w:rFonts w:eastAsia="NanumSquare"/>
-                <w:b/>
-                <w:bCs/>
-              </w:rPr>
-              <w:t xml:space="preserve"> </w:t>
-            </w:r>
-            <w:r>
-              <w:rPr>
-                <w:rFonts w:eastAsia="NanumSquare"/>
-                <w:b/>
-                <w:bCs/>
-              </w:rPr>
-              <w:t>방법</w:t>
-            </w:r>
-            <w:r>
-              <w:rPr>
-                <w:rFonts w:eastAsia="NanumSquare"/>
-                <w:b/>
-                <w:bCs/>
-              </w:rPr>
-              <w:t xml:space="preserve"> </w:t>
-            </w:r>
-            <w:r>
-              <w:rPr>
-                <w:rFonts w:eastAsia="NanumSquare"/>
-                <w:b/>
-                <w:bCs/>
-              </w:rPr>
-              <w:t>및</w:t>
-            </w:r>
-            <w:r>
-              <w:rPr>
-                <w:rFonts w:eastAsia="NanumSquare"/>
-                <w:b/>
-                <w:bCs/>
-              </w:rPr>
-              <w:t xml:space="preserve"> </w:t>
-            </w:r>
-            <w:r>
-              <w:rPr>
-                <w:rFonts w:eastAsia="NanumSquare"/>
-                <w:b/>
-                <w:bCs/>
-              </w:rPr>
-              <w:t>세포</w:t>
-            </w:r>
-            <w:r>
-              <w:rPr>
-                <w:rFonts w:eastAsia="NanumSquare"/>
-                <w:b/>
-                <w:bCs/>
-              </w:rPr>
-              <w:t xml:space="preserve"> </w:t>
-            </w:r>
-            <w:r>
-              <w:rPr>
-                <w:rFonts w:eastAsia="NanumSquare"/>
-                <w:b/>
-                <w:bCs/>
-              </w:rPr>
-              <w:t>영상</w:t>
-            </w:r>
-            <w:r>
-              <w:rPr>
-                <w:rFonts w:eastAsia="NanumSquare"/>
-                <w:b/>
-                <w:bCs/>
-              </w:rPr>
-              <w:t xml:space="preserve"> </w:t>
-            </w:r>
-            <w:r>
-              <w:rPr>
-                <w:rFonts w:eastAsia="NanumSquare"/>
-                <w:b/>
-                <w:bCs/>
-              </w:rPr>
-              <w:t>처리</w:t>
-            </w:r>
-            <w:r>
-              <w:rPr>
-                <w:rFonts w:eastAsia="NanumSquare"/>
-                <w:b/>
-                <w:bCs/>
-              </w:rPr>
-              <w:t xml:space="preserve"> </w:t>
-            </w:r>
-            <w:r>
-              <w:rPr>
-                <w:rFonts w:eastAsia="NanumSquare"/>
-                <w:b/>
-                <w:bCs/>
-              </w:rPr>
-              <w:t>장치</w:t>
-            </w:r>
-            <w:r>
-              <w:rPr>
-                <w:rFonts w:eastAsia="NanumSquare" w:hint="eastAsia"/>
-                <w:b/>
-                <w:bCs/>
-              </w:rPr>
-              <w:t xml:space="preserve"> </w:t>
-            </w:r>
-            <w:r>
-              <w:rPr>
-                <w:rFonts w:eastAsia="NanumSquare"/>
-              </w:rPr>
-              <w:t>(ANALYSING METHOD FOR CELL IMAGE USING ARTIFICIAL NEURAL NETWORK AND IMAGE PROCESSING APPARATUS FOR CELL IMAGE).</w:t>
-            </w:r>
-            <w:r>
-              <w:rPr>
-                <w:rFonts w:eastAsia="NanumSquare"/>
-              </w:rPr>
-              <w:t xml:space="preserve"> </w:t>
-            </w:r>
-            <w:r>
-              <w:rPr>
-                <w:rFonts w:eastAsia="NanumSquare" w:hint="eastAsia"/>
-              </w:rPr>
-              <w:t>한국특허</w:t>
-            </w:r>
-            <w:r>
-              <w:rPr>
-                <w:rFonts w:eastAsia="NanumSquare"/>
-              </w:rPr>
-              <w:t>1020846830000</w:t>
-            </w:r>
-            <w:r>
-              <w:rPr>
-                <w:rFonts w:eastAsia="NanumSquare" w:hint="eastAsia"/>
-              </w:rPr>
-              <w:t>,</w:t>
-            </w:r>
-            <w:r>
-              <w:rPr>
-                <w:rFonts w:eastAsia="NanumSquare"/>
-              </w:rPr>
-              <w:t xml:space="preserve"> 2020.</w:t>
-            </w:r>
-          </w:p>
-        </w:tc>
-      </w:tr>
-      <w:tr>
-        <w:trPr>
-          <w:trHeight w:val="1134"/>
-        </w:trPr>
-        <w:tc>
-          <w:tcPr>
-            <w:tcW w:w="9350" w:type="dxa"/>
-            <w:tcBorders>
-              <w:top w:val="single" w:sz="4" w:space="0" w:color="D9D9D9"/>
-              <w:bottom w:val="single" w:sz="4" w:space="0" w:color="D9D9D9"/>
-            </w:tcBorders>
-            <w:shd w:val="clear" w:color="auto" w:fill="auto"/>
-          </w:tcPr>
-          <w:p>
-            <w:pPr>
-              <w:spacing w:before="120" w:after="120"/>
-              <w:rPr>
-                <w:rFonts w:eastAsia="NanumSquare"/>
-              </w:rPr>
-            </w:pPr>
-            <w:r>
-              <w:rPr>
-                <w:rFonts w:eastAsia="NanumSquare" w:hint="eastAsia"/>
-                <w:b/>
-                <w:bCs/>
-              </w:rPr>
-              <w:t>김동영</w:t>
-            </w:r>
-            <w:r>
-              <w:rPr>
-                <w:rFonts w:eastAsia="NanumSquare" w:hint="eastAsia"/>
-              </w:rPr>
-              <w:t>,</w:t>
-            </w:r>
-            <w:r>
-              <w:rPr>
-                <w:rFonts w:eastAsia="NanumSquare"/>
-              </w:rPr>
-              <w:t xml:space="preserve"> </w:t>
-            </w:r>
-            <w:r>
-              <w:rPr>
-                <w:rFonts w:eastAsia="NanumSquare" w:hint="eastAsia"/>
-              </w:rPr>
-              <w:t>미카엘</w:t>
-            </w:r>
-            <w:r>
-              <w:rPr>
-                <w:rFonts w:eastAsia="NanumSquare" w:hint="eastAsia"/>
-              </w:rPr>
-              <w:t xml:space="preserve"> </w:t>
-            </w:r>
-            <w:r>
-              <w:rPr>
-                <w:rFonts w:eastAsia="NanumSquare" w:hint="eastAsia"/>
-              </w:rPr>
-              <w:t>아이작</w:t>
-            </w:r>
-            <w:r>
-              <w:rPr>
-                <w:rFonts w:eastAsia="NanumSquare" w:hint="eastAsia"/>
-              </w:rPr>
-              <w:t>,</w:t>
-            </w:r>
-            <w:r>
-              <w:rPr>
-                <w:rFonts w:eastAsia="NanumSquare"/>
-              </w:rPr>
-              <w:t xml:space="preserve"> </w:t>
-            </w:r>
-            <w:r>
-              <w:rPr>
-                <w:rFonts w:eastAsia="NanumSquare" w:hint="eastAsia"/>
-              </w:rPr>
-              <w:t>기동엽</w:t>
-            </w:r>
-            <w:r>
-              <w:rPr>
-                <w:rFonts w:eastAsia="NanumSquare" w:hint="eastAsia"/>
-              </w:rPr>
-              <w:t>,</w:t>
-            </w:r>
-            <w:r>
-              <w:rPr>
-                <w:rFonts w:eastAsia="NanumSquare"/>
-              </w:rPr>
-              <w:t xml:space="preserve"> </w:t>
-            </w:r>
-            <w:r>
-              <w:rPr>
-                <w:rFonts w:eastAsia="NanumSquare" w:hint="eastAsia"/>
-              </w:rPr>
-              <w:t>조윤경</w:t>
-            </w:r>
-            <w:r>
-              <w:rPr>
-                <w:rFonts w:eastAsia="NanumSquare" w:hint="eastAsia"/>
-              </w:rPr>
-              <w:t>,</w:t>
-            </w:r>
-            <w:r>
-              <w:rPr>
-                <w:rFonts w:eastAsia="NanumSquare"/>
-              </w:rPr>
-              <w:t xml:space="preserve"> </w:t>
-            </w:r>
-            <w:r>
-              <w:rPr>
-                <w:rFonts w:eastAsia="NanumSquare" w:hint="eastAsia"/>
-                <w:b/>
-                <w:bCs/>
-              </w:rPr>
-              <w:t>원심력</w:t>
-            </w:r>
-            <w:r>
-              <w:rPr>
-                <w:rFonts w:eastAsia="NanumSquare"/>
-                <w:b/>
-                <w:bCs/>
-              </w:rPr>
-              <w:t xml:space="preserve"> </w:t>
-            </w:r>
-            <w:r>
-              <w:rPr>
-                <w:rFonts w:eastAsia="NanumSquare"/>
-                <w:b/>
-                <w:bCs/>
-              </w:rPr>
-              <w:t>기반</w:t>
-            </w:r>
-            <w:r>
-              <w:rPr>
-                <w:rFonts w:eastAsia="NanumSquare"/>
-                <w:b/>
-                <w:bCs/>
-              </w:rPr>
-              <w:t xml:space="preserve"> </w:t>
-            </w:r>
-            <w:r>
-              <w:rPr>
-                <w:rFonts w:eastAsia="NanumSquare"/>
-                <w:b/>
-                <w:bCs/>
-              </w:rPr>
-              <w:t>무전원</w:t>
-            </w:r>
-            <w:r>
-              <w:rPr>
-                <w:rFonts w:eastAsia="NanumSquare"/>
-                <w:b/>
-                <w:bCs/>
-              </w:rPr>
-              <w:t xml:space="preserve"> </w:t>
-            </w:r>
-            <w:r>
-              <w:rPr>
-                <w:rFonts w:eastAsia="NanumSquare"/>
-                <w:b/>
-                <w:bCs/>
-              </w:rPr>
-              <w:t>입자</w:t>
-            </w:r>
-            <w:r>
-              <w:rPr>
-                <w:rFonts w:eastAsia="NanumSquare"/>
-                <w:b/>
-                <w:bCs/>
-              </w:rPr>
-              <w:t xml:space="preserve"> </w:t>
-            </w:r>
-            <w:r>
-              <w:rPr>
-                <w:rFonts w:eastAsia="NanumSquare"/>
-                <w:b/>
-                <w:bCs/>
-              </w:rPr>
-              <w:t>농축장치</w:t>
-            </w:r>
-            <w:r>
-              <w:rPr>
-                <w:rFonts w:eastAsia="NanumSquare"/>
-                <w:b/>
-                <w:bCs/>
-              </w:rPr>
-              <w:t xml:space="preserve"> </w:t>
-            </w:r>
-            <w:r>
-              <w:rPr>
-                <w:rFonts w:eastAsia="NanumSquare"/>
-                <w:b/>
-                <w:bCs/>
-              </w:rPr>
-              <w:t>및</w:t>
-            </w:r>
-            <w:r>
-              <w:rPr>
-                <w:rFonts w:eastAsia="NanumSquare"/>
-                <w:b/>
-                <w:bCs/>
-              </w:rPr>
-              <w:t xml:space="preserve"> </w:t>
-            </w:r>
-            <w:r>
-              <w:rPr>
-                <w:rFonts w:eastAsia="NanumSquare"/>
-                <w:b/>
-                <w:bCs/>
-              </w:rPr>
-              <w:t>입자</w:t>
-            </w:r>
-            <w:r>
-              <w:rPr>
-                <w:rFonts w:eastAsia="NanumSquare"/>
-                <w:b/>
-                <w:bCs/>
-              </w:rPr>
-              <w:t xml:space="preserve"> </w:t>
-            </w:r>
-            <w:r>
-              <w:rPr>
-                <w:rFonts w:eastAsia="NanumSquare"/>
-                <w:b/>
-                <w:bCs/>
-              </w:rPr>
-              <w:t>농축방법</w:t>
-            </w:r>
-            <w:r>
-              <w:rPr>
-                <w:rFonts w:eastAsia="NanumSquare"/>
-              </w:rPr>
-              <w:t xml:space="preserve"> </w:t>
-            </w:r>
-            <w:r>
-              <w:rPr>
-                <w:rFonts w:eastAsia="NanumSquare"/>
-              </w:rPr>
-              <w:t>(Centrifugal force based non-powered particle concentration apparatus and method of particle concentration)</w:t>
-            </w:r>
-            <w:r>
-              <w:rPr>
-                <w:rFonts w:eastAsia="NanumSquare"/>
-              </w:rPr>
-              <w:t xml:space="preserve">. </w:t>
-            </w:r>
-            <w:r>
-              <w:rPr>
-                <w:rFonts w:eastAsia="NanumSquare" w:hint="eastAsia"/>
-              </w:rPr>
-              <w:t>한국특허</w:t>
-            </w:r>
-            <w:r>
-              <w:rPr>
-                <w:rFonts w:eastAsia="NanumSquare"/>
-              </w:rPr>
-              <w:t>1021037840000</w:t>
-            </w:r>
-            <w:r>
-              <w:rPr>
-                <w:rFonts w:eastAsia="NanumSquare"/>
-              </w:rPr>
-              <w:t>, 2020.</w:t>
-            </w:r>
-          </w:p>
-        </w:tc>
-      </w:tr>
-      <w:tr>
-        <w:trPr>
-          <w:trHeight w:val="1134"/>
-        </w:trPr>
-        <w:tc>
-          <w:tcPr>
-            <w:tcW w:w="9350" w:type="dxa"/>
-            <w:tcBorders>
-              <w:top w:val="single" w:sz="4" w:space="0" w:color="D9D9D9"/>
-              <w:bottom w:val="single" w:sz="4" w:space="0" w:color="D9D9D9"/>
-            </w:tcBorders>
-            <w:shd w:val="clear" w:color="auto" w:fill="auto"/>
-          </w:tcPr>
-          <w:p>
-            <w:pPr>
-              <w:spacing w:before="120" w:after="120"/>
-              <w:rPr>
-                <w:rFonts w:eastAsia="NanumSquare"/>
-              </w:rPr>
-            </w:pPr>
-            <w:r>
-              <w:rPr>
-                <w:rFonts w:eastAsia="NanumSquare" w:hint="eastAsia"/>
-                <w:b/>
-                <w:bCs/>
-              </w:rPr>
-              <w:t>김동영</w:t>
-            </w:r>
-            <w:r>
-              <w:rPr>
-                <w:rFonts w:eastAsia="NanumSquare" w:hint="eastAsia"/>
-              </w:rPr>
-              <w:t>,</w:t>
-            </w:r>
-            <w:r>
-              <w:rPr>
-                <w:rFonts w:eastAsia="NanumSquare"/>
-              </w:rPr>
-              <w:t xml:space="preserve"> </w:t>
-            </w:r>
-            <w:r>
-              <w:rPr>
-                <w:rFonts w:eastAsia="NanumSquare" w:hint="eastAsia"/>
-              </w:rPr>
-              <w:t>김치주</w:t>
-            </w:r>
-            <w:r>
-              <w:rPr>
-                <w:rFonts w:eastAsia="NanumSquare" w:hint="eastAsia"/>
-              </w:rPr>
-              <w:t>,</w:t>
-            </w:r>
-            <w:r>
-              <w:rPr>
-                <w:rFonts w:eastAsia="NanumSquare"/>
-              </w:rPr>
-              <w:t xml:space="preserve"> </w:t>
-            </w:r>
-            <w:r>
-              <w:rPr>
-                <w:rFonts w:eastAsia="NanumSquare" w:hint="eastAsia"/>
-              </w:rPr>
-              <w:t>기동엽</w:t>
-            </w:r>
-            <w:r>
-              <w:rPr>
-                <w:rFonts w:eastAsia="NanumSquare" w:hint="eastAsia"/>
-              </w:rPr>
-              <w:t>,</w:t>
-            </w:r>
-            <w:r>
-              <w:rPr>
-                <w:rFonts w:eastAsia="NanumSquare"/>
-              </w:rPr>
-              <w:t xml:space="preserve"> </w:t>
-            </w:r>
-            <w:r>
-              <w:rPr>
-                <w:rFonts w:eastAsia="NanumSquare" w:hint="eastAsia"/>
-              </w:rPr>
-              <w:t>조윤경</w:t>
-            </w:r>
-            <w:r>
-              <w:rPr>
-                <w:rFonts w:eastAsia="NanumSquare" w:hint="eastAsia"/>
-              </w:rPr>
-              <w:t>,</w:t>
-            </w:r>
-            <w:r>
-              <w:rPr>
-                <w:rFonts w:eastAsia="NanumSquare"/>
-              </w:rPr>
-              <w:t xml:space="preserve"> </w:t>
-            </w:r>
-            <w:r>
-              <w:rPr>
-                <w:rFonts w:eastAsia="NanumSquare" w:hint="eastAsia"/>
-                <w:b/>
-                <w:bCs/>
-              </w:rPr>
-              <w:t>원심력</w:t>
-            </w:r>
-            <w:r>
-              <w:rPr>
-                <w:rFonts w:eastAsia="NanumSquare"/>
-                <w:b/>
-                <w:bCs/>
-              </w:rPr>
-              <w:t xml:space="preserve"> </w:t>
-            </w:r>
-            <w:r>
-              <w:rPr>
-                <w:rFonts w:eastAsia="NanumSquare"/>
-                <w:b/>
-                <w:bCs/>
-              </w:rPr>
-              <w:t>기반</w:t>
-            </w:r>
-            <w:r>
-              <w:rPr>
-                <w:rFonts w:eastAsia="NanumSquare"/>
-                <w:b/>
-                <w:bCs/>
-              </w:rPr>
-              <w:t xml:space="preserve"> </w:t>
-            </w:r>
-            <w:r>
-              <w:rPr>
-                <w:rFonts w:eastAsia="NanumSquare"/>
-                <w:b/>
-                <w:bCs/>
-              </w:rPr>
-              <w:t>혈소판</w:t>
-            </w:r>
-            <w:r>
-              <w:rPr>
-                <w:rFonts w:eastAsia="NanumSquare"/>
-                <w:b/>
-                <w:bCs/>
-              </w:rPr>
-              <w:t xml:space="preserve"> </w:t>
-            </w:r>
-            <w:r>
-              <w:rPr>
-                <w:rFonts w:eastAsia="NanumSquare"/>
-                <w:b/>
-                <w:bCs/>
-              </w:rPr>
-              <w:t>분리</w:t>
-            </w:r>
-            <w:r>
-              <w:rPr>
-                <w:rFonts w:eastAsia="NanumSquare"/>
-                <w:b/>
-                <w:bCs/>
-              </w:rPr>
-              <w:t xml:space="preserve"> </w:t>
-            </w:r>
-            <w:r>
-              <w:rPr>
-                <w:rFonts w:eastAsia="NanumSquare"/>
-                <w:b/>
-                <w:bCs/>
-              </w:rPr>
-              <w:t>및</w:t>
-            </w:r>
-            <w:r>
-              <w:rPr>
-                <w:rFonts w:eastAsia="NanumSquare"/>
-                <w:b/>
-                <w:bCs/>
-              </w:rPr>
-              <w:t xml:space="preserve"> </w:t>
-            </w:r>
-            <w:r>
-              <w:rPr>
-                <w:rFonts w:eastAsia="NanumSquare"/>
-                <w:b/>
-                <w:bCs/>
-              </w:rPr>
-              <w:t>검진</w:t>
-            </w:r>
-            <w:r>
-              <w:rPr>
-                <w:rFonts w:eastAsia="NanumSquare"/>
-                <w:b/>
-                <w:bCs/>
-              </w:rPr>
-              <w:t xml:space="preserve"> </w:t>
-            </w:r>
-            <w:r>
-              <w:rPr>
-                <w:rFonts w:eastAsia="NanumSquare"/>
-                <w:b/>
-                <w:bCs/>
-              </w:rPr>
-              <w:t>장치</w:t>
-            </w:r>
-            <w:r>
-              <w:rPr>
-                <w:rFonts w:eastAsia="NanumSquare"/>
-              </w:rPr>
-              <w:t xml:space="preserve"> </w:t>
-            </w:r>
-            <w:r>
-              <w:rPr>
-                <w:rFonts w:eastAsia="NanumSquare"/>
-              </w:rPr>
-              <w:t>(Centrifugal force based platelet isolation and testing system)</w:t>
-            </w:r>
-            <w:r>
-              <w:rPr>
-                <w:rFonts w:eastAsia="NanumSquare"/>
-              </w:rPr>
-              <w:t xml:space="preserve">. </w:t>
-            </w:r>
-            <w:r>
-              <w:rPr>
-                <w:rFonts w:eastAsia="NanumSquare" w:hint="eastAsia"/>
-              </w:rPr>
-              <w:t>한국특허</w:t>
-            </w:r>
-            <w:r>
-              <w:rPr>
-                <w:rFonts w:eastAsia="NanumSquare"/>
-              </w:rPr>
-              <w:t>1020638650000</w:t>
-            </w:r>
-            <w:r>
-              <w:rPr>
-                <w:rFonts w:eastAsia="NanumSquare"/>
-              </w:rPr>
-              <w:t>, 2020.</w:t>
-            </w:r>
-          </w:p>
-        </w:tc>
-      </w:tr>
-      <w:tr>
-        <w:trPr>
-          <w:trHeight w:val="1134"/>
-        </w:trPr>
-        <w:tc>
-          <w:tcPr>
-            <w:tcW w:w="9350" w:type="dxa"/>
-            <w:tcBorders>
-              <w:top w:val="single" w:sz="4" w:space="0" w:color="D9D9D9"/>
-              <w:bottom w:val="single" w:sz="4" w:space="0" w:color="808080"/>
-            </w:tcBorders>
-            <w:shd w:val="clear" w:color="auto" w:fill="auto"/>
-          </w:tcPr>
-          <w:p>
-            <w:pPr>
-              <w:spacing w:before="120" w:after="120"/>
-              <w:rPr>
-                <w:rFonts w:eastAsia="NanumSquare"/>
-                <w:b/>
-              </w:rPr>
-            </w:pPr>
+          <w:p>
+            <w:pPr>
+              <w:spacing w:after="160"/>
+              <w:rPr>
+                <w:rFonts w:eastAsia="NanumSquare"/>
+              </w:rPr>
+            </w:pPr>
+            <w:r>
+              <w:rPr>
+                <w:rFonts w:eastAsia="NanumSquare"/>
+              </w:rPr>
+              <w:t xml:space="preserve">Cohen E. A. </w:t>
+            </w:r>
+            <w:proofErr w:type="gramStart"/>
+            <w:r>
+              <w:rPr>
+                <w:rFonts w:eastAsia="NanumSquare"/>
+              </w:rPr>
+              <w:t>K.,.</w:t>
+            </w:r>
+            <w:proofErr w:type="gramEnd"/>
+            <w:r>
+              <w:rPr>
+                <w:rFonts w:eastAsia="NanumSquare"/>
+              </w:rPr>
+              <w:t xml:space="preserve"> </w:t>
+            </w:r>
             <w:r>
               <w:rPr>
                 <w:rFonts w:eastAsia="NanumSquare"/>
@@ -15360,885 +14269,29 @@
             <w:r>
               <w:rPr>
                 <w:rFonts w:eastAsia="NanumSquare"/>
-                <w:b/>
-              </w:rPr>
-              <w:t>.</w:t>
-            </w:r>
-            <w:r>
-              <w:rPr>
-                <w:rFonts w:eastAsia="NanumSquare"/>
-                <w:b/>
-              </w:rPr>
-              <w:t xml:space="preserve">, </w:t>
-            </w:r>
-            <w:r>
-              <w:rPr>
-                <w:rFonts w:eastAsia="NanumSquare"/>
-              </w:rPr>
-              <w:t>Ober R.J,</w:t>
-            </w:r>
-            <w:r>
-              <w:rPr>
-                <w:rFonts w:eastAsia="NanumSquare"/>
-                <w:b/>
-              </w:rPr>
-              <w:t xml:space="preserve"> Advanced multi-dimensional microscopy system for single particle &amp; structure imaging. </w:t>
-            </w:r>
-            <w:r>
-              <w:rPr>
-                <w:rFonts w:eastAsia="NanumSquare"/>
-              </w:rPr>
-              <w:t>U.S. Patent, 2017.</w:t>
-            </w:r>
-          </w:p>
-        </w:tc>
-      </w:tr>
-    </w:tbl>
-    <w:p>
-      <w:pPr>
-        <w:rPr>
-          <w:rFonts w:eastAsia="NanumSquare"/>
-        </w:rPr>
-      </w:pPr>
-    </w:p>
-    <w:p>
-      <w:pPr>
-        <w:rPr>
-          <w:rFonts w:eastAsia="NanumSquare"/>
-        </w:rPr>
-      </w:pPr>
-    </w:p>
-    <w:tbl>
-      <w:tblPr>
-        <w:tblStyle w:val="TableGrid"/>
-        <w:tblW w:w="0" w:type="auto"/>
-        <w:tblBorders>
-          <w:top w:val="none" w:sz="0" w:space="0" w:color="auto"/>
-          <w:left w:val="none" w:sz="0" w:space="0" w:color="auto"/>
-          <w:bottom w:val="none" w:sz="0" w:space="0" w:color="auto"/>
-          <w:right w:val="none" w:sz="0" w:space="0" w:color="auto"/>
-          <w:insideH w:val="none" w:sz="0" w:space="0" w:color="auto"/>
-          <w:insideV w:val="none" w:sz="0" w:space="0" w:color="auto"/>
-        </w:tblBorders>
-        <w:tblLook w:val="04A0" w:firstRow="1" w:lastRow="0" w:firstColumn="1" w:lastColumn="0" w:noHBand="0" w:noVBand="1"/>
-      </w:tblPr>
-      <w:tblGrid>
-        <w:gridCol w:w="1843"/>
-        <w:gridCol w:w="7507"/>
-      </w:tblGrid>
-      <w:tr>
-        <w:tc>
-          <w:tcPr>
-            <w:tcW w:w="1843" w:type="dxa"/>
-            <w:tcBorders>
-              <w:bottom w:val="single" w:sz="4" w:space="0" w:color="000000" w:themeColor="text1"/>
-            </w:tcBorders>
-            <w:shd w:val="clear" w:color="auto" w:fill="auto"/>
-          </w:tcPr>
-          <w:p>
-            <w:pPr>
-              <w:rPr>
-                <w:rFonts w:ascii="NanumSquare Bold" w:eastAsia="NanumSquare Bold" w:hAnsi="NanumSquare Bold"/>
-              </w:rPr>
-            </w:pPr>
-            <w:r>
-              <w:rPr>
-                <w:rFonts w:ascii="NanumSquare Bold" w:eastAsia="NanumSquare Bold" w:hAnsi="NanumSquare Bold" w:hint="eastAsia"/>
-                <w:sz w:val="28"/>
-              </w:rPr>
-              <w:lastRenderedPageBreak/>
-              <w:t>수상</w:t>
-            </w:r>
-          </w:p>
-        </w:tc>
-        <w:tc>
-          <w:tcPr>
-            <w:tcW w:w="7507" w:type="dxa"/>
-            <w:tcBorders>
-              <w:bottom w:val="single" w:sz="4" w:space="0" w:color="000000" w:themeColor="text1"/>
-            </w:tcBorders>
-            <w:shd w:val="clear" w:color="auto" w:fill="auto"/>
-          </w:tcPr>
-          <w:p/>
-        </w:tc>
-      </w:tr>
-      <w:tr>
-        <w:tc>
-          <w:tcPr>
-            <w:tcW w:w="1843" w:type="dxa"/>
-            <w:tcBorders>
-              <w:top w:val="single" w:sz="4" w:space="0" w:color="000000" w:themeColor="text1"/>
-              <w:bottom w:val="single" w:sz="4" w:space="0" w:color="D9D9D9"/>
-            </w:tcBorders>
-            <w:shd w:val="clear" w:color="auto" w:fill="F2F2F2" w:themeFill="background1" w:themeFillShade="F2"/>
-          </w:tcPr>
-          <w:p>
-            <w:pPr>
-              <w:rPr>
-                <w:rFonts w:eastAsia="NanumSquare"/>
-              </w:rPr>
-            </w:pPr>
-            <w:r>
-              <w:rPr>
-                <w:rFonts w:eastAsia="NanumSquare"/>
-              </w:rPr>
-              <w:t>2020</w:t>
-            </w:r>
-          </w:p>
-        </w:tc>
-        <w:tc>
-          <w:tcPr>
-            <w:tcW w:w="7507" w:type="dxa"/>
-            <w:tcBorders>
-              <w:top w:val="single" w:sz="4" w:space="0" w:color="000000" w:themeColor="text1"/>
-              <w:bottom w:val="single" w:sz="4" w:space="0" w:color="D9D9D9"/>
-            </w:tcBorders>
-            <w:shd w:val="clear" w:color="auto" w:fill="auto"/>
-          </w:tcPr>
-          <w:p>
-            <w:pPr>
-              <w:rPr>
-                <w:rFonts w:eastAsia="NanumSquare"/>
-              </w:rPr>
-            </w:pPr>
-            <w:r>
-              <w:rPr>
-                <w:rFonts w:eastAsia="NanumSquare"/>
-              </w:rPr>
-              <w:t xml:space="preserve">IEEE </w:t>
-            </w:r>
-            <w:r>
-              <w:rPr>
-                <w:rFonts w:eastAsia="NanumSquare"/>
-                <w:b/>
-                <w:bCs/>
-              </w:rPr>
-              <w:t>ICDAR SROIE</w:t>
-            </w:r>
-            <w:r>
-              <w:rPr>
-                <w:rFonts w:eastAsia="NanumSquare"/>
-              </w:rPr>
-              <w:t xml:space="preserve"> </w:t>
-            </w:r>
-            <w:r>
-              <w:rPr>
-                <w:rFonts w:eastAsia="NanumSquare" w:hint="eastAsia"/>
-              </w:rPr>
-              <w:t>t</w:t>
-            </w:r>
-            <w:r>
-              <w:rPr>
-                <w:rFonts w:eastAsia="NanumSquare"/>
-              </w:rPr>
-              <w:t>ext localization task 1</w:t>
-            </w:r>
-            <w:r>
-              <w:rPr>
-                <w:rFonts w:eastAsia="NanumSquare" w:hint="eastAsia"/>
-              </w:rPr>
-              <w:t>위</w:t>
-            </w:r>
-            <w:r>
-              <w:rPr>
-                <w:rFonts w:eastAsia="NanumSquare" w:hint="eastAsia"/>
-              </w:rPr>
-              <w:t xml:space="preserve"> </w:t>
-            </w:r>
-          </w:p>
-          <w:p>
-            <w:pPr>
-              <w:rPr>
-                <w:rFonts w:eastAsia="NanumSquare"/>
-                <w:bCs/>
-              </w:rPr>
-            </w:pPr>
-            <w:hyperlink r:id="rId24" w:history="1">
-              <w:r>
-                <w:rPr>
-                  <w:rStyle w:val="Hyperlink"/>
-                  <w:rFonts w:eastAsia="NanumSquare"/>
-                  <w:bCs/>
-                </w:rPr>
-                <w:t>https://rrc.cvc.uab.es/?ch=13&amp;com=evaluation&amp;task=1</w:t>
-              </w:r>
-            </w:hyperlink>
-          </w:p>
-        </w:tc>
-      </w:tr>
-      <w:tr>
-        <w:tc>
-          <w:tcPr>
-            <w:tcW w:w="1843" w:type="dxa"/>
-            <w:tcBorders>
-              <w:top w:val="single" w:sz="4" w:space="0" w:color="D9D9D9"/>
-              <w:bottom w:val="single" w:sz="4" w:space="0" w:color="D9D9D9"/>
-            </w:tcBorders>
-            <w:shd w:val="clear" w:color="auto" w:fill="F2F2F2" w:themeFill="background1" w:themeFillShade="F2"/>
-          </w:tcPr>
-          <w:p>
-            <w:pPr>
-              <w:rPr>
-                <w:rFonts w:eastAsia="NanumSquare"/>
-              </w:rPr>
-            </w:pPr>
-            <w:r>
-              <w:rPr>
-                <w:rFonts w:eastAsia="NanumSquare"/>
-              </w:rPr>
-              <w:t>2020</w:t>
-            </w:r>
-          </w:p>
-        </w:tc>
-        <w:tc>
-          <w:tcPr>
-            <w:tcW w:w="7507" w:type="dxa"/>
-            <w:tcBorders>
-              <w:top w:val="single" w:sz="4" w:space="0" w:color="D9D9D9"/>
-              <w:bottom w:val="single" w:sz="4" w:space="0" w:color="D9D9D9"/>
-            </w:tcBorders>
-            <w:shd w:val="clear" w:color="auto" w:fill="auto"/>
-          </w:tcPr>
-          <w:p>
-            <w:pPr>
-              <w:rPr>
-                <w:rFonts w:eastAsia="NanumSquare"/>
-              </w:rPr>
-            </w:pPr>
-            <w:r>
-              <w:rPr>
-                <w:rFonts w:eastAsia="NanumSquare"/>
-              </w:rPr>
-              <w:t xml:space="preserve">IEEE </w:t>
-            </w:r>
-            <w:r>
-              <w:rPr>
-                <w:rFonts w:eastAsia="NanumSquare"/>
-                <w:b/>
-                <w:bCs/>
-              </w:rPr>
-              <w:t>ICDAR SROIE</w:t>
-            </w:r>
-            <w:r>
-              <w:rPr>
-                <w:rFonts w:eastAsia="NanumSquare"/>
-              </w:rPr>
-              <w:t xml:space="preserve"> </w:t>
-            </w:r>
-            <w:r>
-              <w:rPr>
-                <w:rFonts w:eastAsia="NanumSquare" w:hint="eastAsia"/>
-              </w:rPr>
-              <w:t>t</w:t>
-            </w:r>
-            <w:r>
-              <w:rPr>
-                <w:rFonts w:eastAsia="NanumSquare"/>
-              </w:rPr>
-              <w:t>ext recognition task 1</w:t>
-            </w:r>
-            <w:r>
-              <w:rPr>
-                <w:rFonts w:eastAsia="NanumSquare" w:hint="eastAsia"/>
-              </w:rPr>
-              <w:t>위</w:t>
-            </w:r>
-          </w:p>
-          <w:p>
-            <w:pPr>
-              <w:rPr>
-                <w:rFonts w:eastAsia="NanumSquare"/>
-              </w:rPr>
-            </w:pPr>
-            <w:hyperlink r:id="rId25" w:history="1">
-              <w:r>
-                <w:rPr>
-                  <w:rStyle w:val="Hyperlink"/>
-                  <w:rFonts w:eastAsia="NanumSquare"/>
-                  <w:bCs/>
-                </w:rPr>
-                <w:t>https://rrc.cvc.uab.es/?ch=13&amp;com=evaluation&amp;task=2</w:t>
-              </w:r>
-            </w:hyperlink>
-            <w:r>
-              <w:rPr>
-                <w:rFonts w:eastAsia="NanumSquare"/>
-                <w:bCs/>
-              </w:rPr>
-              <w:t xml:space="preserve"> </w:t>
-            </w:r>
-          </w:p>
-        </w:tc>
-      </w:tr>
-      <w:tr>
-        <w:tc>
-          <w:tcPr>
-            <w:tcW w:w="1843" w:type="dxa"/>
-            <w:tcBorders>
-              <w:top w:val="single" w:sz="4" w:space="0" w:color="D9D9D9"/>
-              <w:bottom w:val="single" w:sz="4" w:space="0" w:color="D9D9D9"/>
-            </w:tcBorders>
-            <w:shd w:val="clear" w:color="auto" w:fill="F2F2F2" w:themeFill="background1" w:themeFillShade="F2"/>
-          </w:tcPr>
-          <w:p>
-            <w:pPr>
-              <w:rPr>
-                <w:rFonts w:eastAsia="NanumSquare"/>
-              </w:rPr>
-            </w:pPr>
-            <w:r>
-              <w:rPr>
-                <w:rFonts w:eastAsia="NanumSquare" w:hint="eastAsia"/>
-              </w:rPr>
-              <w:t>2</w:t>
-            </w:r>
-            <w:r>
-              <w:rPr>
-                <w:rFonts w:eastAsia="NanumSquare"/>
-              </w:rPr>
-              <w:t>018</w:t>
-            </w:r>
-          </w:p>
-        </w:tc>
-        <w:tc>
-          <w:tcPr>
-            <w:tcW w:w="7507" w:type="dxa"/>
-            <w:tcBorders>
-              <w:top w:val="single" w:sz="4" w:space="0" w:color="D9D9D9"/>
-              <w:bottom w:val="single" w:sz="4" w:space="0" w:color="D9D9D9"/>
-            </w:tcBorders>
-            <w:shd w:val="clear" w:color="auto" w:fill="auto"/>
-          </w:tcPr>
-          <w:p>
-            <w:pPr>
-              <w:rPr>
-                <w:rFonts w:eastAsia="NanumSquare"/>
-              </w:rPr>
-            </w:pPr>
-            <w:r>
-              <w:rPr>
-                <w:rFonts w:eastAsia="NanumSquare" w:hint="eastAsia"/>
-              </w:rPr>
-              <w:t>T</w:t>
-            </w:r>
-            <w:r>
-              <w:rPr>
-                <w:rFonts w:eastAsia="NanumSquare"/>
-              </w:rPr>
-              <w:t>he 22</w:t>
-            </w:r>
-            <w:r>
-              <w:rPr>
-                <w:rFonts w:eastAsia="NanumSquare"/>
-                <w:vertAlign w:val="superscript"/>
-              </w:rPr>
-              <w:t>nd</w:t>
-            </w:r>
-            <w:r>
-              <w:rPr>
-                <w:rFonts w:eastAsia="NanumSquare"/>
-              </w:rPr>
-              <w:t xml:space="preserve"> International Conference On </w:t>
-            </w:r>
-            <w:r>
-              <w:rPr>
-                <w:rFonts w:eastAsia="NanumSquare"/>
-                <w:b/>
-              </w:rPr>
-              <w:t>M</w:t>
-            </w:r>
-            <w:r>
-              <w:rPr>
-                <w:rFonts w:eastAsia="NanumSquare"/>
-                <w:b/>
-              </w:rPr>
-              <w:t>iniaturized Systems For Chemistry And Life Sciences</w:t>
-            </w:r>
-            <w:r>
-              <w:rPr>
-                <w:rFonts w:eastAsia="NanumSquare"/>
-              </w:rPr>
-              <w:t>, Shark Tank Competition 1</w:t>
-            </w:r>
-            <w:r>
-              <w:rPr>
-                <w:rFonts w:eastAsia="NanumSquare" w:hint="eastAsia"/>
-              </w:rPr>
-              <w:t>위</w:t>
-            </w:r>
-            <w:r>
-              <w:rPr>
-                <w:rFonts w:eastAsia="NanumSquare" w:hint="eastAsia"/>
-              </w:rPr>
-              <w:t xml:space="preserve"> </w:t>
-            </w:r>
-          </w:p>
-        </w:tc>
-      </w:tr>
-      <w:tr>
-        <w:tc>
-          <w:tcPr>
-            <w:tcW w:w="1843" w:type="dxa"/>
-            <w:tcBorders>
-              <w:top w:val="single" w:sz="4" w:space="0" w:color="D9D9D9"/>
-              <w:bottom w:val="single" w:sz="4" w:space="0" w:color="D9D9D9"/>
-            </w:tcBorders>
-            <w:shd w:val="clear" w:color="auto" w:fill="F2F2F2" w:themeFill="background1" w:themeFillShade="F2"/>
-          </w:tcPr>
-          <w:p>
-            <w:pPr>
-              <w:rPr>
-                <w:rFonts w:eastAsia="NanumSquare"/>
-              </w:rPr>
-            </w:pPr>
-            <w:r>
-              <w:rPr>
-                <w:rFonts w:eastAsia="NanumSquare"/>
-              </w:rPr>
-              <w:t>2016</w:t>
-            </w:r>
-          </w:p>
-        </w:tc>
-        <w:tc>
-          <w:tcPr>
-            <w:tcW w:w="7507" w:type="dxa"/>
-            <w:tcBorders>
-              <w:top w:val="single" w:sz="4" w:space="0" w:color="D9D9D9"/>
-              <w:bottom w:val="single" w:sz="4" w:space="0" w:color="D9D9D9"/>
-            </w:tcBorders>
-            <w:shd w:val="clear" w:color="auto" w:fill="auto"/>
-          </w:tcPr>
-          <w:p>
-            <w:pPr>
-              <w:rPr>
-                <w:rFonts w:eastAsia="NanumSquare"/>
-                <w:b/>
-              </w:rPr>
-            </w:pPr>
-            <w:r>
-              <w:rPr>
-                <w:rFonts w:eastAsia="NanumSquare"/>
-              </w:rPr>
-              <w:t>스위스</w:t>
-            </w:r>
-            <w:r>
-              <w:rPr>
-                <w:rFonts w:eastAsia="NanumSquare"/>
-                <w:b/>
-              </w:rPr>
-              <w:t xml:space="preserve"> SMLMS Challenge </w:t>
-            </w:r>
-            <w:r>
-              <w:rPr>
-                <w:rFonts w:eastAsia="NanumSquare"/>
-                <w:b/>
-              </w:rPr>
-              <w:t>(EPFL)</w:t>
-            </w:r>
-          </w:p>
-          <w:p>
-            <w:pPr>
-              <w:rPr>
-                <w:rFonts w:eastAsia="NanumSquare"/>
-              </w:rPr>
-            </w:pPr>
-            <w:r>
-              <w:rPr>
-                <w:rFonts w:eastAsia="NanumSquare"/>
-              </w:rPr>
-              <w:t xml:space="preserve">3D single molecule localization microscopy </w:t>
-            </w:r>
-            <w:r>
-              <w:rPr>
-                <w:rFonts w:eastAsia="NanumSquare"/>
-              </w:rPr>
-              <w:t>부문</w:t>
-            </w:r>
-            <w:r>
-              <w:rPr>
-                <w:rFonts w:eastAsia="NanumSquare"/>
-              </w:rPr>
-              <w:t xml:space="preserve"> 1</w:t>
-            </w:r>
-            <w:r>
-              <w:rPr>
-                <w:rFonts w:eastAsia="NanumSquare"/>
-              </w:rPr>
-              <w:t>위</w:t>
-            </w:r>
-          </w:p>
-        </w:tc>
-      </w:tr>
-      <w:tr>
-        <w:tc>
-          <w:tcPr>
-            <w:tcW w:w="1843" w:type="dxa"/>
-            <w:tcBorders>
-              <w:top w:val="single" w:sz="4" w:space="0" w:color="D9D9D9"/>
-              <w:bottom w:val="single" w:sz="4" w:space="0" w:color="D9D9D9"/>
-            </w:tcBorders>
-            <w:shd w:val="clear" w:color="auto" w:fill="F2F2F2" w:themeFill="background1" w:themeFillShade="F2"/>
-          </w:tcPr>
-          <w:p>
-            <w:pPr>
-              <w:rPr>
-                <w:rFonts w:eastAsia="NanumSquare"/>
-              </w:rPr>
-            </w:pPr>
-            <w:r>
-              <w:rPr>
-                <w:rFonts w:eastAsia="NanumSquare"/>
-              </w:rPr>
-              <w:t>2014 – 2016</w:t>
-            </w:r>
-          </w:p>
-        </w:tc>
-        <w:tc>
-          <w:tcPr>
-            <w:tcW w:w="7507" w:type="dxa"/>
-            <w:tcBorders>
-              <w:top w:val="single" w:sz="4" w:space="0" w:color="D9D9D9"/>
-              <w:bottom w:val="single" w:sz="4" w:space="0" w:color="D9D9D9"/>
-            </w:tcBorders>
-            <w:shd w:val="clear" w:color="auto" w:fill="auto"/>
-          </w:tcPr>
-          <w:p>
-            <w:pPr>
-              <w:rPr>
-                <w:rFonts w:eastAsia="NanumSquare"/>
-              </w:rPr>
-            </w:pPr>
-            <w:r>
-              <w:rPr>
-                <w:rFonts w:eastAsia="NanumSquare"/>
-              </w:rPr>
-              <w:t>미국</w:t>
-            </w:r>
-            <w:r>
-              <w:rPr>
-                <w:rFonts w:eastAsia="NanumSquare"/>
-                <w:b/>
-              </w:rPr>
-              <w:t xml:space="preserve"> Texas A&amp;M University </w:t>
-            </w:r>
-            <w:r>
-              <w:rPr>
-                <w:rFonts w:eastAsia="NanumSquare"/>
-              </w:rPr>
-              <w:t>연구</w:t>
-            </w:r>
-            <w:r>
-              <w:rPr>
-                <w:rFonts w:eastAsia="NanumSquare"/>
-              </w:rPr>
-              <w:t xml:space="preserve"> </w:t>
-            </w:r>
-            <w:r>
-              <w:rPr>
-                <w:rFonts w:eastAsia="NanumSquare"/>
-              </w:rPr>
-              <w:t>장학금</w:t>
-            </w:r>
-          </w:p>
-        </w:tc>
-      </w:tr>
-      <w:tr>
-        <w:tc>
-          <w:tcPr>
-            <w:tcW w:w="1843" w:type="dxa"/>
-            <w:tcBorders>
-              <w:top w:val="single" w:sz="4" w:space="0" w:color="D9D9D9"/>
-              <w:bottom w:val="single" w:sz="4" w:space="0" w:color="D9D9D9"/>
-            </w:tcBorders>
-            <w:shd w:val="clear" w:color="auto" w:fill="F2F2F2" w:themeFill="background1" w:themeFillShade="F2"/>
-          </w:tcPr>
-          <w:p>
-            <w:pPr>
-              <w:rPr>
-                <w:rFonts w:eastAsia="NanumSquare"/>
-              </w:rPr>
-            </w:pPr>
-            <w:r>
-              <w:rPr>
-                <w:rFonts w:eastAsia="NanumSquare"/>
-              </w:rPr>
-              <w:t>2012 – 2014</w:t>
-            </w:r>
-          </w:p>
-        </w:tc>
-        <w:tc>
-          <w:tcPr>
-            <w:tcW w:w="7507" w:type="dxa"/>
-            <w:tcBorders>
-              <w:top w:val="single" w:sz="4" w:space="0" w:color="D9D9D9"/>
-              <w:bottom w:val="single" w:sz="4" w:space="0" w:color="D9D9D9"/>
-            </w:tcBorders>
-            <w:shd w:val="clear" w:color="auto" w:fill="auto"/>
-          </w:tcPr>
-          <w:p>
-            <w:pPr>
-              <w:rPr>
-                <w:rFonts w:eastAsia="NanumSquare"/>
-              </w:rPr>
-            </w:pPr>
-            <w:r>
-              <w:rPr>
-                <w:rFonts w:eastAsia="NanumSquare"/>
-              </w:rPr>
-              <w:t>미국</w:t>
-            </w:r>
-            <w:r>
-              <w:rPr>
-                <w:rFonts w:eastAsia="NanumSquare"/>
-                <w:b/>
-              </w:rPr>
-              <w:t xml:space="preserve"> The University of Texas at Dallas </w:t>
-            </w:r>
-            <w:r>
-              <w:rPr>
-                <w:rFonts w:eastAsia="NanumSquare"/>
-              </w:rPr>
-              <w:t>연구</w:t>
-            </w:r>
-            <w:r>
-              <w:rPr>
-                <w:rFonts w:eastAsia="NanumSquare"/>
-              </w:rPr>
-              <w:t xml:space="preserve"> </w:t>
-            </w:r>
-            <w:r>
-              <w:rPr>
-                <w:rFonts w:eastAsia="NanumSquare"/>
-              </w:rPr>
-              <w:t>장학금</w:t>
-            </w:r>
-          </w:p>
-        </w:tc>
-      </w:tr>
-      <w:tr>
-        <w:tc>
-          <w:tcPr>
-            <w:tcW w:w="1843" w:type="dxa"/>
-            <w:tcBorders>
-              <w:top w:val="single" w:sz="4" w:space="0" w:color="D9D9D9"/>
-              <w:bottom w:val="single" w:sz="4" w:space="0" w:color="D9D9D9"/>
-            </w:tcBorders>
-            <w:shd w:val="clear" w:color="auto" w:fill="F2F2F2" w:themeFill="background1" w:themeFillShade="F2"/>
-          </w:tcPr>
-          <w:p>
-            <w:pPr>
-              <w:rPr>
-                <w:rFonts w:eastAsia="NanumSquare"/>
-              </w:rPr>
-            </w:pPr>
-            <w:r>
-              <w:rPr>
-                <w:rFonts w:eastAsia="NanumSquare"/>
-              </w:rPr>
-              <w:t>2011 – 2011</w:t>
-            </w:r>
-          </w:p>
-        </w:tc>
-        <w:tc>
-          <w:tcPr>
-            <w:tcW w:w="7507" w:type="dxa"/>
-            <w:tcBorders>
-              <w:top w:val="single" w:sz="4" w:space="0" w:color="D9D9D9"/>
-              <w:bottom w:val="single" w:sz="4" w:space="0" w:color="D9D9D9"/>
-            </w:tcBorders>
-            <w:shd w:val="clear" w:color="auto" w:fill="auto"/>
-          </w:tcPr>
-          <w:p>
-            <w:pPr>
-              <w:rPr>
-                <w:rFonts w:eastAsia="NanumSquare"/>
-              </w:rPr>
-            </w:pPr>
-            <w:r>
-              <w:rPr>
-                <w:rFonts w:eastAsia="NanumSquare"/>
-              </w:rPr>
-              <w:t>미국</w:t>
-            </w:r>
-            <w:r>
-              <w:rPr>
-                <w:rFonts w:eastAsia="NanumSquare"/>
-                <w:b/>
-              </w:rPr>
-              <w:t xml:space="preserve"> The University of Texas at Dallas </w:t>
-            </w:r>
-            <w:r>
-              <w:rPr>
-                <w:rFonts w:eastAsia="NanumSquare"/>
-              </w:rPr>
-              <w:t>학사</w:t>
-            </w:r>
-            <w:r>
-              <w:rPr>
-                <w:rFonts w:eastAsia="NanumSquare"/>
-              </w:rPr>
-              <w:t xml:space="preserve"> </w:t>
-            </w:r>
-            <w:r>
-              <w:rPr>
-                <w:rFonts w:eastAsia="NanumSquare"/>
-              </w:rPr>
-              <w:t>연구</w:t>
-            </w:r>
-            <w:r>
-              <w:rPr>
-                <w:rFonts w:eastAsia="NanumSquare"/>
-              </w:rPr>
-              <w:t xml:space="preserve"> </w:t>
-            </w:r>
-            <w:r>
-              <w:rPr>
-                <w:rFonts w:eastAsia="NanumSquare"/>
-              </w:rPr>
-              <w:t>장학금</w:t>
-            </w:r>
-          </w:p>
-        </w:tc>
-      </w:tr>
-      <w:tr>
-        <w:tc>
-          <w:tcPr>
-            <w:tcW w:w="1843" w:type="dxa"/>
-            <w:tcBorders>
-              <w:top w:val="single" w:sz="4" w:space="0" w:color="D9D9D9"/>
-              <w:bottom w:val="single" w:sz="4" w:space="0" w:color="D9D9D9"/>
-            </w:tcBorders>
-            <w:shd w:val="clear" w:color="auto" w:fill="F2F2F2" w:themeFill="background1" w:themeFillShade="F2"/>
-          </w:tcPr>
-          <w:p>
-            <w:pPr>
-              <w:rPr>
-                <w:rFonts w:eastAsia="NanumSquare"/>
-              </w:rPr>
-            </w:pPr>
-            <w:r>
-              <w:rPr>
-                <w:rFonts w:eastAsia="NanumSquare"/>
-              </w:rPr>
-              <w:t>2011 – 2011</w:t>
-            </w:r>
-          </w:p>
-        </w:tc>
-        <w:tc>
-          <w:tcPr>
-            <w:tcW w:w="7507" w:type="dxa"/>
-            <w:tcBorders>
-              <w:top w:val="single" w:sz="4" w:space="0" w:color="D9D9D9"/>
-              <w:bottom w:val="single" w:sz="4" w:space="0" w:color="D9D9D9"/>
-            </w:tcBorders>
-            <w:shd w:val="clear" w:color="auto" w:fill="auto"/>
-          </w:tcPr>
-          <w:p>
-            <w:pPr>
-              <w:rPr>
-                <w:rFonts w:eastAsia="NanumSquare"/>
-                <w:b/>
-              </w:rPr>
-            </w:pPr>
-            <w:r>
-              <w:rPr>
-                <w:rFonts w:eastAsia="NanumSquare"/>
-              </w:rPr>
-              <w:t>미국</w:t>
-            </w:r>
-            <w:r>
-              <w:rPr>
-                <w:rFonts w:eastAsia="NanumSquare"/>
-                <w:b/>
-              </w:rPr>
-              <w:t xml:space="preserve"> The University of Texas at Dallas </w:t>
-            </w:r>
-            <w:r>
-              <w:rPr>
-                <w:rFonts w:eastAsia="NanumSquare"/>
-              </w:rPr>
-              <w:t>Senior Design Project 2</w:t>
-            </w:r>
-            <w:r>
-              <w:rPr>
-                <w:rFonts w:eastAsia="NanumSquare"/>
-              </w:rPr>
-              <w:t>위</w:t>
-            </w:r>
-          </w:p>
-        </w:tc>
-      </w:tr>
-      <w:tr>
-        <w:tc>
-          <w:tcPr>
-            <w:tcW w:w="1843" w:type="dxa"/>
-            <w:tcBorders>
-              <w:top w:val="single" w:sz="4" w:space="0" w:color="D9D9D9"/>
-              <w:bottom w:val="single" w:sz="4" w:space="0" w:color="808080"/>
-            </w:tcBorders>
-            <w:shd w:val="clear" w:color="auto" w:fill="F2F2F2" w:themeFill="background1" w:themeFillShade="F2"/>
-          </w:tcPr>
-          <w:p>
-            <w:pPr>
-              <w:rPr>
-                <w:rFonts w:eastAsia="NanumSquare"/>
-              </w:rPr>
-            </w:pPr>
-            <w:r>
-              <w:rPr>
-                <w:rFonts w:eastAsia="NanumSquare"/>
-              </w:rPr>
-              <w:t>2010 – 2012</w:t>
-            </w:r>
-          </w:p>
-        </w:tc>
-        <w:tc>
-          <w:tcPr>
-            <w:tcW w:w="7507" w:type="dxa"/>
-            <w:tcBorders>
-              <w:top w:val="single" w:sz="4" w:space="0" w:color="D9D9D9"/>
-              <w:bottom w:val="single" w:sz="4" w:space="0" w:color="808080"/>
-            </w:tcBorders>
-            <w:shd w:val="clear" w:color="auto" w:fill="auto"/>
-          </w:tcPr>
-          <w:p>
-            <w:pPr>
-              <w:rPr>
-                <w:rFonts w:eastAsia="NanumSquare"/>
-                <w:b/>
-              </w:rPr>
-            </w:pPr>
-            <w:r>
-              <w:rPr>
-                <w:rFonts w:eastAsia="NanumSquare"/>
-              </w:rPr>
-              <w:t>미국</w:t>
-            </w:r>
-            <w:r>
-              <w:rPr>
-                <w:rFonts w:eastAsia="NanumSquare"/>
-                <w:b/>
-              </w:rPr>
-              <w:t xml:space="preserve"> The University of Texas at Dallas </w:t>
-            </w:r>
-            <w:r>
-              <w:rPr>
-                <w:rFonts w:eastAsia="NanumSquare"/>
-              </w:rPr>
-              <w:t>학사</w:t>
-            </w:r>
-            <w:r>
-              <w:rPr>
-                <w:rFonts w:eastAsia="NanumSquare"/>
-              </w:rPr>
-              <w:t xml:space="preserve"> </w:t>
-            </w:r>
-            <w:r>
-              <w:rPr>
-                <w:rFonts w:eastAsia="NanumSquare"/>
-              </w:rPr>
-              <w:t>장학금</w:t>
-            </w:r>
+              </w:rPr>
+              <w:t xml:space="preserve">., Ober R.J, </w:t>
+            </w:r>
+            <w:r>
+              <w:rPr>
+                <w:rFonts w:eastAsia="NanumSquare"/>
+                <w:b/>
+              </w:rPr>
+              <w:t>Cramer-Rao Lower Bound for Point Based Image Registration with Heteroscedastic Error Model for Application in Single Molecule Microscopy.</w:t>
+            </w:r>
+            <w:r>
+              <w:rPr>
+                <w:rFonts w:eastAsia="NanumSquare"/>
+              </w:rPr>
+              <w:t xml:space="preserve"> IEEE Transactions on Medical Imaging 2015</w:t>
+            </w:r>
+          </w:p>
+          <w:p>
+            <w:pPr>
+              <w:rPr>
+                <w:rFonts w:eastAsia="NanumSquare"/>
+              </w:rPr>
+            </w:pPr>
           </w:p>
         </w:tc>
       </w:tr>
@@ -16277,78 +14330,1390 @@
             <w:shd w:val="clear" w:color="auto" w:fill="auto"/>
           </w:tcPr>
           <w:p>
-            <w:r>
-              <w:rPr>
-                <w:rFonts w:ascii="NanumSquare Bold" w:eastAsia="NanumSquare Bold" w:hAnsi="NanumSquare Bold" w:hint="eastAsia"/>
+            <w:pPr>
+              <w:rPr>
+                <w:rFonts w:eastAsia="NanumSquare"/>
+              </w:rPr>
+            </w:pPr>
+            <w:r>
+              <w:rPr>
+                <w:rFonts w:eastAsia="NanumSquare" w:hint="eastAsia"/>
                 <w:sz w:val="28"/>
               </w:rPr>
-              <w:t>언어</w:t>
+              <w:t>특허</w:t>
             </w:r>
           </w:p>
         </w:tc>
       </w:tr>
       <w:tr>
+        <w:trPr>
+          <w:trHeight w:val="567"/>
+        </w:trPr>
         <w:tc>
           <w:tcPr>
             <w:tcW w:w="9350" w:type="dxa"/>
             <w:tcBorders>
               <w:top w:val="single" w:sz="4" w:space="0" w:color="000000" w:themeColor="text1"/>
+              <w:bottom w:val="single" w:sz="4" w:space="0" w:color="D9D9D9"/>
+            </w:tcBorders>
+            <w:shd w:val="clear" w:color="auto" w:fill="auto"/>
+          </w:tcPr>
+          <w:p>
+            <w:pPr>
+              <w:spacing w:before="60" w:after="60"/>
+              <w:rPr>
+                <w:rFonts w:eastAsia="NanumSquare"/>
+              </w:rPr>
+            </w:pPr>
+            <w:r>
+              <w:rPr>
+                <w:rFonts w:eastAsia="NanumSquare" w:hint="eastAsia"/>
+                <w:b/>
+                <w:bCs/>
+              </w:rPr>
+              <w:t>김동영</w:t>
+            </w:r>
+            <w:r>
+              <w:rPr>
+                <w:rFonts w:eastAsia="NanumSquare" w:hint="eastAsia"/>
+              </w:rPr>
+              <w:t>,</w:t>
+            </w:r>
+            <w:r>
+              <w:rPr>
+                <w:rFonts w:eastAsia="NanumSquare"/>
+              </w:rPr>
+              <w:t xml:space="preserve"> </w:t>
+            </w:r>
+            <w:r>
+              <w:rPr>
+                <w:rFonts w:eastAsia="NanumSquare" w:hint="eastAsia"/>
+              </w:rPr>
+              <w:t>곽명성</w:t>
+            </w:r>
+            <w:r>
+              <w:rPr>
+                <w:rFonts w:eastAsia="NanumSquare" w:hint="eastAsia"/>
+              </w:rPr>
+              <w:t>,</w:t>
+            </w:r>
+            <w:r>
+              <w:rPr>
+                <w:rFonts w:eastAsia="NanumSquare"/>
+              </w:rPr>
+              <w:t xml:space="preserve"> </w:t>
+            </w:r>
+            <w:r>
+              <w:rPr>
+                <w:rFonts w:eastAsia="NanumSquare" w:hint="eastAsia"/>
+              </w:rPr>
+              <w:t>원은지</w:t>
+            </w:r>
+            <w:r>
+              <w:rPr>
+                <w:rFonts w:eastAsia="NanumSquare" w:hint="eastAsia"/>
+              </w:rPr>
+              <w:t>,</w:t>
+            </w:r>
+            <w:r>
+              <w:rPr>
+                <w:rFonts w:eastAsia="NanumSquare"/>
+              </w:rPr>
+              <w:t xml:space="preserve"> </w:t>
+            </w:r>
+            <w:r>
+              <w:rPr>
+                <w:rFonts w:eastAsia="NanumSquare" w:hint="eastAsia"/>
+                <w:b/>
+                <w:bCs/>
+              </w:rPr>
+              <w:t>광학이미지문서</w:t>
+            </w:r>
+            <w:r>
+              <w:rPr>
+                <w:rFonts w:eastAsia="NanumSquare" w:hint="eastAsia"/>
+                <w:b/>
+                <w:bCs/>
+              </w:rPr>
+              <w:t xml:space="preserve"> </w:t>
+            </w:r>
+            <w:r>
+              <w:rPr>
+                <w:rFonts w:eastAsia="NanumSquare" w:hint="eastAsia"/>
+                <w:b/>
+                <w:bCs/>
+              </w:rPr>
+              <w:t>생성을</w:t>
+            </w:r>
+            <w:r>
+              <w:rPr>
+                <w:rFonts w:eastAsia="NanumSquare" w:hint="eastAsia"/>
+                <w:b/>
+                <w:bCs/>
+              </w:rPr>
+              <w:t xml:space="preserve"> </w:t>
+            </w:r>
+            <w:r>
+              <w:rPr>
+                <w:rFonts w:eastAsia="NanumSquare" w:hint="eastAsia"/>
+                <w:b/>
+                <w:bCs/>
+              </w:rPr>
+              <w:t>위한</w:t>
+            </w:r>
+            <w:r>
+              <w:rPr>
+                <w:rFonts w:eastAsia="NanumSquare" w:hint="eastAsia"/>
+                <w:b/>
+                <w:bCs/>
+              </w:rPr>
+              <w:t xml:space="preserve"> </w:t>
+            </w:r>
+            <w:r>
+              <w:rPr>
+                <w:rFonts w:eastAsia="NanumSquare" w:hint="eastAsia"/>
+                <w:b/>
+                <w:bCs/>
+              </w:rPr>
+              <w:t>인공지능</w:t>
+            </w:r>
+            <w:r>
+              <w:rPr>
+                <w:rFonts w:eastAsia="NanumSquare" w:hint="eastAsia"/>
+                <w:b/>
+                <w:bCs/>
+              </w:rPr>
+              <w:t xml:space="preserve"> </w:t>
+            </w:r>
+            <w:r>
+              <w:rPr>
+                <w:rFonts w:eastAsia="NanumSquare" w:hint="eastAsia"/>
+                <w:b/>
+                <w:bCs/>
+              </w:rPr>
+              <w:t>기반</w:t>
+            </w:r>
+            <w:r>
+              <w:rPr>
+                <w:rFonts w:eastAsia="NanumSquare" w:hint="eastAsia"/>
+                <w:b/>
+                <w:bCs/>
+              </w:rPr>
+              <w:t xml:space="preserve"> </w:t>
+            </w:r>
+            <w:r>
+              <w:rPr>
+                <w:rFonts w:eastAsia="NanumSquare" w:hint="eastAsia"/>
+                <w:b/>
+                <w:bCs/>
+              </w:rPr>
+              <w:t>시뮬레이터</w:t>
+            </w:r>
+            <w:r>
+              <w:rPr>
+                <w:rFonts w:eastAsia="NanumSquare" w:hint="eastAsia"/>
+              </w:rPr>
+              <w:t xml:space="preserve"> </w:t>
+            </w:r>
+            <w:r>
+              <w:rPr>
+                <w:rFonts w:eastAsia="NanumSquare"/>
+              </w:rPr>
+              <w:t>(METHOD FOR MANAGING TRAINING DATA FOR OPTICAL CHARACTER RECOGNITION),</w:t>
+            </w:r>
+            <w:r>
+              <w:rPr>
+                <w:rFonts w:eastAsia="NanumSquare"/>
+              </w:rPr>
+              <w:t xml:space="preserve"> </w:t>
+            </w:r>
+            <w:r>
+              <w:rPr>
+                <w:rFonts w:eastAsia="NanumSquare" w:hint="eastAsia"/>
+              </w:rPr>
+              <w:t>한국특허출원</w:t>
+            </w:r>
+            <w:r>
+              <w:rPr>
+                <w:rFonts w:eastAsia="NanumSquare" w:hint="eastAsia"/>
+              </w:rPr>
+              <w:t xml:space="preserve"> </w:t>
+            </w:r>
+            <w:r>
+              <w:rPr>
+                <w:rFonts w:eastAsia="NanumSquare"/>
+              </w:rPr>
+              <w:t>1020200059652</w:t>
+            </w:r>
+            <w:r>
+              <w:rPr>
+                <w:rFonts w:eastAsia="NanumSquare" w:hint="eastAsia"/>
+              </w:rPr>
+              <w:t>,</w:t>
+            </w:r>
+            <w:r>
+              <w:rPr>
+                <w:rFonts w:eastAsia="NanumSquare"/>
+              </w:rPr>
+              <w:t xml:space="preserve"> 2020.</w:t>
+            </w:r>
+          </w:p>
+        </w:tc>
+      </w:tr>
+      <w:tr>
+        <w:trPr>
+          <w:trHeight w:val="567"/>
+        </w:trPr>
+        <w:tc>
+          <w:tcPr>
+            <w:tcW w:w="9350" w:type="dxa"/>
+            <w:tcBorders>
+              <w:top w:val="single" w:sz="4" w:space="0" w:color="D9D9D9"/>
+              <w:bottom w:val="single" w:sz="4" w:space="0" w:color="D9D9D9"/>
+            </w:tcBorders>
+            <w:shd w:val="clear" w:color="auto" w:fill="auto"/>
+          </w:tcPr>
+          <w:p>
+            <w:pPr>
+              <w:spacing w:before="60" w:after="60"/>
+              <w:rPr>
+                <w:rFonts w:eastAsia="NanumSquare"/>
+              </w:rPr>
+            </w:pPr>
+            <w:r>
+              <w:rPr>
+                <w:rFonts w:eastAsia="NanumSquare" w:hint="eastAsia"/>
+                <w:b/>
+              </w:rPr>
+              <w:t>김동영</w:t>
+            </w:r>
+            <w:r>
+              <w:rPr>
+                <w:rFonts w:eastAsia="NanumSquare" w:hint="eastAsia"/>
+                <w:b/>
+              </w:rPr>
+              <w:t>,</w:t>
+            </w:r>
+            <w:r>
+              <w:rPr>
+                <w:rFonts w:eastAsia="NanumSquare"/>
+                <w:b/>
+              </w:rPr>
+              <w:t xml:space="preserve"> </w:t>
+            </w:r>
+            <w:r>
+              <w:rPr>
+                <w:rFonts w:eastAsia="NanumSquare" w:hint="eastAsia"/>
+              </w:rPr>
+              <w:t>민유홍</w:t>
+            </w:r>
+            <w:r>
+              <w:rPr>
+                <w:rFonts w:eastAsia="NanumSquare" w:hint="eastAsia"/>
+              </w:rPr>
+              <w:t>,</w:t>
+            </w:r>
+            <w:r>
+              <w:rPr>
+                <w:rFonts w:eastAsia="NanumSquare"/>
+                <w:b/>
+              </w:rPr>
+              <w:t xml:space="preserve"> </w:t>
+            </w:r>
+            <w:r>
+              <w:rPr>
+                <w:rFonts w:eastAsia="NanumSquare" w:hint="eastAsia"/>
+              </w:rPr>
+              <w:t>조윤경</w:t>
+            </w:r>
+            <w:r>
+              <w:rPr>
+                <w:rFonts w:eastAsia="NanumSquare" w:hint="eastAsia"/>
+              </w:rPr>
+              <w:t>,</w:t>
+            </w:r>
+            <w:r>
+              <w:rPr>
+                <w:rFonts w:eastAsia="NanumSquare"/>
+              </w:rPr>
+              <w:t xml:space="preserve"> </w:t>
+            </w:r>
+            <w:r>
+              <w:rPr>
+                <w:rFonts w:eastAsia="NanumSquare"/>
+                <w:b/>
+                <w:bCs/>
+              </w:rPr>
+              <w:t>인공신경망을</w:t>
+            </w:r>
+            <w:r>
+              <w:rPr>
+                <w:rFonts w:eastAsia="NanumSquare"/>
+                <w:b/>
+                <w:bCs/>
+              </w:rPr>
+              <w:t xml:space="preserve"> </w:t>
+            </w:r>
+            <w:r>
+              <w:rPr>
+                <w:rFonts w:eastAsia="NanumSquare"/>
+                <w:b/>
+                <w:bCs/>
+              </w:rPr>
+              <w:t>이용한</w:t>
+            </w:r>
+            <w:r>
+              <w:rPr>
+                <w:rFonts w:eastAsia="NanumSquare"/>
+                <w:b/>
+                <w:bCs/>
+              </w:rPr>
+              <w:t xml:space="preserve"> </w:t>
+            </w:r>
+            <w:r>
+              <w:rPr>
+                <w:rFonts w:eastAsia="NanumSquare"/>
+                <w:b/>
+                <w:bCs/>
+              </w:rPr>
+              <w:t>특수</w:t>
+            </w:r>
+            <w:r>
+              <w:rPr>
+                <w:rFonts w:eastAsia="NanumSquare"/>
+                <w:b/>
+                <w:bCs/>
+              </w:rPr>
+              <w:t xml:space="preserve"> </w:t>
+            </w:r>
+            <w:r>
+              <w:rPr>
+                <w:rFonts w:eastAsia="NanumSquare"/>
+                <w:b/>
+                <w:bCs/>
+              </w:rPr>
+              <w:t>현미경</w:t>
+            </w:r>
+            <w:r>
+              <w:rPr>
+                <w:rFonts w:eastAsia="NanumSquare"/>
+                <w:b/>
+                <w:bCs/>
+              </w:rPr>
+              <w:t xml:space="preserve"> </w:t>
+            </w:r>
+            <w:r>
+              <w:rPr>
+                <w:rFonts w:eastAsia="NanumSquare"/>
+                <w:b/>
+                <w:bCs/>
+              </w:rPr>
+              <w:t>영상</w:t>
+            </w:r>
+            <w:r>
+              <w:rPr>
+                <w:rFonts w:eastAsia="NanumSquare"/>
+                <w:b/>
+                <w:bCs/>
+              </w:rPr>
+              <w:t xml:space="preserve"> </w:t>
+            </w:r>
+            <w:r>
+              <w:rPr>
+                <w:rFonts w:eastAsia="NanumSquare"/>
+                <w:b/>
+                <w:bCs/>
+              </w:rPr>
+              <w:t>생성</w:t>
+            </w:r>
+            <w:r>
+              <w:rPr>
+                <w:rFonts w:eastAsia="NanumSquare"/>
+                <w:b/>
+                <w:bCs/>
+              </w:rPr>
+              <w:t xml:space="preserve"> </w:t>
+            </w:r>
+            <w:r>
+              <w:rPr>
+                <w:rFonts w:eastAsia="NanumSquare"/>
+                <w:b/>
+                <w:bCs/>
+              </w:rPr>
+              <w:t>방법</w:t>
+            </w:r>
+            <w:r>
+              <w:rPr>
+                <w:rFonts w:eastAsia="NanumSquare"/>
+                <w:b/>
+                <w:bCs/>
+              </w:rPr>
+              <w:t xml:space="preserve"> </w:t>
+            </w:r>
+            <w:r>
+              <w:rPr>
+                <w:rFonts w:eastAsia="NanumSquare"/>
+                <w:b/>
+                <w:bCs/>
+              </w:rPr>
+              <w:t>및</w:t>
+            </w:r>
+            <w:r>
+              <w:rPr>
+                <w:rFonts w:eastAsia="NanumSquare"/>
+                <w:b/>
+                <w:bCs/>
+              </w:rPr>
+              <w:t xml:space="preserve"> </w:t>
+            </w:r>
+            <w:r>
+              <w:rPr>
+                <w:rFonts w:eastAsia="NanumSquare"/>
+                <w:b/>
+                <w:bCs/>
+              </w:rPr>
+              <w:t>영상</w:t>
+            </w:r>
+            <w:r>
+              <w:rPr>
+                <w:rFonts w:eastAsia="NanumSquare"/>
+                <w:b/>
+                <w:bCs/>
+              </w:rPr>
+              <w:t xml:space="preserve"> </w:t>
+            </w:r>
+            <w:r>
+              <w:rPr>
+                <w:rFonts w:eastAsia="NanumSquare"/>
+                <w:b/>
+                <w:bCs/>
+              </w:rPr>
+              <w:t>처리</w:t>
+            </w:r>
+            <w:r>
+              <w:rPr>
+                <w:rFonts w:eastAsia="NanumSquare"/>
+                <w:b/>
+                <w:bCs/>
+              </w:rPr>
+              <w:t xml:space="preserve"> </w:t>
+            </w:r>
+            <w:r>
+              <w:rPr>
+                <w:rFonts w:eastAsia="NanumSquare"/>
+                <w:b/>
+                <w:bCs/>
+              </w:rPr>
+              <w:t>장치</w:t>
+            </w:r>
+            <w:r>
+              <w:rPr>
+                <w:rFonts w:eastAsia="NanumSquare" w:hint="eastAsia"/>
+                <w:b/>
+                <w:bCs/>
+              </w:rPr>
+              <w:t xml:space="preserve"> </w:t>
+            </w:r>
+            <w:r>
+              <w:rPr>
+                <w:rFonts w:eastAsia="NanumSquare"/>
+              </w:rPr>
+              <w:t>(GENERATING METHOD FOR SPECIALIZED MICROSCOPE IMAGES USING ARTIFICIAL NEURAL NETWORK AND IMAGE PROCESSING APPARATUS)</w:t>
+            </w:r>
+            <w:r>
+              <w:rPr>
+                <w:rFonts w:eastAsia="NanumSquare" w:hint="eastAsia"/>
+              </w:rPr>
+              <w:t>.</w:t>
+            </w:r>
+            <w:r>
+              <w:rPr>
+                <w:rFonts w:eastAsia="NanumSquare"/>
+              </w:rPr>
+              <w:t xml:space="preserve"> </w:t>
+            </w:r>
+            <w:r>
+              <w:rPr>
+                <w:rFonts w:eastAsia="NanumSquare" w:hint="eastAsia"/>
+              </w:rPr>
+              <w:t>한국특허</w:t>
+            </w:r>
+            <w:r>
+              <w:rPr>
+                <w:rFonts w:eastAsia="NanumSquare"/>
+              </w:rPr>
+              <w:t>1020846820000</w:t>
+            </w:r>
+            <w:r>
+              <w:rPr>
+                <w:rFonts w:eastAsia="NanumSquare" w:hint="eastAsia"/>
+              </w:rPr>
+              <w:t>,</w:t>
+            </w:r>
+            <w:r>
+              <w:rPr>
+                <w:rFonts w:eastAsia="NanumSquare"/>
+              </w:rPr>
+              <w:t xml:space="preserve"> 2020.</w:t>
+            </w:r>
+          </w:p>
+        </w:tc>
+      </w:tr>
+      <w:tr>
+        <w:trPr>
+          <w:trHeight w:val="567"/>
+        </w:trPr>
+        <w:tc>
+          <w:tcPr>
+            <w:tcW w:w="9350" w:type="dxa"/>
+            <w:tcBorders>
+              <w:top w:val="single" w:sz="4" w:space="0" w:color="D9D9D9"/>
+              <w:bottom w:val="single" w:sz="4" w:space="0" w:color="D9D9D9"/>
+            </w:tcBorders>
+            <w:shd w:val="clear" w:color="auto" w:fill="auto"/>
+          </w:tcPr>
+          <w:p>
+            <w:pPr>
+              <w:spacing w:before="60" w:after="60"/>
+              <w:rPr>
+                <w:rFonts w:eastAsia="NanumSquare"/>
+              </w:rPr>
+            </w:pPr>
+            <w:r>
+              <w:rPr>
+                <w:rFonts w:eastAsia="NanumSquare" w:hint="eastAsia"/>
+                <w:b/>
+              </w:rPr>
+              <w:t>김동영</w:t>
+            </w:r>
+            <w:r>
+              <w:rPr>
+                <w:rFonts w:eastAsia="NanumSquare" w:hint="eastAsia"/>
+                <w:b/>
+              </w:rPr>
+              <w:t>,</w:t>
+            </w:r>
+            <w:r>
+              <w:rPr>
+                <w:rFonts w:eastAsia="NanumSquare"/>
+                <w:b/>
+              </w:rPr>
+              <w:t xml:space="preserve"> </w:t>
+            </w:r>
+            <w:r>
+              <w:rPr>
+                <w:rFonts w:eastAsia="NanumSquare" w:hint="eastAsia"/>
+              </w:rPr>
+              <w:t>민유홍</w:t>
+            </w:r>
+            <w:r>
+              <w:rPr>
+                <w:rFonts w:eastAsia="NanumSquare" w:hint="eastAsia"/>
+              </w:rPr>
+              <w:t>,</w:t>
+            </w:r>
+            <w:r>
+              <w:rPr>
+                <w:rFonts w:eastAsia="NanumSquare"/>
+                <w:b/>
+              </w:rPr>
+              <w:t xml:space="preserve"> </w:t>
+            </w:r>
+            <w:r>
+              <w:rPr>
+                <w:rFonts w:eastAsia="NanumSquare" w:hint="eastAsia"/>
+              </w:rPr>
+              <w:t>조윤경</w:t>
+            </w:r>
+            <w:r>
+              <w:rPr>
+                <w:rFonts w:eastAsia="NanumSquare" w:hint="eastAsia"/>
+              </w:rPr>
+              <w:t>,</w:t>
+            </w:r>
+            <w:r>
+              <w:rPr>
+                <w:rFonts w:eastAsia="NanumSquare"/>
+              </w:rPr>
+              <w:t xml:space="preserve"> </w:t>
+            </w:r>
+            <w:r>
+              <w:rPr>
+                <w:rFonts w:eastAsia="NanumSquare" w:hint="eastAsia"/>
+                <w:b/>
+                <w:bCs/>
+              </w:rPr>
+              <w:t>인공신경망을</w:t>
+            </w:r>
+            <w:r>
+              <w:rPr>
+                <w:rFonts w:eastAsia="NanumSquare"/>
+                <w:b/>
+                <w:bCs/>
+              </w:rPr>
+              <w:t xml:space="preserve"> </w:t>
+            </w:r>
+            <w:r>
+              <w:rPr>
+                <w:rFonts w:eastAsia="NanumSquare"/>
+                <w:b/>
+                <w:bCs/>
+              </w:rPr>
+              <w:t>이용한</w:t>
+            </w:r>
+            <w:r>
+              <w:rPr>
+                <w:rFonts w:eastAsia="NanumSquare"/>
+                <w:b/>
+                <w:bCs/>
+              </w:rPr>
+              <w:t xml:space="preserve"> </w:t>
+            </w:r>
+            <w:r>
+              <w:rPr>
+                <w:rFonts w:eastAsia="NanumSquare"/>
+                <w:b/>
+                <w:bCs/>
+              </w:rPr>
+              <w:t>세포</w:t>
+            </w:r>
+            <w:r>
+              <w:rPr>
+                <w:rFonts w:eastAsia="NanumSquare"/>
+                <w:b/>
+                <w:bCs/>
+              </w:rPr>
+              <w:t xml:space="preserve"> </w:t>
+            </w:r>
+            <w:r>
+              <w:rPr>
+                <w:rFonts w:eastAsia="NanumSquare"/>
+                <w:b/>
+                <w:bCs/>
+              </w:rPr>
+              <w:t>영상</w:t>
+            </w:r>
+            <w:r>
+              <w:rPr>
+                <w:rFonts w:eastAsia="NanumSquare"/>
+                <w:b/>
+                <w:bCs/>
+              </w:rPr>
+              <w:t xml:space="preserve"> </w:t>
+            </w:r>
+            <w:r>
+              <w:rPr>
+                <w:rFonts w:eastAsia="NanumSquare"/>
+                <w:b/>
+                <w:bCs/>
+              </w:rPr>
+              <w:t>분석</w:t>
+            </w:r>
+            <w:r>
+              <w:rPr>
+                <w:rFonts w:eastAsia="NanumSquare"/>
+                <w:b/>
+                <w:bCs/>
+              </w:rPr>
+              <w:t xml:space="preserve"> </w:t>
+            </w:r>
+            <w:r>
+              <w:rPr>
+                <w:rFonts w:eastAsia="NanumSquare"/>
+                <w:b/>
+                <w:bCs/>
+              </w:rPr>
+              <w:t>방법</w:t>
+            </w:r>
+            <w:r>
+              <w:rPr>
+                <w:rFonts w:eastAsia="NanumSquare"/>
+                <w:b/>
+                <w:bCs/>
+              </w:rPr>
+              <w:t xml:space="preserve"> </w:t>
+            </w:r>
+            <w:r>
+              <w:rPr>
+                <w:rFonts w:eastAsia="NanumSquare"/>
+                <w:b/>
+                <w:bCs/>
+              </w:rPr>
+              <w:t>및</w:t>
+            </w:r>
+            <w:r>
+              <w:rPr>
+                <w:rFonts w:eastAsia="NanumSquare"/>
+                <w:b/>
+                <w:bCs/>
+              </w:rPr>
+              <w:t xml:space="preserve"> </w:t>
+            </w:r>
+            <w:r>
+              <w:rPr>
+                <w:rFonts w:eastAsia="NanumSquare"/>
+                <w:b/>
+                <w:bCs/>
+              </w:rPr>
+              <w:t>세포</w:t>
+            </w:r>
+            <w:r>
+              <w:rPr>
+                <w:rFonts w:eastAsia="NanumSquare"/>
+                <w:b/>
+                <w:bCs/>
+              </w:rPr>
+              <w:t xml:space="preserve"> </w:t>
+            </w:r>
+            <w:r>
+              <w:rPr>
+                <w:rFonts w:eastAsia="NanumSquare"/>
+                <w:b/>
+                <w:bCs/>
+              </w:rPr>
+              <w:t>영상</w:t>
+            </w:r>
+            <w:r>
+              <w:rPr>
+                <w:rFonts w:eastAsia="NanumSquare"/>
+                <w:b/>
+                <w:bCs/>
+              </w:rPr>
+              <w:t xml:space="preserve"> </w:t>
+            </w:r>
+            <w:r>
+              <w:rPr>
+                <w:rFonts w:eastAsia="NanumSquare"/>
+                <w:b/>
+                <w:bCs/>
+              </w:rPr>
+              <w:t>처리</w:t>
+            </w:r>
+            <w:r>
+              <w:rPr>
+                <w:rFonts w:eastAsia="NanumSquare"/>
+                <w:b/>
+                <w:bCs/>
+              </w:rPr>
+              <w:t xml:space="preserve"> </w:t>
+            </w:r>
+            <w:r>
+              <w:rPr>
+                <w:rFonts w:eastAsia="NanumSquare"/>
+                <w:b/>
+                <w:bCs/>
+              </w:rPr>
+              <w:t>장치</w:t>
+            </w:r>
+            <w:r>
+              <w:rPr>
+                <w:rFonts w:eastAsia="NanumSquare" w:hint="eastAsia"/>
+                <w:b/>
+                <w:bCs/>
+              </w:rPr>
+              <w:t xml:space="preserve"> </w:t>
+            </w:r>
+            <w:r>
+              <w:rPr>
+                <w:rFonts w:eastAsia="NanumSquare"/>
+              </w:rPr>
+              <w:t>(ANALYSING METHOD FOR CELL IMAGE USING ARTIFICIAL NEURAL NETWORK AND IMAGE PROCESSING APPARATUS FOR CELL IMAGE).</w:t>
+            </w:r>
+            <w:r>
+              <w:rPr>
+                <w:rFonts w:eastAsia="NanumSquare"/>
+              </w:rPr>
+              <w:t xml:space="preserve"> </w:t>
+            </w:r>
+            <w:r>
+              <w:rPr>
+                <w:rFonts w:eastAsia="NanumSquare" w:hint="eastAsia"/>
+              </w:rPr>
+              <w:t>한국특허</w:t>
+            </w:r>
+            <w:r>
+              <w:rPr>
+                <w:rFonts w:eastAsia="NanumSquare"/>
+              </w:rPr>
+              <w:t>1020846830000</w:t>
+            </w:r>
+            <w:r>
+              <w:rPr>
+                <w:rFonts w:eastAsia="NanumSquare" w:hint="eastAsia"/>
+              </w:rPr>
+              <w:t>,</w:t>
+            </w:r>
+            <w:r>
+              <w:rPr>
+                <w:rFonts w:eastAsia="NanumSquare"/>
+              </w:rPr>
+              <w:t xml:space="preserve"> 2020.</w:t>
+            </w:r>
+          </w:p>
+        </w:tc>
+      </w:tr>
+      <w:tr>
+        <w:trPr>
+          <w:trHeight w:val="567"/>
+        </w:trPr>
+        <w:tc>
+          <w:tcPr>
+            <w:tcW w:w="9350" w:type="dxa"/>
+            <w:tcBorders>
+              <w:top w:val="single" w:sz="4" w:space="0" w:color="D9D9D9"/>
+              <w:bottom w:val="single" w:sz="4" w:space="0" w:color="D9D9D9"/>
+            </w:tcBorders>
+            <w:shd w:val="clear" w:color="auto" w:fill="auto"/>
+          </w:tcPr>
+          <w:p>
+            <w:pPr>
+              <w:spacing w:before="60" w:after="60"/>
+              <w:rPr>
+                <w:rFonts w:eastAsia="NanumSquare"/>
+              </w:rPr>
+            </w:pPr>
+            <w:r>
+              <w:rPr>
+                <w:rFonts w:eastAsia="NanumSquare" w:hint="eastAsia"/>
+                <w:b/>
+                <w:bCs/>
+              </w:rPr>
+              <w:t>김동영</w:t>
+            </w:r>
+            <w:r>
+              <w:rPr>
+                <w:rFonts w:eastAsia="NanumSquare" w:hint="eastAsia"/>
+              </w:rPr>
+              <w:t>,</w:t>
+            </w:r>
+            <w:r>
+              <w:rPr>
+                <w:rFonts w:eastAsia="NanumSquare"/>
+              </w:rPr>
+              <w:t xml:space="preserve"> </w:t>
+            </w:r>
+            <w:r>
+              <w:rPr>
+                <w:rFonts w:eastAsia="NanumSquare" w:hint="eastAsia"/>
+              </w:rPr>
+              <w:t>미카엘</w:t>
+            </w:r>
+            <w:r>
+              <w:rPr>
+                <w:rFonts w:eastAsia="NanumSquare" w:hint="eastAsia"/>
+              </w:rPr>
+              <w:t xml:space="preserve"> </w:t>
+            </w:r>
+            <w:r>
+              <w:rPr>
+                <w:rFonts w:eastAsia="NanumSquare" w:hint="eastAsia"/>
+              </w:rPr>
+              <w:t>아이작</w:t>
+            </w:r>
+            <w:r>
+              <w:rPr>
+                <w:rFonts w:eastAsia="NanumSquare" w:hint="eastAsia"/>
+              </w:rPr>
+              <w:t>,</w:t>
+            </w:r>
+            <w:r>
+              <w:rPr>
+                <w:rFonts w:eastAsia="NanumSquare"/>
+              </w:rPr>
+              <w:t xml:space="preserve"> </w:t>
+            </w:r>
+            <w:r>
+              <w:rPr>
+                <w:rFonts w:eastAsia="NanumSquare" w:hint="eastAsia"/>
+              </w:rPr>
+              <w:t>기동엽</w:t>
+            </w:r>
+            <w:r>
+              <w:rPr>
+                <w:rFonts w:eastAsia="NanumSquare" w:hint="eastAsia"/>
+              </w:rPr>
+              <w:t>,</w:t>
+            </w:r>
+            <w:r>
+              <w:rPr>
+                <w:rFonts w:eastAsia="NanumSquare"/>
+              </w:rPr>
+              <w:t xml:space="preserve"> </w:t>
+            </w:r>
+            <w:r>
+              <w:rPr>
+                <w:rFonts w:eastAsia="NanumSquare" w:hint="eastAsia"/>
+              </w:rPr>
+              <w:t>조윤경</w:t>
+            </w:r>
+            <w:r>
+              <w:rPr>
+                <w:rFonts w:eastAsia="NanumSquare" w:hint="eastAsia"/>
+              </w:rPr>
+              <w:t>,</w:t>
+            </w:r>
+            <w:r>
+              <w:rPr>
+                <w:rFonts w:eastAsia="NanumSquare"/>
+              </w:rPr>
+              <w:t xml:space="preserve"> </w:t>
+            </w:r>
+            <w:r>
+              <w:rPr>
+                <w:rFonts w:eastAsia="NanumSquare" w:hint="eastAsia"/>
+                <w:b/>
+                <w:bCs/>
+              </w:rPr>
+              <w:t>원심력</w:t>
+            </w:r>
+            <w:r>
+              <w:rPr>
+                <w:rFonts w:eastAsia="NanumSquare"/>
+                <w:b/>
+                <w:bCs/>
+              </w:rPr>
+              <w:t xml:space="preserve"> </w:t>
+            </w:r>
+            <w:r>
+              <w:rPr>
+                <w:rFonts w:eastAsia="NanumSquare"/>
+                <w:b/>
+                <w:bCs/>
+              </w:rPr>
+              <w:t>기반</w:t>
+            </w:r>
+            <w:r>
+              <w:rPr>
+                <w:rFonts w:eastAsia="NanumSquare"/>
+                <w:b/>
+                <w:bCs/>
+              </w:rPr>
+              <w:t xml:space="preserve"> </w:t>
+            </w:r>
+            <w:r>
+              <w:rPr>
+                <w:rFonts w:eastAsia="NanumSquare"/>
+                <w:b/>
+                <w:bCs/>
+              </w:rPr>
+              <w:t>무전원</w:t>
+            </w:r>
+            <w:r>
+              <w:rPr>
+                <w:rFonts w:eastAsia="NanumSquare"/>
+                <w:b/>
+                <w:bCs/>
+              </w:rPr>
+              <w:t xml:space="preserve"> </w:t>
+            </w:r>
+            <w:r>
+              <w:rPr>
+                <w:rFonts w:eastAsia="NanumSquare"/>
+                <w:b/>
+                <w:bCs/>
+              </w:rPr>
+              <w:t>입자</w:t>
+            </w:r>
+            <w:r>
+              <w:rPr>
+                <w:rFonts w:eastAsia="NanumSquare"/>
+                <w:b/>
+                <w:bCs/>
+              </w:rPr>
+              <w:t xml:space="preserve"> </w:t>
+            </w:r>
+            <w:r>
+              <w:rPr>
+                <w:rFonts w:eastAsia="NanumSquare"/>
+                <w:b/>
+                <w:bCs/>
+              </w:rPr>
+              <w:t>농축장치</w:t>
+            </w:r>
+            <w:r>
+              <w:rPr>
+                <w:rFonts w:eastAsia="NanumSquare"/>
+                <w:b/>
+                <w:bCs/>
+              </w:rPr>
+              <w:t xml:space="preserve"> </w:t>
+            </w:r>
+            <w:r>
+              <w:rPr>
+                <w:rFonts w:eastAsia="NanumSquare"/>
+                <w:b/>
+                <w:bCs/>
+              </w:rPr>
+              <w:t>및</w:t>
+            </w:r>
+            <w:r>
+              <w:rPr>
+                <w:rFonts w:eastAsia="NanumSquare"/>
+                <w:b/>
+                <w:bCs/>
+              </w:rPr>
+              <w:t xml:space="preserve"> </w:t>
+            </w:r>
+            <w:r>
+              <w:rPr>
+                <w:rFonts w:eastAsia="NanumSquare"/>
+                <w:b/>
+                <w:bCs/>
+              </w:rPr>
+              <w:t>입자</w:t>
+            </w:r>
+            <w:r>
+              <w:rPr>
+                <w:rFonts w:eastAsia="NanumSquare"/>
+                <w:b/>
+                <w:bCs/>
+              </w:rPr>
+              <w:t xml:space="preserve"> </w:t>
+            </w:r>
+            <w:r>
+              <w:rPr>
+                <w:rFonts w:eastAsia="NanumSquare"/>
+                <w:b/>
+                <w:bCs/>
+              </w:rPr>
+              <w:t>농축방법</w:t>
+            </w:r>
+            <w:r>
+              <w:rPr>
+                <w:rFonts w:eastAsia="NanumSquare"/>
+              </w:rPr>
+              <w:t xml:space="preserve"> </w:t>
+            </w:r>
+            <w:r>
+              <w:rPr>
+                <w:rFonts w:eastAsia="NanumSquare"/>
+              </w:rPr>
+              <w:t>(Centrifugal force based non-powered particle concentration apparatus and method of particle concentration)</w:t>
+            </w:r>
+            <w:r>
+              <w:rPr>
+                <w:rFonts w:eastAsia="NanumSquare"/>
+              </w:rPr>
+              <w:t xml:space="preserve">. </w:t>
+            </w:r>
+            <w:r>
+              <w:rPr>
+                <w:rFonts w:eastAsia="NanumSquare" w:hint="eastAsia"/>
+              </w:rPr>
+              <w:t>한국특허</w:t>
+            </w:r>
+            <w:r>
+              <w:rPr>
+                <w:rFonts w:eastAsia="NanumSquare"/>
+              </w:rPr>
+              <w:t>1021037840000</w:t>
+            </w:r>
+            <w:r>
+              <w:rPr>
+                <w:rFonts w:eastAsia="NanumSquare"/>
+              </w:rPr>
+              <w:t>, 2020.</w:t>
+            </w:r>
+          </w:p>
+        </w:tc>
+      </w:tr>
+      <w:tr>
+        <w:trPr>
+          <w:trHeight w:val="567"/>
+        </w:trPr>
+        <w:tc>
+          <w:tcPr>
+            <w:tcW w:w="9350" w:type="dxa"/>
+            <w:tcBorders>
+              <w:top w:val="single" w:sz="4" w:space="0" w:color="D9D9D9"/>
+              <w:bottom w:val="single" w:sz="4" w:space="0" w:color="D9D9D9"/>
+            </w:tcBorders>
+            <w:shd w:val="clear" w:color="auto" w:fill="auto"/>
+          </w:tcPr>
+          <w:p>
+            <w:pPr>
+              <w:spacing w:before="60" w:after="60"/>
+              <w:rPr>
+                <w:rFonts w:eastAsia="NanumSquare"/>
+              </w:rPr>
+            </w:pPr>
+            <w:r>
+              <w:rPr>
+                <w:rFonts w:eastAsia="NanumSquare" w:hint="eastAsia"/>
+                <w:b/>
+                <w:bCs/>
+              </w:rPr>
+              <w:t>김동영</w:t>
+            </w:r>
+            <w:r>
+              <w:rPr>
+                <w:rFonts w:eastAsia="NanumSquare" w:hint="eastAsia"/>
+              </w:rPr>
+              <w:t>,</w:t>
+            </w:r>
+            <w:r>
+              <w:rPr>
+                <w:rFonts w:eastAsia="NanumSquare"/>
+              </w:rPr>
+              <w:t xml:space="preserve"> </w:t>
+            </w:r>
+            <w:r>
+              <w:rPr>
+                <w:rFonts w:eastAsia="NanumSquare" w:hint="eastAsia"/>
+              </w:rPr>
+              <w:t>김치주</w:t>
+            </w:r>
+            <w:r>
+              <w:rPr>
+                <w:rFonts w:eastAsia="NanumSquare" w:hint="eastAsia"/>
+              </w:rPr>
+              <w:t>,</w:t>
+            </w:r>
+            <w:r>
+              <w:rPr>
+                <w:rFonts w:eastAsia="NanumSquare"/>
+              </w:rPr>
+              <w:t xml:space="preserve"> </w:t>
+            </w:r>
+            <w:r>
+              <w:rPr>
+                <w:rFonts w:eastAsia="NanumSquare" w:hint="eastAsia"/>
+              </w:rPr>
+              <w:t>기동엽</w:t>
+            </w:r>
+            <w:r>
+              <w:rPr>
+                <w:rFonts w:eastAsia="NanumSquare" w:hint="eastAsia"/>
+              </w:rPr>
+              <w:t>,</w:t>
+            </w:r>
+            <w:r>
+              <w:rPr>
+                <w:rFonts w:eastAsia="NanumSquare"/>
+              </w:rPr>
+              <w:t xml:space="preserve"> </w:t>
+            </w:r>
+            <w:r>
+              <w:rPr>
+                <w:rFonts w:eastAsia="NanumSquare" w:hint="eastAsia"/>
+              </w:rPr>
+              <w:t>조윤경</w:t>
+            </w:r>
+            <w:r>
+              <w:rPr>
+                <w:rFonts w:eastAsia="NanumSquare" w:hint="eastAsia"/>
+              </w:rPr>
+              <w:t>,</w:t>
+            </w:r>
+            <w:r>
+              <w:rPr>
+                <w:rFonts w:eastAsia="NanumSquare"/>
+              </w:rPr>
+              <w:t xml:space="preserve"> </w:t>
+            </w:r>
+            <w:r>
+              <w:rPr>
+                <w:rFonts w:eastAsia="NanumSquare" w:hint="eastAsia"/>
+                <w:b/>
+                <w:bCs/>
+              </w:rPr>
+              <w:t>원심력</w:t>
+            </w:r>
+            <w:r>
+              <w:rPr>
+                <w:rFonts w:eastAsia="NanumSquare"/>
+                <w:b/>
+                <w:bCs/>
+              </w:rPr>
+              <w:t xml:space="preserve"> </w:t>
+            </w:r>
+            <w:r>
+              <w:rPr>
+                <w:rFonts w:eastAsia="NanumSquare"/>
+                <w:b/>
+                <w:bCs/>
+              </w:rPr>
+              <w:t>기반</w:t>
+            </w:r>
+            <w:r>
+              <w:rPr>
+                <w:rFonts w:eastAsia="NanumSquare"/>
+                <w:b/>
+                <w:bCs/>
+              </w:rPr>
+              <w:t xml:space="preserve"> </w:t>
+            </w:r>
+            <w:r>
+              <w:rPr>
+                <w:rFonts w:eastAsia="NanumSquare"/>
+                <w:b/>
+                <w:bCs/>
+              </w:rPr>
+              <w:t>혈소판</w:t>
+            </w:r>
+            <w:r>
+              <w:rPr>
+                <w:rFonts w:eastAsia="NanumSquare"/>
+                <w:b/>
+                <w:bCs/>
+              </w:rPr>
+              <w:t xml:space="preserve"> </w:t>
+            </w:r>
+            <w:r>
+              <w:rPr>
+                <w:rFonts w:eastAsia="NanumSquare"/>
+                <w:b/>
+                <w:bCs/>
+              </w:rPr>
+              <w:t>분리</w:t>
+            </w:r>
+            <w:r>
+              <w:rPr>
+                <w:rFonts w:eastAsia="NanumSquare"/>
+                <w:b/>
+                <w:bCs/>
+              </w:rPr>
+              <w:t xml:space="preserve"> </w:t>
+            </w:r>
+            <w:r>
+              <w:rPr>
+                <w:rFonts w:eastAsia="NanumSquare"/>
+                <w:b/>
+                <w:bCs/>
+              </w:rPr>
+              <w:t>및</w:t>
+            </w:r>
+            <w:r>
+              <w:rPr>
+                <w:rFonts w:eastAsia="NanumSquare"/>
+                <w:b/>
+                <w:bCs/>
+              </w:rPr>
+              <w:t xml:space="preserve"> </w:t>
+            </w:r>
+            <w:r>
+              <w:rPr>
+                <w:rFonts w:eastAsia="NanumSquare"/>
+                <w:b/>
+                <w:bCs/>
+              </w:rPr>
+              <w:t>검진</w:t>
+            </w:r>
+            <w:r>
+              <w:rPr>
+                <w:rFonts w:eastAsia="NanumSquare"/>
+                <w:b/>
+                <w:bCs/>
+              </w:rPr>
+              <w:t xml:space="preserve"> </w:t>
+            </w:r>
+            <w:r>
+              <w:rPr>
+                <w:rFonts w:eastAsia="NanumSquare"/>
+                <w:b/>
+                <w:bCs/>
+              </w:rPr>
+              <w:t>장치</w:t>
+            </w:r>
+            <w:r>
+              <w:rPr>
+                <w:rFonts w:eastAsia="NanumSquare"/>
+              </w:rPr>
+              <w:t xml:space="preserve"> </w:t>
+            </w:r>
+            <w:r>
+              <w:rPr>
+                <w:rFonts w:eastAsia="NanumSquare"/>
+              </w:rPr>
+              <w:t>(Centrifugal force based platelet isolation and testing system)</w:t>
+            </w:r>
+            <w:r>
+              <w:rPr>
+                <w:rFonts w:eastAsia="NanumSquare"/>
+              </w:rPr>
+              <w:t xml:space="preserve">. </w:t>
+            </w:r>
+            <w:r>
+              <w:rPr>
+                <w:rFonts w:eastAsia="NanumSquare" w:hint="eastAsia"/>
+              </w:rPr>
+              <w:t>한국특허</w:t>
+            </w:r>
+            <w:r>
+              <w:rPr>
+                <w:rFonts w:eastAsia="NanumSquare"/>
+              </w:rPr>
+              <w:t>1020638650000</w:t>
+            </w:r>
+            <w:r>
+              <w:rPr>
+                <w:rFonts w:eastAsia="NanumSquare"/>
+              </w:rPr>
+              <w:t>, 2020.</w:t>
+            </w:r>
+          </w:p>
+        </w:tc>
+      </w:tr>
+      <w:tr>
+        <w:trPr>
+          <w:trHeight w:val="567"/>
+        </w:trPr>
+        <w:tc>
+          <w:tcPr>
+            <w:tcW w:w="9350" w:type="dxa"/>
+            <w:tcBorders>
+              <w:top w:val="single" w:sz="4" w:space="0" w:color="D9D9D9"/>
               <w:bottom w:val="single" w:sz="4" w:space="0" w:color="808080"/>
             </w:tcBorders>
             <w:shd w:val="clear" w:color="auto" w:fill="auto"/>
           </w:tcPr>
           <w:p>
             <w:pPr>
-              <w:spacing w:after="240"/>
-              <w:rPr>
-                <w:rFonts w:eastAsia="NanumSquare"/>
-              </w:rPr>
-            </w:pPr>
-            <w:r>
-              <w:rPr>
-                <w:rFonts w:eastAsia="NanumSquare"/>
-                <w:b/>
-              </w:rPr>
-              <w:t>한국어</w:t>
-            </w:r>
-            <w:r>
-              <w:rPr>
-                <w:rFonts w:eastAsia="NanumSquare"/>
-                <w:b/>
-              </w:rPr>
-              <w:t xml:space="preserve"> </w:t>
-            </w:r>
-            <w:r>
-              <w:rPr>
-                <w:rFonts w:eastAsia="NanumSquare"/>
-              </w:rPr>
-              <w:t>모국어</w:t>
-            </w:r>
-            <w:r>
-              <w:rPr>
-                <w:rFonts w:eastAsia="NanumSquare" w:hint="eastAsia"/>
+              <w:spacing w:before="60" w:after="60"/>
+              <w:rPr>
+                <w:rFonts w:eastAsia="NanumSquare"/>
+                <w:b/>
+              </w:rPr>
+            </w:pPr>
+            <w:r>
+              <w:rPr>
+                <w:rFonts w:eastAsia="NanumSquare"/>
+                <w:b/>
+              </w:rPr>
+              <w:t>Kim D</w:t>
+            </w:r>
+            <w:r>
+              <w:rPr>
+                <w:rFonts w:eastAsia="NanumSquare"/>
+                <w:b/>
+              </w:rPr>
+              <w:t>.</w:t>
+            </w:r>
+            <w:r>
+              <w:rPr>
+                <w:rFonts w:eastAsia="NanumSquare"/>
+                <w:b/>
               </w:rPr>
               <w:t xml:space="preserve">, </w:t>
             </w:r>
             <w:r>
               <w:rPr>
                 <w:rFonts w:eastAsia="NanumSquare"/>
-                <w:b/>
-              </w:rPr>
-              <w:t>영어</w:t>
-            </w:r>
-            <w:r>
-              <w:rPr>
-                <w:rFonts w:eastAsia="NanumSquare"/>
-                <w:b/>
-              </w:rPr>
-              <w:t xml:space="preserve"> </w:t>
-            </w:r>
-            <w:r>
-              <w:rPr>
-                <w:rFonts w:eastAsia="NanumSquare"/>
-              </w:rPr>
-              <w:t>유창함</w:t>
+              </w:rPr>
+              <w:t>Ober R.J,</w:t>
+            </w:r>
+            <w:r>
+              <w:rPr>
+                <w:rFonts w:eastAsia="NanumSquare"/>
+                <w:b/>
+              </w:rPr>
+              <w:t xml:space="preserve"> Advanced multi-dimensional microscopy system for single particle &amp; structure imaging. </w:t>
+            </w:r>
+            <w:r>
+              <w:rPr>
+                <w:rFonts w:eastAsia="NanumSquare"/>
+              </w:rPr>
+              <w:t>U.S. Patent, 2017.</w:t>
             </w:r>
           </w:p>
         </w:tc>
@@ -16399,7 +15764,8 @@
                 <w:rFonts w:ascii="NanumSquare Bold" w:eastAsia="NanumSquare Bold" w:hAnsi="NanumSquare Bold" w:hint="eastAsia"/>
                 <w:sz w:val="28"/>
               </w:rPr>
-              <w:t>기술</w:t>
+              <w:lastRenderedPageBreak/>
+              <w:t>수상</w:t>
             </w:r>
           </w:p>
         </w:tc>
@@ -16428,15 +15794,13 @@
             <w:pPr>
               <w:rPr>
                 <w:rFonts w:eastAsia="NanumSquare"/>
-                <w:b/>
-              </w:rPr>
-            </w:pPr>
-            <w:r>
-              <w:rPr>
-                <w:rFonts w:eastAsia="NanumSquare" w:hint="eastAsia"/>
-                <w:b/>
-              </w:rPr>
-              <w:t>인공지능</w:t>
+              </w:rPr>
+            </w:pPr>
+            <w:r>
+              <w:rPr>
+                <w:rFonts w:eastAsia="NanumSquare"/>
+              </w:rPr>
+              <w:t>2020</w:t>
             </w:r>
           </w:p>
         </w:tc>
@@ -16457,132 +15821,66 @@
             </w:pPr>
             <w:r>
               <w:rPr>
-                <w:rFonts w:eastAsia="NanumSquare" w:hint="eastAsia"/>
-              </w:rPr>
-              <w:t>D</w:t>
-            </w:r>
-            <w:r>
-              <w:rPr>
-                <w:rFonts w:eastAsia="NanumSquare"/>
-              </w:rPr>
-              <w:t>eep learning based imag</w:t>
-            </w:r>
-            <w:r>
-              <w:rPr>
-                <w:rFonts w:eastAsia="NanumSquare"/>
-              </w:rPr>
-              <w:t xml:space="preserve">e processing model </w:t>
-            </w:r>
-            <w:r>
-              <w:rPr>
-                <w:rFonts w:eastAsia="NanumSquare" w:hint="eastAsia"/>
-              </w:rPr>
-              <w:t>및</w:t>
-            </w:r>
-            <w:r>
-              <w:rPr>
-                <w:rFonts w:eastAsia="NanumSquare" w:hint="eastAsia"/>
-              </w:rPr>
-              <w:t xml:space="preserve"> </w:t>
-            </w:r>
-            <w:r>
-              <w:rPr>
-                <w:rFonts w:eastAsia="NanumSquare"/>
-              </w:rPr>
-              <w:t>service</w:t>
-            </w:r>
-            <w:r>
-              <w:rPr>
-                <w:rFonts w:eastAsia="NanumSquare" w:hint="eastAsia"/>
-              </w:rPr>
-              <w:t>개발</w:t>
-            </w:r>
-            <w:r>
-              <w:rPr>
-                <w:rFonts w:eastAsia="NanumSquare" w:hint="eastAsia"/>
-              </w:rPr>
-              <w:t>,</w:t>
-            </w:r>
-          </w:p>
-          <w:p>
-            <w:pPr>
-              <w:rPr>
-                <w:rFonts w:eastAsia="NanumSquare"/>
-              </w:rPr>
-            </w:pPr>
-            <w:r>
-              <w:rPr>
-                <w:rFonts w:eastAsia="NanumSquare"/>
-              </w:rPr>
-              <w:t xml:space="preserve">Deep learning based language model </w:t>
-            </w:r>
-            <w:r>
-              <w:rPr>
-                <w:rFonts w:eastAsia="NanumSquare" w:hint="eastAsia"/>
-              </w:rPr>
-              <w:t>및</w:t>
-            </w:r>
-            <w:r>
-              <w:rPr>
-                <w:rFonts w:eastAsia="NanumSquare" w:hint="eastAsia"/>
-              </w:rPr>
-              <w:t xml:space="preserve"> </w:t>
-            </w:r>
-            <w:r>
-              <w:rPr>
-                <w:rFonts w:eastAsia="NanumSquare"/>
-              </w:rPr>
-              <w:t>service</w:t>
-            </w:r>
-            <w:r>
-              <w:rPr>
-                <w:rFonts w:eastAsia="NanumSquare" w:hint="eastAsia"/>
-              </w:rPr>
-              <w:t>개발</w:t>
-            </w:r>
-            <w:r>
-              <w:rPr>
-                <w:rFonts w:eastAsia="NanumSquare" w:hint="eastAsia"/>
-              </w:rPr>
-              <w:t>,</w:t>
-            </w:r>
-          </w:p>
-          <w:p>
-            <w:pPr>
-              <w:rPr>
-                <w:rFonts w:eastAsia="NanumSquare"/>
-              </w:rPr>
-            </w:pPr>
-            <w:r>
-              <w:rPr>
-                <w:rFonts w:eastAsia="NanumSquare"/>
-              </w:rPr>
-              <w:t xml:space="preserve">Machine learning model management framework </w:t>
-            </w:r>
-            <w:r>
-              <w:rPr>
-                <w:rFonts w:eastAsia="NanumSquare" w:hint="eastAsia"/>
-              </w:rPr>
-              <w:t>및</w:t>
-            </w:r>
-            <w:r>
-              <w:rPr>
-                <w:rFonts w:eastAsia="NanumSquare" w:hint="eastAsia"/>
-              </w:rPr>
-              <w:t xml:space="preserve"> </w:t>
-            </w:r>
-            <w:r>
-              <w:rPr>
-                <w:rFonts w:eastAsia="NanumSquare"/>
-              </w:rPr>
-              <w:t>service</w:t>
-            </w:r>
-            <w:r>
-              <w:rPr>
-                <w:rFonts w:eastAsia="NanumSquare" w:hint="eastAsia"/>
-              </w:rPr>
-              <w:t>개발</w:t>
-            </w:r>
+                <w:rFonts w:eastAsia="NanumSquare"/>
+              </w:rPr>
+              <w:t xml:space="preserve">IEEE </w:t>
+            </w:r>
+            <w:r>
+              <w:rPr>
+                <w:rFonts w:eastAsia="NanumSquare"/>
+                <w:b/>
+                <w:bCs/>
+              </w:rPr>
+              <w:t>ICDAR SROIE</w:t>
+            </w:r>
+            <w:r>
+              <w:rPr>
+                <w:rFonts w:eastAsia="NanumSquare"/>
+              </w:rPr>
+              <w:t xml:space="preserve"> </w:t>
+            </w:r>
+            <w:r>
+              <w:rPr>
+                <w:rFonts w:eastAsia="NanumSquare" w:hint="eastAsia"/>
+              </w:rPr>
+              <w:t>t</w:t>
+            </w:r>
+            <w:r>
+              <w:rPr>
+                <w:rFonts w:eastAsia="NanumSquare"/>
+              </w:rPr>
+              <w:t>ext localization task 1</w:t>
+            </w:r>
+            <w:r>
+              <w:rPr>
+                <w:rFonts w:eastAsia="NanumSquare" w:hint="eastAsia"/>
+              </w:rPr>
+              <w:t>위</w:t>
+            </w:r>
+            <w:r>
+              <w:rPr>
+                <w:rFonts w:eastAsia="NanumSquare" w:hint="eastAsia"/>
+              </w:rPr>
+              <w:t xml:space="preserve"> </w:t>
+            </w:r>
+          </w:p>
+          <w:p>
+            <w:pPr>
+              <w:rPr>
+                <w:rFonts w:eastAsia="NanumSquare"/>
+                <w:bCs/>
+              </w:rPr>
+            </w:pPr>
+            <w:hyperlink r:id="rId25" w:history="1">
+              <w:r>
+                <w:rPr>
+                  <w:rStyle w:val="Hyperlink"/>
+                  <w:rFonts w:eastAsia="NanumSquare"/>
+                  <w:bCs/>
+                </w:rPr>
+                <w:t>https://rrc.cvc.uab.es/?ch=13&amp;com=evaluation&amp;task=1</w:t>
+              </w:r>
+            </w:hyperlink>
           </w:p>
         </w:tc>
       </w:tr>
@@ -16600,15 +15898,13 @@
             <w:pPr>
               <w:rPr>
                 <w:rFonts w:eastAsia="NanumSquare"/>
-                <w:b/>
-              </w:rPr>
-            </w:pPr>
-            <w:r>
-              <w:rPr>
-                <w:rFonts w:eastAsia="NanumSquare" w:hint="eastAsia"/>
-                <w:b/>
-              </w:rPr>
-              <w:t>프로그래밍</w:t>
+              </w:rPr>
+            </w:pPr>
+            <w:r>
+              <w:rPr>
+                <w:rFonts w:eastAsia="NanumSquare"/>
+              </w:rPr>
+              <w:t>2020</w:t>
             </w:r>
           </w:p>
         </w:tc>
@@ -16631,49 +15927,63 @@
               <w:rPr>
                 <w:rFonts w:eastAsia="NanumSquare"/>
               </w:rPr>
-              <w:t>Python,</w:t>
-            </w:r>
-            <w:r>
-              <w:rPr>
-                <w:rFonts w:eastAsia="NanumSquare"/>
-              </w:rPr>
-              <w:t xml:space="preserve"> </w:t>
-            </w:r>
-            <w:r>
-              <w:rPr>
-                <w:rFonts w:eastAsia="NanumSquare"/>
-              </w:rPr>
-              <w:t>MATLAB</w:t>
-            </w:r>
-            <w:r>
-              <w:rPr>
-                <w:rFonts w:eastAsia="NanumSquare"/>
-              </w:rPr>
-              <w:t xml:space="preserve">, </w:t>
-            </w:r>
-            <w:r>
-              <w:rPr>
-                <w:rFonts w:eastAsia="NanumSquare"/>
-              </w:rPr>
-              <w:t>C, C++, JAVA</w:t>
-            </w:r>
-            <w:r>
-              <w:rPr>
-                <w:rFonts w:eastAsia="NanumSquare"/>
-              </w:rPr>
-              <w:t xml:space="preserve">, </w:t>
-            </w:r>
-            <w:r>
-              <w:rPr>
-                <w:rFonts w:eastAsia="NanumSquare"/>
-              </w:rPr>
-              <w:t>JavaScript</w:t>
-            </w:r>
-            <w:r>
-              <w:rPr>
-                <w:rFonts w:eastAsia="NanumSquare"/>
-              </w:rPr>
-              <w:t>, HTML.</w:t>
+              <w:t xml:space="preserve">IEEE </w:t>
+            </w:r>
+            <w:r>
+              <w:rPr>
+                <w:rFonts w:eastAsia="NanumSquare"/>
+                <w:b/>
+                <w:bCs/>
+              </w:rPr>
+              <w:t>ICDAR SROIE</w:t>
+            </w:r>
+            <w:r>
+              <w:rPr>
+                <w:rFonts w:eastAsia="NanumSquare"/>
+              </w:rPr>
+              <w:t xml:space="preserve"> </w:t>
+            </w:r>
+            <w:r>
+              <w:rPr>
+                <w:rFonts w:eastAsia="NanumSquare" w:hint="eastAsia"/>
+              </w:rPr>
+              <w:t>t</w:t>
+            </w:r>
+            <w:r>
+              <w:rPr>
+                <w:rFonts w:eastAsia="NanumSquare"/>
+              </w:rPr>
+              <w:t>ext recognition task 1</w:t>
+            </w:r>
+            <w:r>
+              <w:rPr>
+                <w:rFonts w:eastAsia="NanumSquare" w:hint="eastAsia"/>
+              </w:rPr>
+              <w:t>위</w:t>
+            </w:r>
+          </w:p>
+          <w:p>
+            <w:pPr>
+              <w:rPr>
+                <w:rFonts w:eastAsia="NanumSquare"/>
+              </w:rPr>
+            </w:pPr>
+            <w:hyperlink r:id="rId26" w:history="1">
+              <w:r>
+                <w:rPr>
+                  <w:rStyle w:val="Hyperlink"/>
+                  <w:rFonts w:eastAsia="NanumSquare"/>
+                  <w:bCs/>
+                </w:rPr>
+                <w:t>https://rrc.cvc.uab.es/?ch=13&amp;com=evaluation&amp;task=2</w:t>
+              </w:r>
+            </w:hyperlink>
+            <w:r>
+              <w:rPr>
+                <w:rFonts w:eastAsia="NanumSquare"/>
+                <w:bCs/>
+              </w:rPr>
+              <w:t xml:space="preserve"> </w:t>
             </w:r>
           </w:p>
         </w:tc>
@@ -16692,15 +16002,19 @@
             <w:pPr>
               <w:rPr>
                 <w:rFonts w:eastAsia="NanumSquare"/>
-                <w:b/>
-              </w:rPr>
-            </w:pPr>
-            <w:r>
-              <w:rPr>
-                <w:rFonts w:eastAsia="NanumSquare" w:hint="eastAsia"/>
-                <w:b/>
-              </w:rPr>
-              <w:t>데이터베이스</w:t>
+              </w:rPr>
+            </w:pPr>
+            <w:r>
+              <w:rPr>
+                <w:rFonts w:eastAsia="NanumSquare" w:hint="eastAsia"/>
+              </w:rPr>
+              <w:t>2</w:t>
+            </w:r>
+            <w:r>
+              <w:rPr>
+                <w:rFonts w:eastAsia="NanumSquare"/>
+              </w:rPr>
+              <w:t>018</w:t>
             </w:r>
           </w:p>
         </w:tc>
@@ -16721,37 +16035,60 @@
             </w:pPr>
             <w:r>
               <w:rPr>
-                <w:rFonts w:eastAsia="NanumSquare"/>
-              </w:rPr>
-              <w:t xml:space="preserve">SQLite, MongoDB, </w:t>
-            </w:r>
-            <w:proofErr w:type="spellStart"/>
-            <w:r>
-              <w:rPr>
-                <w:rFonts w:eastAsia="NanumSquare"/>
-              </w:rPr>
-              <w:t>GraphDB</w:t>
-            </w:r>
-            <w:proofErr w:type="spellEnd"/>
-            <w:r>
-              <w:rPr>
-                <w:rFonts w:eastAsia="NanumSquare"/>
-              </w:rPr>
-              <w:t xml:space="preserve"> (Gremlin, </w:t>
-            </w:r>
-            <w:proofErr w:type="spellStart"/>
-            <w:r>
-              <w:rPr>
-                <w:rFonts w:eastAsia="NanumSquare"/>
-              </w:rPr>
-              <w:t>Tinkerpop</w:t>
-            </w:r>
-            <w:proofErr w:type="spellEnd"/>
-            <w:r>
-              <w:rPr>
-                <w:rFonts w:eastAsia="NanumSquare"/>
-              </w:rPr>
-              <w:t>, Neo4j)</w:t>
+                <w:rFonts w:eastAsia="NanumSquare" w:hint="eastAsia"/>
+              </w:rPr>
+              <w:t>T</w:t>
+            </w:r>
+            <w:r>
+              <w:rPr>
+                <w:rFonts w:eastAsia="NanumSquare"/>
+              </w:rPr>
+              <w:t>he 22</w:t>
+            </w:r>
+            <w:r>
+              <w:rPr>
+                <w:rFonts w:eastAsia="NanumSquare"/>
+                <w:vertAlign w:val="superscript"/>
+              </w:rPr>
+              <w:t>nd</w:t>
+            </w:r>
+            <w:r>
+              <w:rPr>
+                <w:rFonts w:eastAsia="NanumSquare"/>
+              </w:rPr>
+              <w:t xml:space="preserve"> International Conference On </w:t>
+            </w:r>
+            <w:r>
+              <w:rPr>
+                <w:rFonts w:eastAsia="NanumSquare"/>
+                <w:b/>
+              </w:rPr>
+              <w:t>M</w:t>
+            </w:r>
+            <w:r>
+              <w:rPr>
+                <w:rFonts w:eastAsia="NanumSquare"/>
+                <w:b/>
+              </w:rPr>
+              <w:t>iniaturized Systems For Chemistry And Life Sciences</w:t>
+            </w:r>
+            <w:r>
+              <w:rPr>
+                <w:rFonts w:eastAsia="NanumSquare"/>
+              </w:rPr>
+              <w:t>, Shark Tank Competition 1</w:t>
+            </w:r>
+            <w:r>
+              <w:rPr>
+                <w:rFonts w:eastAsia="NanumSquare" w:hint="eastAsia"/>
+              </w:rPr>
+              <w:t>위</w:t>
+            </w:r>
+            <w:r>
+              <w:rPr>
+                <w:rFonts w:eastAsia="NanumSquare" w:hint="eastAsia"/>
+              </w:rPr>
+              <w:t xml:space="preserve"> </w:t>
             </w:r>
           </w:p>
         </w:tc>
@@ -16768,95 +16105,15 @@
           </w:tcPr>
           <w:p>
             <w:pPr>
-              <w:jc w:val="left"/>
-              <w:rPr>
-                <w:rFonts w:eastAsia="NanumSquare"/>
-                <w:b/>
-              </w:rPr>
-            </w:pPr>
-            <w:r>
-              <w:rPr>
-                <w:rFonts w:eastAsia="NanumSquare" w:hint="eastAsia"/>
-                <w:b/>
-              </w:rPr>
-              <w:t>전자</w:t>
-            </w:r>
-            <w:r>
-              <w:rPr>
-                <w:rFonts w:eastAsia="NanumSquare" w:hint="eastAsia"/>
-                <w:b/>
-              </w:rPr>
-              <w:t xml:space="preserve"> </w:t>
-            </w:r>
-            <w:r>
-              <w:rPr>
-                <w:rFonts w:eastAsia="NanumSquare" w:hint="eastAsia"/>
-                <w:b/>
-              </w:rPr>
-              <w:t>제어</w:t>
-            </w:r>
-            <w:r>
-              <w:rPr>
-                <w:rFonts w:eastAsia="NanumSquare" w:hint="eastAsia"/>
-                <w:b/>
-              </w:rPr>
-              <w:t xml:space="preserve"> </w:t>
-            </w:r>
-            <w:r>
-              <w:rPr>
-                <w:rFonts w:eastAsia="NanumSquare" w:hint="eastAsia"/>
-                <w:b/>
-              </w:rPr>
-              <w:t>시스템</w:t>
-            </w:r>
-            <w:r>
-              <w:rPr>
-                <w:rFonts w:eastAsia="NanumSquare" w:hint="eastAsia"/>
-                <w:b/>
-              </w:rPr>
-              <w:t xml:space="preserve"> </w:t>
-            </w:r>
-            <w:r>
-              <w:rPr>
-                <w:rFonts w:eastAsia="NanumSquare" w:hint="eastAsia"/>
-                <w:b/>
-              </w:rPr>
-              <w:t>설계</w:t>
-            </w:r>
-            <w:r>
-              <w:rPr>
-                <w:rFonts w:eastAsia="NanumSquare" w:hint="eastAsia"/>
-                <w:b/>
-              </w:rPr>
-              <w:t xml:space="preserve"> </w:t>
-            </w:r>
-            <w:r>
-              <w:rPr>
-                <w:rFonts w:eastAsia="NanumSquare" w:hint="eastAsia"/>
-                <w:b/>
-              </w:rPr>
-              <w:t>및</w:t>
-            </w:r>
-            <w:r>
-              <w:rPr>
-                <w:rFonts w:eastAsia="NanumSquare" w:hint="eastAsia"/>
-                <w:b/>
-              </w:rPr>
-              <w:t xml:space="preserve"> </w:t>
-            </w:r>
-            <w:r>
-              <w:rPr>
-                <w:rFonts w:eastAsia="NanumSquare" w:hint="eastAsia"/>
-                <w:b/>
-              </w:rPr>
-              <w:t>제작</w:t>
-            </w:r>
-            <w:r>
-              <w:rPr>
-                <w:rFonts w:eastAsia="NanumSquare" w:hint="eastAsia"/>
-                <w:b/>
-              </w:rPr>
-              <w:t xml:space="preserve"> </w:t>
+              <w:rPr>
+                <w:rFonts w:eastAsia="NanumSquare"/>
+              </w:rPr>
+            </w:pPr>
+            <w:r>
+              <w:rPr>
+                <w:rFonts w:eastAsia="NanumSquare"/>
+              </w:rPr>
+              <w:t>2016</w:t>
             </w:r>
           </w:p>
         </w:tc>
@@ -16873,65 +16130,363 @@
             <w:pPr>
               <w:rPr>
                 <w:rFonts w:eastAsia="NanumSquare"/>
-              </w:rPr>
-            </w:pPr>
-            <w:r>
-              <w:rPr>
-                <w:rFonts w:eastAsia="NanumSquare"/>
-              </w:rPr>
-              <w:t xml:space="preserve">NI </w:t>
-            </w:r>
-            <w:proofErr w:type="spellStart"/>
-            <w:r>
-              <w:rPr>
-                <w:rFonts w:eastAsia="NanumSquare"/>
-              </w:rPr>
-              <w:t>LabWindows</w:t>
-            </w:r>
-            <w:proofErr w:type="spellEnd"/>
-            <w:r>
-              <w:rPr>
-                <w:rFonts w:eastAsia="NanumSquare"/>
-              </w:rPr>
-              <w:t>/CVI</w:t>
-            </w:r>
-            <w:r>
-              <w:rPr>
-                <w:rFonts w:eastAsia="NanumSquare"/>
-              </w:rPr>
-              <w:t xml:space="preserve"> (</w:t>
-            </w:r>
-            <w:r>
-              <w:rPr>
-                <w:rFonts w:eastAsia="NanumSquare" w:hint="eastAsia"/>
-              </w:rPr>
-              <w:t>C</w:t>
-            </w:r>
-            <w:r>
-              <w:rPr>
-                <w:rFonts w:eastAsia="NanumSquare"/>
-              </w:rPr>
-              <w:t xml:space="preserve"> based control system IDE)</w:t>
-            </w:r>
-            <w:r>
-              <w:rPr>
-                <w:rFonts w:eastAsia="NanumSquare"/>
-              </w:rPr>
-              <w:t>, NI LabView</w:t>
-            </w:r>
-            <w:r>
-              <w:rPr>
-                <w:rFonts w:eastAsia="NanumSquare"/>
-              </w:rPr>
-              <w:t>.</w:t>
+                <w:b/>
+              </w:rPr>
+            </w:pPr>
+            <w:r>
+              <w:rPr>
+                <w:rFonts w:eastAsia="NanumSquare"/>
+              </w:rPr>
+              <w:t>스위스</w:t>
+            </w:r>
+            <w:r>
+              <w:rPr>
+                <w:rFonts w:eastAsia="NanumSquare"/>
+                <w:b/>
+              </w:rPr>
+              <w:t xml:space="preserve"> SMLMS Challenge </w:t>
+            </w:r>
+            <w:r>
+              <w:rPr>
+                <w:rFonts w:eastAsia="NanumSquare"/>
+                <w:b/>
+              </w:rPr>
+              <w:t>(EPFL)</w:t>
+            </w:r>
+          </w:p>
+          <w:p>
+            <w:pPr>
+              <w:rPr>
+                <w:rFonts w:eastAsia="NanumSquare"/>
+              </w:rPr>
+            </w:pPr>
+            <w:r>
+              <w:rPr>
+                <w:rFonts w:eastAsia="NanumSquare"/>
+              </w:rPr>
+              <w:t xml:space="preserve">3D single molecule localization microscopy </w:t>
+            </w:r>
+            <w:r>
+              <w:rPr>
+                <w:rFonts w:eastAsia="NanumSquare"/>
+              </w:rPr>
+              <w:t>부문</w:t>
+            </w:r>
+            <w:r>
+              <w:rPr>
+                <w:rFonts w:eastAsia="NanumSquare"/>
+              </w:rPr>
+              <w:t xml:space="preserve"> 1</w:t>
+            </w:r>
+            <w:r>
+              <w:rPr>
+                <w:rFonts w:eastAsia="NanumSquare"/>
+              </w:rPr>
+              <w:t>위</w:t>
             </w:r>
           </w:p>
         </w:tc>
       </w:tr>
       <w:tr>
-        <w:trPr>
-          <w:trHeight w:val="1673"/>
-        </w:trPr>
+        <w:tc>
+          <w:tcPr>
+            <w:tcW w:w="1843" w:type="dxa"/>
+            <w:tcBorders>
+              <w:top w:val="single" w:sz="4" w:space="0" w:color="D9D9D9"/>
+              <w:bottom w:val="single" w:sz="4" w:space="0" w:color="D9D9D9"/>
+            </w:tcBorders>
+            <w:shd w:val="clear" w:color="auto" w:fill="F2F2F2" w:themeFill="background1" w:themeFillShade="F2"/>
+          </w:tcPr>
+          <w:p>
+            <w:pPr>
+              <w:rPr>
+                <w:rFonts w:eastAsia="NanumSquare"/>
+              </w:rPr>
+            </w:pPr>
+            <w:r>
+              <w:rPr>
+                <w:rFonts w:eastAsia="NanumSquare"/>
+              </w:rPr>
+              <w:t>2014 – 2016</w:t>
+            </w:r>
+          </w:p>
+        </w:tc>
+        <w:tc>
+          <w:tcPr>
+            <w:tcW w:w="7507" w:type="dxa"/>
+            <w:tcBorders>
+              <w:top w:val="single" w:sz="4" w:space="0" w:color="D9D9D9"/>
+              <w:bottom w:val="single" w:sz="4" w:space="0" w:color="D9D9D9"/>
+            </w:tcBorders>
+            <w:shd w:val="clear" w:color="auto" w:fill="auto"/>
+          </w:tcPr>
+          <w:p>
+            <w:pPr>
+              <w:rPr>
+                <w:rFonts w:eastAsia="NanumSquare"/>
+              </w:rPr>
+            </w:pPr>
+            <w:r>
+              <w:rPr>
+                <w:rFonts w:eastAsia="NanumSquare"/>
+              </w:rPr>
+              <w:t>미국</w:t>
+            </w:r>
+            <w:r>
+              <w:rPr>
+                <w:rFonts w:eastAsia="NanumSquare"/>
+                <w:b/>
+              </w:rPr>
+              <w:t xml:space="preserve"> Texas A&amp;M University </w:t>
+            </w:r>
+            <w:r>
+              <w:rPr>
+                <w:rFonts w:eastAsia="NanumSquare"/>
+              </w:rPr>
+              <w:t>연구</w:t>
+            </w:r>
+            <w:r>
+              <w:rPr>
+                <w:rFonts w:eastAsia="NanumSquare"/>
+              </w:rPr>
+              <w:t xml:space="preserve"> </w:t>
+            </w:r>
+            <w:r>
+              <w:rPr>
+                <w:rFonts w:eastAsia="NanumSquare"/>
+              </w:rPr>
+              <w:t>장학금</w:t>
+            </w:r>
+          </w:p>
+        </w:tc>
+      </w:tr>
+      <w:tr>
+        <w:tc>
+          <w:tcPr>
+            <w:tcW w:w="1843" w:type="dxa"/>
+            <w:tcBorders>
+              <w:top w:val="single" w:sz="4" w:space="0" w:color="D9D9D9"/>
+              <w:bottom w:val="single" w:sz="4" w:space="0" w:color="D9D9D9"/>
+            </w:tcBorders>
+            <w:shd w:val="clear" w:color="auto" w:fill="F2F2F2" w:themeFill="background1" w:themeFillShade="F2"/>
+          </w:tcPr>
+          <w:p>
+            <w:pPr>
+              <w:rPr>
+                <w:rFonts w:eastAsia="NanumSquare"/>
+              </w:rPr>
+            </w:pPr>
+            <w:r>
+              <w:rPr>
+                <w:rFonts w:eastAsia="NanumSquare"/>
+              </w:rPr>
+              <w:t>2012 – 2014</w:t>
+            </w:r>
+          </w:p>
+        </w:tc>
+        <w:tc>
+          <w:tcPr>
+            <w:tcW w:w="7507" w:type="dxa"/>
+            <w:tcBorders>
+              <w:top w:val="single" w:sz="4" w:space="0" w:color="D9D9D9"/>
+              <w:bottom w:val="single" w:sz="4" w:space="0" w:color="D9D9D9"/>
+            </w:tcBorders>
+            <w:shd w:val="clear" w:color="auto" w:fill="auto"/>
+          </w:tcPr>
+          <w:p>
+            <w:pPr>
+              <w:rPr>
+                <w:rFonts w:eastAsia="NanumSquare"/>
+              </w:rPr>
+            </w:pPr>
+            <w:r>
+              <w:rPr>
+                <w:rFonts w:eastAsia="NanumSquare"/>
+              </w:rPr>
+              <w:t>미국</w:t>
+            </w:r>
+            <w:r>
+              <w:rPr>
+                <w:rFonts w:eastAsia="NanumSquare"/>
+                <w:b/>
+              </w:rPr>
+              <w:t xml:space="preserve"> The University of Texas at Dallas </w:t>
+            </w:r>
+            <w:r>
+              <w:rPr>
+                <w:rFonts w:eastAsia="NanumSquare"/>
+              </w:rPr>
+              <w:t>연구</w:t>
+            </w:r>
+            <w:r>
+              <w:rPr>
+                <w:rFonts w:eastAsia="NanumSquare"/>
+              </w:rPr>
+              <w:t xml:space="preserve"> </w:t>
+            </w:r>
+            <w:r>
+              <w:rPr>
+                <w:rFonts w:eastAsia="NanumSquare"/>
+              </w:rPr>
+              <w:t>장학금</w:t>
+            </w:r>
+          </w:p>
+        </w:tc>
+      </w:tr>
+      <w:tr>
+        <w:tc>
+          <w:tcPr>
+            <w:tcW w:w="1843" w:type="dxa"/>
+            <w:tcBorders>
+              <w:top w:val="single" w:sz="4" w:space="0" w:color="D9D9D9"/>
+              <w:bottom w:val="single" w:sz="4" w:space="0" w:color="D9D9D9"/>
+            </w:tcBorders>
+            <w:shd w:val="clear" w:color="auto" w:fill="F2F2F2" w:themeFill="background1" w:themeFillShade="F2"/>
+          </w:tcPr>
+          <w:p>
+            <w:pPr>
+              <w:rPr>
+                <w:rFonts w:eastAsia="NanumSquare"/>
+              </w:rPr>
+            </w:pPr>
+            <w:r>
+              <w:rPr>
+                <w:rFonts w:eastAsia="NanumSquare"/>
+              </w:rPr>
+              <w:t>2011 – 2011</w:t>
+            </w:r>
+          </w:p>
+        </w:tc>
+        <w:tc>
+          <w:tcPr>
+            <w:tcW w:w="7507" w:type="dxa"/>
+            <w:tcBorders>
+              <w:top w:val="single" w:sz="4" w:space="0" w:color="D9D9D9"/>
+              <w:bottom w:val="single" w:sz="4" w:space="0" w:color="D9D9D9"/>
+            </w:tcBorders>
+            <w:shd w:val="clear" w:color="auto" w:fill="auto"/>
+          </w:tcPr>
+          <w:p>
+            <w:pPr>
+              <w:rPr>
+                <w:rFonts w:eastAsia="NanumSquare"/>
+              </w:rPr>
+            </w:pPr>
+            <w:r>
+              <w:rPr>
+                <w:rFonts w:eastAsia="NanumSquare"/>
+              </w:rPr>
+              <w:t>미국</w:t>
+            </w:r>
+            <w:r>
+              <w:rPr>
+                <w:rFonts w:eastAsia="NanumSquare"/>
+                <w:b/>
+              </w:rPr>
+              <w:t xml:space="preserve"> The University of Texas at Dallas </w:t>
+            </w:r>
+            <w:r>
+              <w:rPr>
+                <w:rFonts w:eastAsia="NanumSquare"/>
+              </w:rPr>
+              <w:t>학사</w:t>
+            </w:r>
+            <w:r>
+              <w:rPr>
+                <w:rFonts w:eastAsia="NanumSquare"/>
+              </w:rPr>
+              <w:t xml:space="preserve"> </w:t>
+            </w:r>
+            <w:r>
+              <w:rPr>
+                <w:rFonts w:eastAsia="NanumSquare"/>
+              </w:rPr>
+              <w:t>연구</w:t>
+            </w:r>
+            <w:r>
+              <w:rPr>
+                <w:rFonts w:eastAsia="NanumSquare"/>
+              </w:rPr>
+              <w:t xml:space="preserve"> </w:t>
+            </w:r>
+            <w:r>
+              <w:rPr>
+                <w:rFonts w:eastAsia="NanumSquare"/>
+              </w:rPr>
+              <w:t>장학금</w:t>
+            </w:r>
+          </w:p>
+        </w:tc>
+      </w:tr>
+      <w:tr>
+        <w:tc>
+          <w:tcPr>
+            <w:tcW w:w="1843" w:type="dxa"/>
+            <w:tcBorders>
+              <w:top w:val="single" w:sz="4" w:space="0" w:color="D9D9D9"/>
+              <w:bottom w:val="single" w:sz="4" w:space="0" w:color="D9D9D9"/>
+            </w:tcBorders>
+            <w:shd w:val="clear" w:color="auto" w:fill="F2F2F2" w:themeFill="background1" w:themeFillShade="F2"/>
+          </w:tcPr>
+          <w:p>
+            <w:pPr>
+              <w:rPr>
+                <w:rFonts w:eastAsia="NanumSquare"/>
+              </w:rPr>
+            </w:pPr>
+            <w:r>
+              <w:rPr>
+                <w:rFonts w:eastAsia="NanumSquare"/>
+              </w:rPr>
+              <w:t>2011 – 2011</w:t>
+            </w:r>
+          </w:p>
+        </w:tc>
+        <w:tc>
+          <w:tcPr>
+            <w:tcW w:w="7507" w:type="dxa"/>
+            <w:tcBorders>
+              <w:top w:val="single" w:sz="4" w:space="0" w:color="D9D9D9"/>
+              <w:bottom w:val="single" w:sz="4" w:space="0" w:color="D9D9D9"/>
+            </w:tcBorders>
+            <w:shd w:val="clear" w:color="auto" w:fill="auto"/>
+          </w:tcPr>
+          <w:p>
+            <w:pPr>
+              <w:rPr>
+                <w:rFonts w:eastAsia="NanumSquare"/>
+                <w:b/>
+              </w:rPr>
+            </w:pPr>
+            <w:r>
+              <w:rPr>
+                <w:rFonts w:eastAsia="NanumSquare"/>
+              </w:rPr>
+              <w:t>미국</w:t>
+            </w:r>
+            <w:r>
+              <w:rPr>
+                <w:rFonts w:eastAsia="NanumSquare"/>
+                <w:b/>
+              </w:rPr>
+              <w:t xml:space="preserve"> The University of Texas at Dallas </w:t>
+            </w:r>
+            <w:r>
+              <w:rPr>
+                <w:rFonts w:eastAsia="NanumSquare"/>
+              </w:rPr>
+              <w:t>Senior Design Project 2</w:t>
+            </w:r>
+            <w:r>
+              <w:rPr>
+                <w:rFonts w:eastAsia="NanumSquare"/>
+              </w:rPr>
+              <w:t>위</w:t>
+            </w:r>
+          </w:p>
+        </w:tc>
+      </w:tr>
+      <w:tr>
         <w:tc>
           <w:tcPr>
             <w:tcW w:w="1843" w:type="dxa"/>
@@ -16943,88 +16498,15 @@
           </w:tcPr>
           <w:p>
             <w:pPr>
-              <w:jc w:val="left"/>
-              <w:rPr>
-                <w:rFonts w:eastAsia="NanumSquare"/>
-                <w:b/>
-              </w:rPr>
-            </w:pPr>
-            <w:r>
-              <w:rPr>
-                <w:rFonts w:eastAsia="NanumSquare" w:hint="eastAsia"/>
-                <w:b/>
-              </w:rPr>
-              <w:t>광학</w:t>
-            </w:r>
-            <w:r>
-              <w:rPr>
-                <w:rFonts w:eastAsia="NanumSquare" w:hint="eastAsia"/>
-                <w:b/>
-              </w:rPr>
-              <w:t xml:space="preserve"> </w:t>
-            </w:r>
-            <w:r>
-              <w:rPr>
-                <w:rFonts w:eastAsia="NanumSquare" w:hint="eastAsia"/>
-                <w:b/>
-              </w:rPr>
-              <w:t>설계</w:t>
-            </w:r>
-            <w:r>
-              <w:rPr>
-                <w:rFonts w:eastAsia="NanumSquare" w:hint="eastAsia"/>
-                <w:b/>
-              </w:rPr>
-              <w:t xml:space="preserve"> </w:t>
-            </w:r>
-            <w:r>
-              <w:rPr>
-                <w:rFonts w:eastAsia="NanumSquare" w:hint="eastAsia"/>
-                <w:b/>
-              </w:rPr>
-              <w:t>및</w:t>
-            </w:r>
-            <w:r>
-              <w:rPr>
-                <w:rFonts w:eastAsia="NanumSquare" w:hint="eastAsia"/>
-                <w:b/>
-              </w:rPr>
-              <w:t xml:space="preserve"> </w:t>
-            </w:r>
-            <w:r>
-              <w:rPr>
-                <w:rFonts w:eastAsia="NanumSquare" w:hint="eastAsia"/>
-                <w:b/>
-              </w:rPr>
-              <w:t>광학</w:t>
-            </w:r>
-            <w:r>
-              <w:rPr>
-                <w:rFonts w:eastAsia="NanumSquare" w:hint="eastAsia"/>
-                <w:b/>
-              </w:rPr>
-              <w:t xml:space="preserve"> </w:t>
-            </w:r>
-            <w:r>
-              <w:rPr>
-                <w:rFonts w:eastAsia="NanumSquare" w:hint="eastAsia"/>
-                <w:b/>
-              </w:rPr>
-              <w:t>시스템</w:t>
-            </w:r>
-            <w:r>
-              <w:rPr>
-                <w:rFonts w:eastAsia="NanumSquare" w:hint="eastAsia"/>
-                <w:b/>
-              </w:rPr>
-              <w:t xml:space="preserve"> </w:t>
-            </w:r>
-            <w:r>
-              <w:rPr>
-                <w:rFonts w:eastAsia="NanumSquare" w:hint="eastAsia"/>
-                <w:b/>
-              </w:rPr>
-              <w:t>제작</w:t>
+              <w:rPr>
+                <w:rFonts w:eastAsia="NanumSquare"/>
+              </w:rPr>
+            </w:pPr>
+            <w:r>
+              <w:rPr>
+                <w:rFonts w:eastAsia="NanumSquare"/>
+              </w:rPr>
+              <w:t>2010 – 2012</w:t>
             </w:r>
           </w:p>
         </w:tc>
@@ -17039,72 +16521,41 @@
           </w:tcPr>
           <w:p>
             <w:pPr>
-              <w:jc w:val="left"/>
-              <w:rPr>
-                <w:rFonts w:eastAsia="NanumSquare"/>
-              </w:rPr>
-            </w:pPr>
-            <w:proofErr w:type="spellStart"/>
-            <w:r>
-              <w:rPr>
-                <w:rFonts w:eastAsia="NanumSquare"/>
-              </w:rPr>
-              <w:t>Zemax</w:t>
-            </w:r>
-            <w:proofErr w:type="spellEnd"/>
-            <w:r>
-              <w:rPr>
-                <w:rFonts w:eastAsia="NanumSquare"/>
-              </w:rPr>
-              <w:t xml:space="preserve"> based optical system design, </w:t>
-            </w:r>
-            <w:r>
-              <w:rPr>
-                <w:rFonts w:eastAsia="NanumSquare" w:hint="eastAsia"/>
-              </w:rPr>
-              <w:t>M</w:t>
-            </w:r>
-            <w:r>
-              <w:rPr>
-                <w:rFonts w:eastAsia="NanumSquare"/>
-              </w:rPr>
-              <w:t>ultimodal optical system configuration. E</w:t>
-            </w:r>
-            <w:r>
-              <w:rPr>
-                <w:rFonts w:eastAsia="NanumSquare"/>
-              </w:rPr>
-              <w:t>pifluorescence</w:t>
-            </w:r>
-            <w:r>
-              <w:rPr>
-                <w:rFonts w:eastAsia="NanumSquare"/>
-              </w:rPr>
-              <w:t xml:space="preserve">, TIRF microscopy, Confocal microscopy, Single molecule microscopy, </w:t>
-            </w:r>
-            <w:r>
-              <w:rPr>
-                <w:rFonts w:eastAsia="NanumSquare" w:hint="eastAsia"/>
-              </w:rPr>
-              <w:t>super</w:t>
-            </w:r>
-            <w:r>
-              <w:rPr>
-                <w:rFonts w:eastAsia="NanumSquare"/>
-              </w:rPr>
-              <w:t>-</w:t>
-            </w:r>
-            <w:r>
-              <w:rPr>
-                <w:rFonts w:eastAsia="NanumSquare" w:hint="eastAsia"/>
-              </w:rPr>
-              <w:t xml:space="preserve">resolution </w:t>
-            </w:r>
-            <w:r>
-              <w:rPr>
-                <w:rFonts w:eastAsia="NanumSquare"/>
-              </w:rPr>
-              <w:t>microscopy, Transmitted/scanning electron microscopy</w:t>
+              <w:rPr>
+                <w:rFonts w:eastAsia="NanumSquare"/>
+                <w:b/>
+              </w:rPr>
+            </w:pPr>
+            <w:r>
+              <w:rPr>
+                <w:rFonts w:eastAsia="NanumSquare"/>
+              </w:rPr>
+              <w:t>미국</w:t>
+            </w:r>
+            <w:r>
+              <w:rPr>
+                <w:rFonts w:eastAsia="NanumSquare"/>
+                <w:b/>
+              </w:rPr>
+              <w:t xml:space="preserve"> The University of Texas at Dallas </w:t>
+            </w:r>
+            <w:r>
+              <w:rPr>
+                <w:rFonts w:eastAsia="NanumSquare"/>
+              </w:rPr>
+              <w:t>학사</w:t>
+            </w:r>
+            <w:r>
+              <w:rPr>
+                <w:rFonts w:eastAsia="NanumSquare"/>
+              </w:rPr>
+              <w:t xml:space="preserve"> </w:t>
+            </w:r>
+            <w:r>
+              <w:rPr>
+                <w:rFonts w:eastAsia="NanumSquare"/>
+              </w:rPr>
+              <w:t>장학금</w:t>
             </w:r>
           </w:p>
         </w:tc>
@@ -17149,6 +16600,979 @@
                 <w:rFonts w:ascii="NanumSquare Bold" w:eastAsia="NanumSquare Bold" w:hAnsi="NanumSquare Bold" w:hint="eastAsia"/>
                 <w:sz w:val="28"/>
               </w:rPr>
+              <w:t>언어</w:t>
+            </w:r>
+          </w:p>
+        </w:tc>
+      </w:tr>
+      <w:tr>
+        <w:tc>
+          <w:tcPr>
+            <w:tcW w:w="9350" w:type="dxa"/>
+            <w:tcBorders>
+              <w:top w:val="single" w:sz="4" w:space="0" w:color="000000" w:themeColor="text1"/>
+              <w:bottom w:val="single" w:sz="4" w:space="0" w:color="808080"/>
+            </w:tcBorders>
+            <w:shd w:val="clear" w:color="auto" w:fill="auto"/>
+          </w:tcPr>
+          <w:p>
+            <w:pPr>
+              <w:spacing w:after="240"/>
+              <w:rPr>
+                <w:rFonts w:eastAsia="NanumSquare"/>
+              </w:rPr>
+            </w:pPr>
+            <w:r>
+              <w:rPr>
+                <w:rFonts w:eastAsia="NanumSquare"/>
+                <w:b/>
+              </w:rPr>
+              <w:t>한국어</w:t>
+            </w:r>
+            <w:r>
+              <w:rPr>
+                <w:rFonts w:eastAsia="NanumSquare"/>
+                <w:b/>
+              </w:rPr>
+              <w:t xml:space="preserve"> </w:t>
+            </w:r>
+            <w:r>
+              <w:rPr>
+                <w:rFonts w:eastAsia="NanumSquare"/>
+              </w:rPr>
+              <w:t>모국어</w:t>
+            </w:r>
+            <w:r>
+              <w:rPr>
+                <w:rFonts w:eastAsia="NanumSquare" w:hint="eastAsia"/>
+              </w:rPr>
+              <w:t xml:space="preserve">, </w:t>
+            </w:r>
+            <w:r>
+              <w:rPr>
+                <w:rFonts w:eastAsia="NanumSquare"/>
+                <w:b/>
+              </w:rPr>
+              <w:t>영어</w:t>
+            </w:r>
+            <w:r>
+              <w:rPr>
+                <w:rFonts w:eastAsia="NanumSquare"/>
+                <w:b/>
+              </w:rPr>
+              <w:t xml:space="preserve"> </w:t>
+            </w:r>
+            <w:r>
+              <w:rPr>
+                <w:rFonts w:eastAsia="NanumSquare"/>
+              </w:rPr>
+              <w:t>유창함</w:t>
+            </w:r>
+          </w:p>
+        </w:tc>
+      </w:tr>
+    </w:tbl>
+    <w:p>
+      <w:pPr>
+        <w:rPr>
+          <w:rFonts w:eastAsia="NanumSquare"/>
+        </w:rPr>
+      </w:pPr>
+    </w:p>
+    <w:tbl>
+      <w:tblPr>
+        <w:tblStyle w:val="TableGrid"/>
+        <w:tblW w:w="0" w:type="auto"/>
+        <w:tblBorders>
+          <w:top w:val="none" w:sz="0" w:space="0" w:color="auto"/>
+          <w:left w:val="none" w:sz="0" w:space="0" w:color="auto"/>
+          <w:bottom w:val="none" w:sz="0" w:space="0" w:color="auto"/>
+          <w:right w:val="none" w:sz="0" w:space="0" w:color="auto"/>
+          <w:insideH w:val="none" w:sz="0" w:space="0" w:color="auto"/>
+          <w:insideV w:val="none" w:sz="0" w:space="0" w:color="auto"/>
+        </w:tblBorders>
+        <w:tblLook w:val="04A0" w:firstRow="1" w:lastRow="0" w:firstColumn="1" w:lastColumn="0" w:noHBand="0" w:noVBand="1"/>
+      </w:tblPr>
+      <w:tblGrid>
+        <w:gridCol w:w="1843"/>
+        <w:gridCol w:w="7507"/>
+      </w:tblGrid>
+      <w:tr>
+        <w:tc>
+          <w:tcPr>
+            <w:tcW w:w="1843" w:type="dxa"/>
+            <w:tcBorders>
+              <w:bottom w:val="single" w:sz="4" w:space="0" w:color="000000" w:themeColor="text1"/>
+            </w:tcBorders>
+            <w:shd w:val="clear" w:color="auto" w:fill="auto"/>
+          </w:tcPr>
+          <w:p>
+            <w:pPr>
+              <w:rPr>
+                <w:rFonts w:ascii="NanumSquare Bold" w:eastAsia="NanumSquare Bold" w:hAnsi="NanumSquare Bold"/>
+              </w:rPr>
+            </w:pPr>
+            <w:r>
+              <w:rPr>
+                <w:rFonts w:ascii="NanumSquare Bold" w:eastAsia="NanumSquare Bold" w:hAnsi="NanumSquare Bold" w:hint="eastAsia"/>
+                <w:sz w:val="28"/>
+              </w:rPr>
+              <w:t>기술</w:t>
+            </w:r>
+          </w:p>
+        </w:tc>
+        <w:tc>
+          <w:tcPr>
+            <w:tcW w:w="7507" w:type="dxa"/>
+            <w:tcBorders>
+              <w:bottom w:val="single" w:sz="4" w:space="0" w:color="000000" w:themeColor="text1"/>
+            </w:tcBorders>
+            <w:shd w:val="clear" w:color="auto" w:fill="auto"/>
+          </w:tcPr>
+          <w:p/>
+        </w:tc>
+      </w:tr>
+      <w:tr>
+        <w:tc>
+          <w:tcPr>
+            <w:tcW w:w="1843" w:type="dxa"/>
+            <w:tcBorders>
+              <w:top w:val="single" w:sz="4" w:space="0" w:color="000000" w:themeColor="text1"/>
+              <w:bottom w:val="single" w:sz="4" w:space="0" w:color="D9D9D9"/>
+            </w:tcBorders>
+            <w:shd w:val="clear" w:color="auto" w:fill="F2F2F2" w:themeFill="background1" w:themeFillShade="F2"/>
+          </w:tcPr>
+          <w:p>
+            <w:pPr>
+              <w:rPr>
+                <w:rFonts w:eastAsia="NanumSquare"/>
+                <w:b/>
+              </w:rPr>
+            </w:pPr>
+            <w:r>
+              <w:rPr>
+                <w:rFonts w:eastAsia="NanumSquare" w:hint="eastAsia"/>
+                <w:b/>
+              </w:rPr>
+              <w:t>인공지능</w:t>
+            </w:r>
+          </w:p>
+        </w:tc>
+        <w:tc>
+          <w:tcPr>
+            <w:tcW w:w="7507" w:type="dxa"/>
+            <w:tcBorders>
+              <w:top w:val="single" w:sz="4" w:space="0" w:color="000000" w:themeColor="text1"/>
+              <w:bottom w:val="single" w:sz="4" w:space="0" w:color="D9D9D9"/>
+            </w:tcBorders>
+            <w:shd w:val="clear" w:color="auto" w:fill="auto"/>
+          </w:tcPr>
+          <w:p>
+            <w:pPr>
+              <w:rPr>
+                <w:rFonts w:eastAsia="NanumSquare"/>
+              </w:rPr>
+            </w:pPr>
+            <w:r>
+              <w:rPr>
+                <w:rFonts w:eastAsia="NanumSquare" w:hint="eastAsia"/>
+              </w:rPr>
+              <w:t>D</w:t>
+            </w:r>
+            <w:r>
+              <w:rPr>
+                <w:rFonts w:eastAsia="NanumSquare"/>
+              </w:rPr>
+              <w:t>eep learning based imag</w:t>
+            </w:r>
+            <w:r>
+              <w:rPr>
+                <w:rFonts w:eastAsia="NanumSquare"/>
+              </w:rPr>
+              <w:t xml:space="preserve">e processing model </w:t>
+            </w:r>
+            <w:r>
+              <w:rPr>
+                <w:rFonts w:eastAsia="NanumSquare" w:hint="eastAsia"/>
+              </w:rPr>
+              <w:t>및</w:t>
+            </w:r>
+            <w:r>
+              <w:rPr>
+                <w:rFonts w:eastAsia="NanumSquare" w:hint="eastAsia"/>
+              </w:rPr>
+              <w:t xml:space="preserve"> </w:t>
+            </w:r>
+            <w:r>
+              <w:rPr>
+                <w:rFonts w:eastAsia="NanumSquare"/>
+              </w:rPr>
+              <w:t>service</w:t>
+            </w:r>
+            <w:r>
+              <w:rPr>
+                <w:rFonts w:eastAsia="NanumSquare" w:hint="eastAsia"/>
+              </w:rPr>
+              <w:t>개발</w:t>
+            </w:r>
+            <w:r>
+              <w:rPr>
+                <w:rFonts w:eastAsia="NanumSquare" w:hint="eastAsia"/>
+              </w:rPr>
+              <w:t>,</w:t>
+            </w:r>
+          </w:p>
+          <w:p>
+            <w:pPr>
+              <w:rPr>
+                <w:rFonts w:eastAsia="NanumSquare"/>
+              </w:rPr>
+            </w:pPr>
+            <w:r>
+              <w:rPr>
+                <w:rFonts w:eastAsia="NanumSquare"/>
+              </w:rPr>
+              <w:t xml:space="preserve">Deep learning based language model </w:t>
+            </w:r>
+            <w:r>
+              <w:rPr>
+                <w:rFonts w:eastAsia="NanumSquare" w:hint="eastAsia"/>
+              </w:rPr>
+              <w:t>및</w:t>
+            </w:r>
+            <w:r>
+              <w:rPr>
+                <w:rFonts w:eastAsia="NanumSquare" w:hint="eastAsia"/>
+              </w:rPr>
+              <w:t xml:space="preserve"> </w:t>
+            </w:r>
+            <w:r>
+              <w:rPr>
+                <w:rFonts w:eastAsia="NanumSquare"/>
+              </w:rPr>
+              <w:t>service</w:t>
+            </w:r>
+            <w:r>
+              <w:rPr>
+                <w:rFonts w:eastAsia="NanumSquare" w:hint="eastAsia"/>
+              </w:rPr>
+              <w:t>개발</w:t>
+            </w:r>
+            <w:r>
+              <w:rPr>
+                <w:rFonts w:eastAsia="NanumSquare" w:hint="eastAsia"/>
+              </w:rPr>
+              <w:t>,</w:t>
+            </w:r>
+          </w:p>
+          <w:p>
+            <w:pPr>
+              <w:rPr>
+                <w:rFonts w:eastAsia="NanumSquare"/>
+              </w:rPr>
+            </w:pPr>
+            <w:r>
+              <w:rPr>
+                <w:rFonts w:eastAsia="NanumSquare"/>
+              </w:rPr>
+              <w:t xml:space="preserve">Machine learning model management framework </w:t>
+            </w:r>
+            <w:r>
+              <w:rPr>
+                <w:rFonts w:eastAsia="NanumSquare" w:hint="eastAsia"/>
+              </w:rPr>
+              <w:t>및</w:t>
+            </w:r>
+            <w:r>
+              <w:rPr>
+                <w:rFonts w:eastAsia="NanumSquare" w:hint="eastAsia"/>
+              </w:rPr>
+              <w:t xml:space="preserve"> </w:t>
+            </w:r>
+            <w:r>
+              <w:rPr>
+                <w:rFonts w:eastAsia="NanumSquare"/>
+              </w:rPr>
+              <w:t>service</w:t>
+            </w:r>
+            <w:r>
+              <w:rPr>
+                <w:rFonts w:eastAsia="NanumSquare" w:hint="eastAsia"/>
+              </w:rPr>
+              <w:t>개발</w:t>
+            </w:r>
+            <w:r>
+              <w:rPr>
+                <w:rFonts w:eastAsia="NanumSquare" w:hint="eastAsia"/>
+              </w:rPr>
+              <w:t>,</w:t>
+            </w:r>
+          </w:p>
+          <w:p>
+            <w:pPr>
+              <w:rPr>
+                <w:rFonts w:eastAsia="NanumSquare" w:hint="eastAsia"/>
+              </w:rPr>
+            </w:pPr>
+            <w:r>
+              <w:rPr>
+                <w:rFonts w:eastAsia="NanumSquare" w:hint="eastAsia"/>
+              </w:rPr>
+              <w:t>D</w:t>
+            </w:r>
+            <w:r>
+              <w:rPr>
+                <w:rFonts w:eastAsia="NanumSquare"/>
+              </w:rPr>
+              <w:t>eep learning</w:t>
+            </w:r>
+            <w:r>
+              <w:rPr>
+                <w:rFonts w:eastAsia="NanumSquare" w:hint="eastAsia"/>
+              </w:rPr>
+              <w:t>모델</w:t>
+            </w:r>
+            <w:r>
+              <w:rPr>
+                <w:rFonts w:eastAsia="NanumSquare" w:hint="eastAsia"/>
+              </w:rPr>
+              <w:t xml:space="preserve"> </w:t>
+            </w:r>
+            <w:r>
+              <w:rPr>
+                <w:rFonts w:eastAsia="NanumSquare" w:hint="eastAsia"/>
+              </w:rPr>
+              <w:t>경량화</w:t>
+            </w:r>
+            <w:r>
+              <w:rPr>
+                <w:rFonts w:eastAsia="NanumSquare" w:hint="eastAsia"/>
+              </w:rPr>
+              <w:t xml:space="preserve"> </w:t>
+            </w:r>
+            <w:r>
+              <w:rPr>
+                <w:rFonts w:eastAsia="NanumSquare" w:hint="eastAsia"/>
+              </w:rPr>
+              <w:t>기술</w:t>
+            </w:r>
+            <w:r>
+              <w:rPr>
+                <w:rFonts w:eastAsia="NanumSquare" w:hint="eastAsia"/>
+              </w:rPr>
+              <w:t xml:space="preserve"> </w:t>
+            </w:r>
+            <w:r>
+              <w:rPr>
+                <w:rFonts w:eastAsia="NanumSquare"/>
+              </w:rPr>
+              <w:t>(quantization, distillation)</w:t>
+            </w:r>
+          </w:p>
+        </w:tc>
+      </w:tr>
+      <w:tr>
+        <w:tc>
+          <w:tcPr>
+            <w:tcW w:w="1843" w:type="dxa"/>
+            <w:tcBorders>
+              <w:top w:val="single" w:sz="4" w:space="0" w:color="D9D9D9"/>
+              <w:bottom w:val="single" w:sz="4" w:space="0" w:color="D9D9D9"/>
+            </w:tcBorders>
+            <w:shd w:val="clear" w:color="auto" w:fill="F2F2F2" w:themeFill="background1" w:themeFillShade="F2"/>
+          </w:tcPr>
+          <w:p>
+            <w:pPr>
+              <w:rPr>
+                <w:rFonts w:eastAsia="NanumSquare"/>
+                <w:b/>
+              </w:rPr>
+            </w:pPr>
+            <w:r>
+              <w:rPr>
+                <w:rFonts w:eastAsia="NanumSquare" w:hint="eastAsia"/>
+                <w:b/>
+              </w:rPr>
+              <w:t>프로그래밍</w:t>
+            </w:r>
+          </w:p>
+        </w:tc>
+        <w:tc>
+          <w:tcPr>
+            <w:tcW w:w="7507" w:type="dxa"/>
+            <w:tcBorders>
+              <w:top w:val="single" w:sz="4" w:space="0" w:color="D9D9D9"/>
+              <w:bottom w:val="single" w:sz="4" w:space="0" w:color="D9D9D9"/>
+            </w:tcBorders>
+            <w:shd w:val="clear" w:color="auto" w:fill="auto"/>
+          </w:tcPr>
+          <w:p>
+            <w:pPr>
+              <w:rPr>
+                <w:rFonts w:eastAsia="NanumSquare"/>
+              </w:rPr>
+            </w:pPr>
+            <w:r>
+              <w:rPr>
+                <w:rFonts w:eastAsia="NanumSquare"/>
+              </w:rPr>
+              <w:t>Python,</w:t>
+            </w:r>
+            <w:r>
+              <w:rPr>
+                <w:rFonts w:eastAsia="NanumSquare"/>
+              </w:rPr>
+              <w:t xml:space="preserve"> MATLAB</w:t>
+            </w:r>
+            <w:r>
+              <w:rPr>
+                <w:rFonts w:eastAsia="NanumSquare"/>
+              </w:rPr>
+              <w:t xml:space="preserve">, </w:t>
+            </w:r>
+            <w:r>
+              <w:rPr>
+                <w:rFonts w:eastAsia="NanumSquare"/>
+              </w:rPr>
+              <w:t>C, C++, JAVA</w:t>
+            </w:r>
+            <w:r>
+              <w:rPr>
+                <w:rFonts w:eastAsia="NanumSquare"/>
+              </w:rPr>
+              <w:t>, JavaScript, HTML.</w:t>
+            </w:r>
+          </w:p>
+        </w:tc>
+      </w:tr>
+      <w:tr>
+        <w:tc>
+          <w:tcPr>
+            <w:tcW w:w="1843" w:type="dxa"/>
+            <w:tcBorders>
+              <w:top w:val="single" w:sz="4" w:space="0" w:color="D9D9D9"/>
+              <w:bottom w:val="single" w:sz="4" w:space="0" w:color="D9D9D9"/>
+            </w:tcBorders>
+            <w:shd w:val="clear" w:color="auto" w:fill="F2F2F2" w:themeFill="background1" w:themeFillShade="F2"/>
+          </w:tcPr>
+          <w:p>
+            <w:pPr>
+              <w:rPr>
+                <w:rFonts w:eastAsia="NanumSquare" w:hint="eastAsia"/>
+                <w:b/>
+              </w:rPr>
+            </w:pPr>
+            <w:r>
+              <w:rPr>
+                <w:rFonts w:eastAsia="NanumSquare" w:hint="eastAsia"/>
+                <w:b/>
+              </w:rPr>
+              <w:t>데이터베이스</w:t>
+            </w:r>
+          </w:p>
+        </w:tc>
+        <w:tc>
+          <w:tcPr>
+            <w:tcW w:w="7507" w:type="dxa"/>
+            <w:tcBorders>
+              <w:top w:val="single" w:sz="4" w:space="0" w:color="D9D9D9"/>
+              <w:bottom w:val="single" w:sz="4" w:space="0" w:color="D9D9D9"/>
+            </w:tcBorders>
+            <w:shd w:val="clear" w:color="auto" w:fill="auto"/>
+          </w:tcPr>
+          <w:p>
+            <w:pPr>
+              <w:rPr>
+                <w:rFonts w:eastAsia="NanumSquare"/>
+              </w:rPr>
+            </w:pPr>
+            <w:r>
+              <w:rPr>
+                <w:rFonts w:eastAsia="NanumSquare"/>
+              </w:rPr>
+              <w:t xml:space="preserve">SQLite, MongoDB, </w:t>
+            </w:r>
+            <w:proofErr w:type="spellStart"/>
+            <w:r>
+              <w:rPr>
+                <w:rFonts w:eastAsia="NanumSquare"/>
+              </w:rPr>
+              <w:t>GraphDB</w:t>
+            </w:r>
+            <w:proofErr w:type="spellEnd"/>
+            <w:r>
+              <w:rPr>
+                <w:rFonts w:eastAsia="NanumSquare"/>
+              </w:rPr>
+              <w:t xml:space="preserve"> (Gremlin, </w:t>
+            </w:r>
+            <w:proofErr w:type="spellStart"/>
+            <w:r>
+              <w:rPr>
+                <w:rFonts w:eastAsia="NanumSquare"/>
+              </w:rPr>
+              <w:t>Tinkerpop</w:t>
+            </w:r>
+            <w:proofErr w:type="spellEnd"/>
+            <w:r>
+              <w:rPr>
+                <w:rFonts w:eastAsia="NanumSquare"/>
+              </w:rPr>
+              <w:t>, Neo4j)</w:t>
+            </w:r>
+          </w:p>
+        </w:tc>
+      </w:tr>
+      <w:tr>
+        <w:tc>
+          <w:tcPr>
+            <w:tcW w:w="1843" w:type="dxa"/>
+            <w:tcBorders>
+              <w:top w:val="single" w:sz="4" w:space="0" w:color="D9D9D9"/>
+              <w:bottom w:val="single" w:sz="4" w:space="0" w:color="D9D9D9"/>
+            </w:tcBorders>
+            <w:shd w:val="clear" w:color="auto" w:fill="F2F2F2" w:themeFill="background1" w:themeFillShade="F2"/>
+          </w:tcPr>
+          <w:p>
+            <w:pPr>
+              <w:rPr>
+                <w:rFonts w:eastAsia="NanumSquare" w:hint="eastAsia"/>
+                <w:b/>
+              </w:rPr>
+            </w:pPr>
+            <w:r>
+              <w:rPr>
+                <w:rFonts w:eastAsia="NanumSquare" w:hint="eastAsia"/>
+                <w:b/>
+              </w:rPr>
+              <w:t>라이브러리</w:t>
+            </w:r>
+          </w:p>
+        </w:tc>
+        <w:tc>
+          <w:tcPr>
+            <w:tcW w:w="7507" w:type="dxa"/>
+            <w:tcBorders>
+              <w:top w:val="single" w:sz="4" w:space="0" w:color="D9D9D9"/>
+              <w:bottom w:val="single" w:sz="4" w:space="0" w:color="D9D9D9"/>
+            </w:tcBorders>
+            <w:shd w:val="clear" w:color="auto" w:fill="auto"/>
+          </w:tcPr>
+          <w:p>
+            <w:pPr>
+              <w:rPr>
+                <w:rFonts w:eastAsia="NanumSquare"/>
+              </w:rPr>
+            </w:pPr>
+            <w:proofErr w:type="spellStart"/>
+            <w:r>
+              <w:rPr>
+                <w:rFonts w:eastAsia="NanumSquare"/>
+              </w:rPr>
+              <w:t>Tensorflow</w:t>
+            </w:r>
+            <w:proofErr w:type="spellEnd"/>
+            <w:r>
+              <w:rPr>
+                <w:rFonts w:eastAsia="NanumSquare"/>
+              </w:rPr>
+              <w:t xml:space="preserve">, </w:t>
+            </w:r>
+            <w:proofErr w:type="spellStart"/>
+            <w:r>
+              <w:rPr>
+                <w:rFonts w:eastAsia="NanumSquare"/>
+              </w:rPr>
+              <w:t>Keras</w:t>
+            </w:r>
+            <w:proofErr w:type="spellEnd"/>
+            <w:r>
+              <w:rPr>
+                <w:rFonts w:eastAsia="NanumSquare"/>
+              </w:rPr>
+              <w:t xml:space="preserve">, </w:t>
+            </w:r>
+            <w:proofErr w:type="spellStart"/>
+            <w:r>
+              <w:rPr>
+                <w:rFonts w:eastAsia="NanumSquare"/>
+              </w:rPr>
+              <w:t>Pytorch</w:t>
+            </w:r>
+            <w:proofErr w:type="spellEnd"/>
+            <w:r>
+              <w:rPr>
+                <w:rFonts w:eastAsia="NanumSquare"/>
+              </w:rPr>
+              <w:t>, OpenCV</w:t>
+            </w:r>
+          </w:p>
+          <w:p>
+            <w:pPr>
+              <w:rPr>
+                <w:rFonts w:eastAsia="NanumSquare"/>
+              </w:rPr>
+            </w:pPr>
+            <w:r>
+              <w:rPr>
+                <w:rFonts w:eastAsia="NanumSquare"/>
+              </w:rPr>
+              <w:t xml:space="preserve">Git, </w:t>
+            </w:r>
+            <w:proofErr w:type="spellStart"/>
+            <w:r>
+              <w:rPr>
+                <w:rFonts w:eastAsia="NanumSquare"/>
+              </w:rPr>
+              <w:t>MLFlow</w:t>
+            </w:r>
+            <w:proofErr w:type="spellEnd"/>
+            <w:r>
+              <w:rPr>
+                <w:rFonts w:eastAsia="NanumSquare"/>
+              </w:rPr>
+              <w:t>, Docker</w:t>
+            </w:r>
+          </w:p>
+        </w:tc>
+      </w:tr>
+      <w:tr>
+        <w:tc>
+          <w:tcPr>
+            <w:tcW w:w="1843" w:type="dxa"/>
+            <w:tcBorders>
+              <w:top w:val="single" w:sz="4" w:space="0" w:color="D9D9D9"/>
+              <w:bottom w:val="single" w:sz="4" w:space="0" w:color="D9D9D9"/>
+            </w:tcBorders>
+            <w:shd w:val="clear" w:color="auto" w:fill="F2F2F2" w:themeFill="background1" w:themeFillShade="F2"/>
+          </w:tcPr>
+          <w:p>
+            <w:pPr>
+              <w:jc w:val="left"/>
+              <w:rPr>
+                <w:rFonts w:eastAsia="NanumSquare"/>
+                <w:b/>
+              </w:rPr>
+            </w:pPr>
+            <w:r>
+              <w:rPr>
+                <w:rFonts w:eastAsia="NanumSquare" w:hint="eastAsia"/>
+                <w:b/>
+              </w:rPr>
+              <w:t>제어시스템</w:t>
+            </w:r>
+            <w:r>
+              <w:rPr>
+                <w:rFonts w:eastAsia="NanumSquare" w:hint="eastAsia"/>
+                <w:b/>
+              </w:rPr>
+              <w:t xml:space="preserve"> </w:t>
+            </w:r>
+            <w:r>
+              <w:rPr>
+                <w:rFonts w:eastAsia="NanumSquare" w:hint="eastAsia"/>
+                <w:b/>
+              </w:rPr>
+              <w:t>설계</w:t>
+            </w:r>
+            <w:r>
+              <w:rPr>
+                <w:rFonts w:eastAsia="NanumSquare" w:hint="eastAsia"/>
+                <w:b/>
+              </w:rPr>
+              <w:t xml:space="preserve"> </w:t>
+            </w:r>
+          </w:p>
+        </w:tc>
+        <w:tc>
+          <w:tcPr>
+            <w:tcW w:w="7507" w:type="dxa"/>
+            <w:tcBorders>
+              <w:top w:val="single" w:sz="4" w:space="0" w:color="D9D9D9"/>
+              <w:bottom w:val="single" w:sz="4" w:space="0" w:color="D9D9D9"/>
+            </w:tcBorders>
+            <w:shd w:val="clear" w:color="auto" w:fill="auto"/>
+          </w:tcPr>
+          <w:p>
+            <w:pPr>
+              <w:rPr>
+                <w:rFonts w:eastAsia="NanumSquare"/>
+              </w:rPr>
+            </w:pPr>
+            <w:r>
+              <w:rPr>
+                <w:rFonts w:eastAsia="NanumSquare"/>
+              </w:rPr>
+              <w:t xml:space="preserve">NI </w:t>
+            </w:r>
+            <w:proofErr w:type="spellStart"/>
+            <w:r>
+              <w:rPr>
+                <w:rFonts w:eastAsia="NanumSquare"/>
+              </w:rPr>
+              <w:t>LabWindows</w:t>
+            </w:r>
+            <w:proofErr w:type="spellEnd"/>
+            <w:r>
+              <w:rPr>
+                <w:rFonts w:eastAsia="NanumSquare"/>
+              </w:rPr>
+              <w:t>/CVI</w:t>
+            </w:r>
+            <w:r>
+              <w:rPr>
+                <w:rFonts w:eastAsia="NanumSquare"/>
+              </w:rPr>
+              <w:t xml:space="preserve"> (</w:t>
+            </w:r>
+            <w:r>
+              <w:rPr>
+                <w:rFonts w:eastAsia="NanumSquare" w:hint="eastAsia"/>
+              </w:rPr>
+              <w:t>C</w:t>
+            </w:r>
+            <w:r>
+              <w:rPr>
+                <w:rFonts w:eastAsia="NanumSquare"/>
+              </w:rPr>
+              <w:t xml:space="preserve"> based control system IDE)</w:t>
+            </w:r>
+            <w:r>
+              <w:rPr>
+                <w:rFonts w:eastAsia="NanumSquare"/>
+              </w:rPr>
+              <w:t>, NI LabView</w:t>
+            </w:r>
+            <w:r>
+              <w:rPr>
+                <w:rFonts w:eastAsia="NanumSquare"/>
+              </w:rPr>
+              <w:t>.</w:t>
+            </w:r>
+          </w:p>
+        </w:tc>
+      </w:tr>
+      <w:tr>
+        <w:trPr>
+          <w:trHeight w:val="1673"/>
+        </w:trPr>
+        <w:tc>
+          <w:tcPr>
+            <w:tcW w:w="1843" w:type="dxa"/>
+            <w:tcBorders>
+              <w:top w:val="single" w:sz="4" w:space="0" w:color="D9D9D9"/>
+              <w:bottom w:val="single" w:sz="4" w:space="0" w:color="808080"/>
+            </w:tcBorders>
+            <w:shd w:val="clear" w:color="auto" w:fill="F2F2F2" w:themeFill="background1" w:themeFillShade="F2"/>
+          </w:tcPr>
+          <w:p>
+            <w:pPr>
+              <w:jc w:val="left"/>
+              <w:rPr>
+                <w:rFonts w:eastAsia="NanumSquare"/>
+                <w:b/>
+              </w:rPr>
+            </w:pPr>
+            <w:r>
+              <w:rPr>
+                <w:rFonts w:eastAsia="NanumSquare" w:hint="eastAsia"/>
+                <w:b/>
+              </w:rPr>
+              <w:t>광학</w:t>
+            </w:r>
+            <w:r>
+              <w:rPr>
+                <w:rFonts w:eastAsia="NanumSquare"/>
+                <w:b/>
+              </w:rPr>
+              <w:t xml:space="preserve"> </w:t>
+            </w:r>
+            <w:r>
+              <w:rPr>
+                <w:rFonts w:eastAsia="NanumSquare" w:hint="eastAsia"/>
+                <w:b/>
+              </w:rPr>
+              <w:t>설계</w:t>
+            </w:r>
+            <w:r>
+              <w:rPr>
+                <w:rFonts w:eastAsia="NanumSquare" w:hint="eastAsia"/>
+                <w:b/>
+              </w:rPr>
+              <w:t xml:space="preserve"> </w:t>
+            </w:r>
+            <w:r>
+              <w:rPr>
+                <w:rFonts w:eastAsia="NanumSquare" w:hint="eastAsia"/>
+                <w:b/>
+              </w:rPr>
+              <w:t>및</w:t>
+            </w:r>
+            <w:r>
+              <w:rPr>
+                <w:rFonts w:eastAsia="NanumSquare" w:hint="eastAsia"/>
+                <w:b/>
+              </w:rPr>
+              <w:t xml:space="preserve"> </w:t>
+            </w:r>
+            <w:r>
+              <w:rPr>
+                <w:rFonts w:eastAsia="NanumSquare" w:hint="eastAsia"/>
+                <w:b/>
+              </w:rPr>
+              <w:t>광학</w:t>
+            </w:r>
+            <w:r>
+              <w:rPr>
+                <w:rFonts w:eastAsia="NanumSquare" w:hint="eastAsia"/>
+                <w:b/>
+              </w:rPr>
+              <w:t xml:space="preserve"> </w:t>
+            </w:r>
+            <w:r>
+              <w:rPr>
+                <w:rFonts w:eastAsia="NanumSquare" w:hint="eastAsia"/>
+                <w:b/>
+              </w:rPr>
+              <w:t>시스템</w:t>
+            </w:r>
+            <w:r>
+              <w:rPr>
+                <w:rFonts w:eastAsia="NanumSquare" w:hint="eastAsia"/>
+                <w:b/>
+              </w:rPr>
+              <w:t xml:space="preserve"> </w:t>
+            </w:r>
+            <w:r>
+              <w:rPr>
+                <w:rFonts w:eastAsia="NanumSquare" w:hint="eastAsia"/>
+                <w:b/>
+              </w:rPr>
+              <w:t>제작</w:t>
+            </w:r>
+          </w:p>
+        </w:tc>
+        <w:tc>
+          <w:tcPr>
+            <w:tcW w:w="7507" w:type="dxa"/>
+            <w:tcBorders>
+              <w:top w:val="single" w:sz="4" w:space="0" w:color="D9D9D9"/>
+              <w:bottom w:val="single" w:sz="4" w:space="0" w:color="808080"/>
+            </w:tcBorders>
+            <w:shd w:val="clear" w:color="auto" w:fill="auto"/>
+          </w:tcPr>
+          <w:p>
+            <w:pPr>
+              <w:jc w:val="left"/>
+              <w:rPr>
+                <w:rFonts w:eastAsia="NanumSquare"/>
+              </w:rPr>
+            </w:pPr>
+            <w:proofErr w:type="spellStart"/>
+            <w:r>
+              <w:rPr>
+                <w:rFonts w:eastAsia="NanumSquare"/>
+              </w:rPr>
+              <w:t>Zemax</w:t>
+            </w:r>
+            <w:proofErr w:type="spellEnd"/>
+            <w:r>
+              <w:rPr>
+                <w:rFonts w:eastAsia="NanumSquare"/>
+              </w:rPr>
+              <w:t xml:space="preserve"> based optical system design, </w:t>
+            </w:r>
+            <w:r>
+              <w:rPr>
+                <w:rFonts w:eastAsia="NanumSquare" w:hint="eastAsia"/>
+              </w:rPr>
+              <w:t>M</w:t>
+            </w:r>
+            <w:r>
+              <w:rPr>
+                <w:rFonts w:eastAsia="NanumSquare"/>
+              </w:rPr>
+              <w:t>ultimodal optical system configuration. E</w:t>
+            </w:r>
+            <w:r>
+              <w:rPr>
+                <w:rFonts w:eastAsia="NanumSquare"/>
+              </w:rPr>
+              <w:t>pifluorescence</w:t>
+            </w:r>
+            <w:r>
+              <w:rPr>
+                <w:rFonts w:eastAsia="NanumSquare"/>
+              </w:rPr>
+              <w:t xml:space="preserve">, TIRF microscopy, Confocal microscopy, Single molecule microscopy, </w:t>
+            </w:r>
+            <w:r>
+              <w:rPr>
+                <w:rFonts w:eastAsia="NanumSquare" w:hint="eastAsia"/>
+              </w:rPr>
+              <w:t>super</w:t>
+            </w:r>
+            <w:r>
+              <w:rPr>
+                <w:rFonts w:eastAsia="NanumSquare"/>
+              </w:rPr>
+              <w:t>-</w:t>
+            </w:r>
+            <w:r>
+              <w:rPr>
+                <w:rFonts w:eastAsia="NanumSquare" w:hint="eastAsia"/>
+              </w:rPr>
+              <w:t xml:space="preserve">resolution </w:t>
+            </w:r>
+            <w:r>
+              <w:rPr>
+                <w:rFonts w:eastAsia="NanumSquare"/>
+              </w:rPr>
+              <w:t>microscopy, Transmitted/scanning electron microscopy</w:t>
+            </w:r>
+          </w:p>
+        </w:tc>
+      </w:tr>
+    </w:tbl>
+    <w:p>
+      <w:pPr>
+        <w:rPr>
+          <w:rFonts w:eastAsia="NanumSquare"/>
+        </w:rPr>
+      </w:pPr>
+    </w:p>
+    <w:tbl>
+      <w:tblPr>
+        <w:tblStyle w:val="TableGrid"/>
+        <w:tblW w:w="0" w:type="auto"/>
+        <w:tblBorders>
+          <w:top w:val="none" w:sz="0" w:space="0" w:color="auto"/>
+          <w:left w:val="none" w:sz="0" w:space="0" w:color="auto"/>
+          <w:bottom w:val="none" w:sz="0" w:space="0" w:color="auto"/>
+          <w:right w:val="none" w:sz="0" w:space="0" w:color="auto"/>
+          <w:insideH w:val="none" w:sz="0" w:space="0" w:color="auto"/>
+          <w:insideV w:val="none" w:sz="0" w:space="0" w:color="auto"/>
+        </w:tblBorders>
+        <w:tblLook w:val="04A0" w:firstRow="1" w:lastRow="0" w:firstColumn="1" w:lastColumn="0" w:noHBand="0" w:noVBand="1"/>
+      </w:tblPr>
+      <w:tblGrid>
+        <w:gridCol w:w="9350"/>
+      </w:tblGrid>
+      <w:tr>
+        <w:tc>
+          <w:tcPr>
+            <w:tcW w:w="9350" w:type="dxa"/>
+            <w:tcBorders>
+              <w:bottom w:val="single" w:sz="4" w:space="0" w:color="000000" w:themeColor="text1"/>
+            </w:tcBorders>
+            <w:shd w:val="clear" w:color="auto" w:fill="auto"/>
+          </w:tcPr>
+          <w:p>
+            <w:r>
+              <w:rPr>
+                <w:rFonts w:ascii="NanumSquare Bold" w:eastAsia="NanumSquare Bold" w:hAnsi="NanumSquare Bold" w:hint="eastAsia"/>
+                <w:sz w:val="28"/>
+              </w:rPr>
               <w:lastRenderedPageBreak/>
               <w:t>강의</w:t>
             </w:r>
@@ -18479,8 +18903,8 @@
     </w:tbl>
     <w:p/>
     <w:sectPr>
-      <w:headerReference w:type="default" r:id="rId26"/>
-      <w:footerReference w:type="default" r:id="rId27"/>
+      <w:headerReference w:type="default" r:id="rId27"/>
+      <w:footerReference w:type="default" r:id="rId28"/>
       <w:pgSz w:w="12240" w:h="15840"/>
       <w:pgMar w:top="1440" w:right="1440" w:bottom="1440" w:left="1440" w:header="708" w:footer="708" w:gutter="0"/>
       <w:cols w:space="708"/>
